--- a/Notes/mid-term-CheatSheet.docx
+++ b/Notes/mid-term-CheatSheet.docx
@@ -7256,551 +7256,195 @@
           <w:rFonts w:ascii="Times New Roman" w:hAnsi="Times New Roman" w:cs="Times New Roman"/>
           <w:noProof/>
           <w:highlight w:val="magenta"/>
-          <w:lang w:val="en-US"/>
-        </w:rPr>
-        <w:t>Key Financial Data</w:t>
+        </w:rPr>
+        <w:t>Key Financial Data.</w:t>
       </w:r>
       <w:r>
         <w:rPr>
           <w:rFonts w:ascii="Times New Roman" w:hAnsi="Times New Roman" w:cs="Times New Roman"/>
           <w:noProof/>
-          <w:highlight w:val="magenta"/>
-          <w:lang w:val="en-US"/>
-        </w:rPr>
-        <w:t>.</w:t>
+        </w:rPr>
+        <w:t xml:space="preserve"> sales, gross profit, EBITDA, EBIT, and net income</w:t>
+      </w:r>
+      <w:r>
+        <w:rPr>
+          <w:rFonts w:ascii="Times New Roman" w:hAnsi="Times New Roman" w:cs="Times New Roman" w:hint="eastAsia"/>
+          <w:noProof/>
+        </w:rPr>
+        <w:t>;</w:t>
       </w:r>
       <w:r>
         <w:rPr>
           <w:rFonts w:ascii="Times New Roman" w:hAnsi="Times New Roman" w:cs="Times New Roman"/>
           <w:noProof/>
-          <w:lang w:val="en-US"/>
-        </w:rPr>
-        <w:t xml:space="preserve"> sales, gross profit, EBITDA, EBIT, and net income</w:t>
+        </w:rPr>
+        <w:t xml:space="preserve"> </w:t>
+      </w:r>
+      <w:r>
+        <w:rPr>
+          <w:rFonts w:ascii="Times New Roman" w:hAnsi="Times New Roman" w:cs="Times New Roman"/>
+          <w:noProof/>
+          <w:highlight w:val="yellow"/>
+        </w:rPr>
+        <w:t>Profitability:</w:t>
+      </w:r>
+      <w:r>
+        <w:rPr>
+          <w:rFonts w:ascii="Times New Roman" w:hAnsi="Times New Roman" w:cs="Times New Roman"/>
+          <w:noProof/>
+        </w:rPr>
+        <w:t xml:space="preserve"> </w:t>
       </w:r>
       <w:r>
         <w:rPr>
           <w:rFonts w:ascii="Times New Roman" w:hAnsi="Times New Roman" w:cs="Times New Roman" w:hint="eastAsia"/>
           <w:noProof/>
-          <w:lang w:val="en-US"/>
-        </w:rPr>
-        <w:t>;</w:t>
+        </w:rPr>
+        <w:t>Sales</w:t>
       </w:r>
       <w:r>
         <w:rPr>
           <w:rFonts w:ascii="Times New Roman" w:hAnsi="Times New Roman" w:cs="Times New Roman"/>
           <w:noProof/>
-          <w:lang w:val="en-US"/>
-        </w:rPr>
-        <w:t xml:space="preserve"> </w:t>
+        </w:rPr>
+        <w:t>, Gross profit (Usually expressed as percentage of sales), EBITDA (Earnings Before Interest, Taxes, Depreciation and Amortization), EBIT, Gross Profit Margin (</w:t>
+      </w:r>
+      <w:r>
+        <w:rPr>
+          <w:rFonts w:ascii="KaiTi" w:eastAsia="KaiTi" w:hAnsi="KaiTi" w:cs="Times New Roman" w:hint="eastAsia"/>
+          <w:noProof/>
+        </w:rPr>
+        <w:t>毛利率</w:t>
       </w:r>
       <w:r>
         <w:rPr>
           <w:rFonts w:ascii="Times New Roman" w:hAnsi="Times New Roman" w:cs="Times New Roman"/>
           <w:noProof/>
+        </w:rPr>
+        <w:t>) and Net Income Margins (</w:t>
+      </w:r>
+      <w:r>
+        <w:rPr>
+          <w:rFonts w:ascii="KaiTi" w:eastAsia="KaiTi" w:hAnsi="KaiTi" w:cs="Times New Roman" w:hint="eastAsia"/>
+          <w:noProof/>
+        </w:rPr>
+        <w:t>净利率</w:t>
+      </w:r>
+      <w:r>
+        <w:rPr>
+          <w:rFonts w:ascii="Times New Roman" w:hAnsi="Times New Roman" w:cs="Times New Roman"/>
+          <w:noProof/>
+        </w:rPr>
+        <w:t xml:space="preserve">). </w:t>
+      </w:r>
+      <w:r>
+        <w:rPr>
+          <w:rFonts w:ascii="Times New Roman" w:hAnsi="Times New Roman" w:cs="Times New Roman"/>
+          <w:noProof/>
           <w:highlight w:val="yellow"/>
-          <w:lang w:val="en-US"/>
-        </w:rPr>
-        <w:t>Profitability:</w:t>
+        </w:rPr>
+        <w:t>Growth Profile:</w:t>
       </w:r>
       <w:r>
         <w:rPr>
           <w:rFonts w:ascii="Times New Roman" w:hAnsi="Times New Roman" w:cs="Times New Roman"/>
           <w:noProof/>
-          <w:lang w:val="en-US"/>
-        </w:rPr>
-        <w:t xml:space="preserve"> </w:t>
+        </w:rPr>
+        <w:t xml:space="preserve"> Historical and estimated growth rates. Compound annual growth rates (CAGRs </w:t>
+      </w:r>
+      <w:r>
+        <w:rPr>
+          <w:rFonts w:ascii="KaiTi" w:eastAsia="KaiTi" w:hAnsi="KaiTi" w:cs="Times New Roman" w:hint="eastAsia"/>
+          <w:noProof/>
+        </w:rPr>
+        <w:t>复合年增长率</w:t>
       </w:r>
       <w:r>
         <w:rPr>
           <w:rFonts w:ascii="Times New Roman" w:hAnsi="Times New Roman" w:cs="Times New Roman" w:hint="eastAsia"/>
           <w:noProof/>
-          <w:lang w:val="en-US"/>
-        </w:rPr>
-        <w:t>Sales</w:t>
+        </w:rPr>
+        <w:t>)</w:t>
       </w:r>
       <w:r>
         <w:rPr>
           <w:rFonts w:ascii="Times New Roman" w:hAnsi="Times New Roman" w:cs="Times New Roman"/>
           <w:noProof/>
-          <w:lang w:val="en-US"/>
-        </w:rPr>
-        <w:t xml:space="preserve">, </w:t>
+        </w:rPr>
+        <w:t xml:space="preserve">. </w:t>
       </w:r>
       <w:r>
         <w:rPr>
           <w:rFonts w:ascii="Times New Roman" w:hAnsi="Times New Roman" w:cs="Times New Roman"/>
           <w:noProof/>
-          <w:lang w:val="en-US"/>
-        </w:rPr>
-        <w:t>Gross profit</w:t>
+          <w:highlight w:val="yellow"/>
+        </w:rPr>
+        <w:t>Return on Invest</w:t>
       </w:r>
       <w:r>
         <w:rPr>
           <w:rFonts w:ascii="Times New Roman" w:hAnsi="Times New Roman" w:cs="Times New Roman"/>
           <w:noProof/>
-          <w:lang w:val="en-US"/>
-        </w:rPr>
-        <w:t xml:space="preserve"> (</w:t>
+          <w:highlight w:val="yellow"/>
+        </w:rPr>
+        <w:t>-</w:t>
       </w:r>
       <w:r>
         <w:rPr>
           <w:rFonts w:ascii="Times New Roman" w:hAnsi="Times New Roman" w:cs="Times New Roman"/>
           <w:noProof/>
-          <w:lang w:val="en-US"/>
-        </w:rPr>
-        <w:t>Usually expressed as percentage of sales</w:t>
+          <w:highlight w:val="yellow"/>
+        </w:rPr>
+        <w:t>ment:</w:t>
       </w:r>
       <w:r>
         <w:rPr>
           <w:rFonts w:ascii="Times New Roman" w:hAnsi="Times New Roman" w:cs="Times New Roman"/>
           <w:noProof/>
-          <w:lang w:val="en-US"/>
-        </w:rPr>
-        <w:t>)</w:t>
+        </w:rPr>
+        <w:t xml:space="preserve"> ROIC (Return on Invested Capital=</w:t>
       </w:r>
       <w:r>
         <w:rPr>
           <w:rFonts w:ascii="Times New Roman" w:hAnsi="Times New Roman" w:cs="Times New Roman"/>
           <w:noProof/>
-          <w:lang w:val="en-US"/>
-        </w:rPr>
-        <w:t>, EBITDA</w:t>
+        </w:rPr>
+        <w:t xml:space="preserve"> </w:t>
       </w:r>
       <w:r>
         <w:rPr>
           <w:rFonts w:ascii="Times New Roman" w:hAnsi="Times New Roman" w:cs="Times New Roman"/>
           <w:noProof/>
-          <w:lang w:val="en-US"/>
-        </w:rPr>
-        <w:t xml:space="preserve"> (</w:t>
+        </w:rPr>
+        <w:t>EBIT/(Average Equity+Debt)), ROE (Return on Equity=Net Income/</w:t>
       </w:r>
       <w:r>
         <w:rPr>
           <w:rFonts w:ascii="Times New Roman" w:hAnsi="Times New Roman" w:cs="Times New Roman"/>
           <w:noProof/>
-          <w:lang w:val="en-US"/>
-        </w:rPr>
-        <w:t>Earnings Before Interest, Taxes, Depreciation and</w:t>
+        </w:rPr>
+        <w:t xml:space="preserve"> </w:t>
       </w:r>
       <w:r>
         <w:rPr>
           <w:rFonts w:ascii="Times New Roman" w:hAnsi="Times New Roman" w:cs="Times New Roman"/>
           <w:noProof/>
-          <w:lang w:val="en-US"/>
-        </w:rPr>
-        <w:t xml:space="preserve"> </w:t>
+        </w:rPr>
+        <w:t>Average</w:t>
+      </w:r>
+      <w:r>
+        <w:rPr>
+          <w:rFonts w:ascii="Times New Roman" w:hAnsi="Times New Roman" w:cs="Times New Roman" w:hint="eastAsia"/>
+          <w:noProof/>
+        </w:rPr>
+        <w:t xml:space="preserve"> Shareholder</w:t>
       </w:r>
       <w:r>
         <w:rPr>
           <w:rFonts w:ascii="Times New Roman" w:hAnsi="Times New Roman" w:cs="Times New Roman"/>
           <w:noProof/>
-          <w:lang w:val="en-US"/>
-        </w:rPr>
-        <w:t>Amortization</w:t>
-      </w:r>
-      <w:r>
-        <w:rPr>
-          <w:rFonts w:ascii="Times New Roman" w:hAnsi="Times New Roman" w:cs="Times New Roman"/>
-          <w:noProof/>
-          <w:lang w:val="en-US"/>
-        </w:rPr>
-        <w:t>)</w:t>
-      </w:r>
-      <w:r>
-        <w:rPr>
-          <w:rFonts w:ascii="Times New Roman" w:hAnsi="Times New Roman" w:cs="Times New Roman"/>
-          <w:noProof/>
-          <w:lang w:val="en-US"/>
-        </w:rPr>
-        <w:t xml:space="preserve">, EBIT, </w:t>
-      </w:r>
-      <w:r>
-        <w:rPr>
-          <w:rFonts w:ascii="Times New Roman" w:hAnsi="Times New Roman" w:cs="Times New Roman"/>
-          <w:noProof/>
-          <w:lang w:val="en-US"/>
-        </w:rPr>
-        <w:t>Gross Profit Margin (</w:t>
-      </w:r>
-      <w:r>
-        <w:rPr>
-          <w:rFonts w:ascii="KaiTi" w:eastAsia="KaiTi" w:hAnsi="KaiTi" w:cs="Times New Roman" w:hint="eastAsia"/>
-          <w:noProof/>
-          <w:lang w:val="en-US"/>
-        </w:rPr>
-        <w:t>毛利率</w:t>
-      </w:r>
-      <w:r>
-        <w:rPr>
-          <w:rFonts w:ascii="Times New Roman" w:hAnsi="Times New Roman" w:cs="Times New Roman"/>
-          <w:noProof/>
-          <w:lang w:val="en-US"/>
-        </w:rPr>
-        <w:t>) and N</w:t>
-      </w:r>
-      <w:r>
-        <w:rPr>
-          <w:rFonts w:ascii="Times New Roman" w:hAnsi="Times New Roman" w:cs="Times New Roman"/>
-          <w:noProof/>
-          <w:lang w:val="en-US"/>
-        </w:rPr>
-        <w:t>et</w:t>
-      </w:r>
-      <w:r>
-        <w:rPr>
-          <w:rFonts w:ascii="Times New Roman" w:hAnsi="Times New Roman" w:cs="Times New Roman"/>
-          <w:noProof/>
-          <w:lang w:val="en-US"/>
-        </w:rPr>
-        <w:t xml:space="preserve"> I</w:t>
-      </w:r>
-      <w:r>
-        <w:rPr>
-          <w:rFonts w:ascii="Times New Roman" w:hAnsi="Times New Roman" w:cs="Times New Roman"/>
-          <w:noProof/>
-          <w:lang w:val="en-US"/>
-        </w:rPr>
-        <w:t xml:space="preserve">ncome </w:t>
-      </w:r>
-      <w:r>
-        <w:rPr>
-          <w:rFonts w:ascii="Times New Roman" w:hAnsi="Times New Roman" w:cs="Times New Roman"/>
-          <w:noProof/>
-          <w:lang w:val="en-US"/>
-        </w:rPr>
-        <w:t>M</w:t>
-      </w:r>
-      <w:r>
-        <w:rPr>
-          <w:rFonts w:ascii="Times New Roman" w:hAnsi="Times New Roman" w:cs="Times New Roman"/>
-          <w:noProof/>
-          <w:lang w:val="en-US"/>
-        </w:rPr>
-        <w:t>argins</w:t>
-      </w:r>
-      <w:r>
-        <w:rPr>
-          <w:rFonts w:ascii="Times New Roman" w:hAnsi="Times New Roman" w:cs="Times New Roman"/>
-          <w:noProof/>
-          <w:lang w:val="en-US"/>
-        </w:rPr>
-        <w:t xml:space="preserve"> (</w:t>
-      </w:r>
-      <w:r>
-        <w:rPr>
-          <w:rFonts w:ascii="KaiTi" w:eastAsia="KaiTi" w:hAnsi="KaiTi" w:cs="Times New Roman" w:hint="eastAsia"/>
-          <w:noProof/>
-          <w:lang w:val="en-US"/>
-        </w:rPr>
-        <w:t>净利率</w:t>
-      </w:r>
-      <w:r>
-        <w:rPr>
-          <w:rFonts w:ascii="Times New Roman" w:hAnsi="Times New Roman" w:cs="Times New Roman"/>
-          <w:noProof/>
-          <w:lang w:val="en-US"/>
-        </w:rPr>
-        <w:t xml:space="preserve">). </w:t>
-      </w:r>
-      <w:r>
-        <w:rPr>
-          <w:rFonts w:ascii="Times New Roman" w:hAnsi="Times New Roman" w:cs="Times New Roman"/>
-          <w:noProof/>
-          <w:highlight w:val="yellow"/>
-          <w:lang w:val="en-US"/>
-        </w:rPr>
-        <w:t>Growth Profile:</w:t>
-      </w:r>
-      <w:r>
-        <w:rPr>
-          <w:rFonts w:ascii="Times New Roman" w:hAnsi="Times New Roman" w:cs="Times New Roman"/>
-          <w:noProof/>
-          <w:lang w:val="en-US"/>
-        </w:rPr>
-        <w:t xml:space="preserve"> </w:t>
-      </w:r>
-      <w:r>
-        <w:rPr>
-          <w:rFonts w:ascii="Times New Roman" w:hAnsi="Times New Roman" w:cs="Times New Roman"/>
-          <w:noProof/>
-          <w:lang w:val="en-US"/>
-        </w:rPr>
-        <w:t>Historical and estimated growth rates</w:t>
-      </w:r>
-      <w:r>
-        <w:rPr>
-          <w:rFonts w:ascii="Times New Roman" w:hAnsi="Times New Roman" w:cs="Times New Roman"/>
-          <w:noProof/>
-          <w:lang w:val="en-US"/>
-        </w:rPr>
-        <w:t xml:space="preserve">. </w:t>
-      </w:r>
-      <w:r>
-        <w:rPr>
-          <w:rFonts w:ascii="Times New Roman" w:hAnsi="Times New Roman" w:cs="Times New Roman"/>
-          <w:noProof/>
-          <w:lang w:val="en-US"/>
-        </w:rPr>
-        <w:t>Compound annual growth rates (CAGRs</w:t>
-      </w:r>
-      <w:r>
-        <w:rPr>
-          <w:rFonts w:ascii="Times New Roman" w:hAnsi="Times New Roman" w:cs="Times New Roman"/>
-          <w:noProof/>
-          <w:lang w:val="en-US"/>
-        </w:rPr>
-        <w:t xml:space="preserve"> </w:t>
-      </w:r>
-      <w:r>
-        <w:rPr>
-          <w:rFonts w:ascii="KaiTi" w:eastAsia="KaiTi" w:hAnsi="KaiTi" w:cs="Times New Roman" w:hint="eastAsia"/>
-          <w:noProof/>
-          <w:lang w:val="en-US"/>
-        </w:rPr>
-        <w:t>复合年增长率</w:t>
-      </w:r>
-      <w:r>
-        <w:rPr>
-          <w:rFonts w:ascii="Times New Roman" w:hAnsi="Times New Roman" w:cs="Times New Roman" w:hint="eastAsia"/>
-          <w:noProof/>
-          <w:lang w:val="en-US"/>
-        </w:rPr>
-        <w:t>)</w:t>
-      </w:r>
-      <w:r>
-        <w:rPr>
-          <w:rFonts w:ascii="Times New Roman" w:hAnsi="Times New Roman" w:cs="Times New Roman"/>
-          <w:noProof/>
-          <w:lang w:val="en-US"/>
-        </w:rPr>
-        <w:t xml:space="preserve">. </w:t>
-      </w:r>
-      <w:r>
-        <w:rPr>
-          <w:rFonts w:ascii="Times New Roman" w:hAnsi="Times New Roman" w:cs="Times New Roman"/>
-          <w:noProof/>
-          <w:highlight w:val="yellow"/>
-          <w:lang w:val="en-US"/>
-        </w:rPr>
-        <w:t>Return on Invest</w:t>
-      </w:r>
-      <w:r>
-        <w:rPr>
-          <w:rFonts w:ascii="Times New Roman" w:hAnsi="Times New Roman" w:cs="Times New Roman"/>
-          <w:noProof/>
-          <w:highlight w:val="yellow"/>
-          <w:lang w:val="en-US"/>
-        </w:rPr>
-        <w:t>-</w:t>
-      </w:r>
-      <w:r>
-        <w:rPr>
-          <w:rFonts w:ascii="Times New Roman" w:hAnsi="Times New Roman" w:cs="Times New Roman"/>
-          <w:noProof/>
-          <w:highlight w:val="yellow"/>
-          <w:lang w:val="en-US"/>
-        </w:rPr>
-        <w:t>ment:</w:t>
-      </w:r>
-      <w:r>
-        <w:rPr>
-          <w:rFonts w:ascii="Times New Roman" w:hAnsi="Times New Roman" w:cs="Times New Roman"/>
-          <w:noProof/>
-          <w:lang w:val="en-US"/>
-        </w:rPr>
-        <w:t xml:space="preserve"> </w:t>
-      </w:r>
-      <w:r>
-        <w:rPr>
-          <w:rFonts w:ascii="Times New Roman" w:hAnsi="Times New Roman" w:cs="Times New Roman"/>
-          <w:noProof/>
-          <w:lang w:val="en-US"/>
-        </w:rPr>
-        <w:t>ROIC</w:t>
-      </w:r>
-      <w:r>
-        <w:rPr>
-          <w:rFonts w:ascii="Times New Roman" w:hAnsi="Times New Roman" w:cs="Times New Roman"/>
-          <w:noProof/>
-          <w:lang w:val="en-US"/>
-        </w:rPr>
-        <w:t xml:space="preserve"> (</w:t>
-      </w:r>
-      <w:r>
-        <w:rPr>
-          <w:rFonts w:ascii="Times New Roman" w:hAnsi="Times New Roman" w:cs="Times New Roman"/>
-          <w:noProof/>
-          <w:lang w:val="en-US"/>
-        </w:rPr>
-        <w:t>Return on Invested Capital</w:t>
-      </w:r>
-      <w:r>
-        <w:rPr>
-          <w:rFonts w:ascii="Times New Roman" w:hAnsi="Times New Roman" w:cs="Times New Roman"/>
-          <w:noProof/>
-          <w:lang w:val="en-US"/>
-        </w:rPr>
-        <w:t>=</w:t>
-      </w:r>
-      <w:r>
-        <w:rPr>
-          <w:rFonts w:ascii="Times New Roman" w:hAnsi="Times New Roman" w:cs="Times New Roman"/>
-          <w:noProof/>
-          <w:lang w:val="en-US"/>
-        </w:rPr>
-        <w:t xml:space="preserve"> </w:t>
-      </w:r>
-      <w:r>
-        <w:rPr>
-          <w:rFonts w:ascii="Times New Roman" w:hAnsi="Times New Roman" w:cs="Times New Roman"/>
-          <w:noProof/>
-          <w:lang w:val="en-US"/>
-        </w:rPr>
-        <w:t>EBIT/(Average Equity+Debt))</w:t>
-      </w:r>
-      <w:r>
-        <w:rPr>
-          <w:rFonts w:ascii="Times New Roman" w:hAnsi="Times New Roman" w:cs="Times New Roman"/>
-          <w:noProof/>
-          <w:lang w:val="en-US"/>
-        </w:rPr>
-        <w:t>, ROE</w:t>
-      </w:r>
-      <w:r>
-        <w:rPr>
-          <w:rFonts w:ascii="Times New Roman" w:hAnsi="Times New Roman" w:cs="Times New Roman"/>
-          <w:noProof/>
-          <w:lang w:val="en-US"/>
-        </w:rPr>
-        <w:t xml:space="preserve"> (</w:t>
-      </w:r>
-      <w:r>
-        <w:rPr>
-          <w:rFonts w:ascii="Times New Roman" w:hAnsi="Times New Roman" w:cs="Times New Roman"/>
-          <w:noProof/>
-          <w:lang w:val="en-US"/>
-        </w:rPr>
-        <w:t>Return on Equity</w:t>
-      </w:r>
-      <w:r>
-        <w:rPr>
-          <w:rFonts w:ascii="Times New Roman" w:hAnsi="Times New Roman" w:cs="Times New Roman"/>
-          <w:noProof/>
-          <w:lang w:val="en-US"/>
-        </w:rPr>
-        <w:t>=Net Income/</w:t>
-      </w:r>
-      <w:r>
-        <w:rPr>
-          <w:rFonts w:ascii="Times New Roman" w:hAnsi="Times New Roman" w:cs="Times New Roman"/>
-          <w:noProof/>
-          <w:lang w:val="en-US"/>
-        </w:rPr>
-        <w:t xml:space="preserve"> </w:t>
-      </w:r>
-      <w:r>
-        <w:rPr>
-          <w:rFonts w:ascii="Times New Roman" w:hAnsi="Times New Roman" w:cs="Times New Roman"/>
-          <w:noProof/>
-          <w:lang w:val="en-US"/>
-        </w:rPr>
-        <w:t>Average</w:t>
-      </w:r>
-      <w:r>
-        <w:rPr>
-          <w:rFonts w:ascii="Times New Roman" w:hAnsi="Times New Roman" w:cs="Times New Roman" w:hint="eastAsia"/>
-          <w:noProof/>
-          <w:lang w:val="en-US"/>
-        </w:rPr>
-        <w:t xml:space="preserve"> Shareholder</w:t>
-      </w:r>
-      <w:r>
-        <w:rPr>
-          <w:rFonts w:ascii="Times New Roman" w:hAnsi="Times New Roman" w:cs="Times New Roman"/>
-          <w:noProof/>
-          <w:lang w:val="en-US"/>
-        </w:rPr>
-        <w:t>’s Equity)</w:t>
-      </w:r>
-      <w:r>
-        <w:rPr>
-          <w:rFonts w:ascii="Times New Roman" w:hAnsi="Times New Roman" w:cs="Times New Roman"/>
-          <w:noProof/>
-          <w:lang w:val="en-US"/>
-        </w:rPr>
-        <w:t>, ROA</w:t>
-      </w:r>
-      <w:r>
-        <w:rPr>
-          <w:rFonts w:ascii="Times New Roman" w:hAnsi="Times New Roman" w:cs="Times New Roman"/>
-          <w:noProof/>
-          <w:lang w:val="en-US"/>
-        </w:rPr>
-        <w:t xml:space="preserve"> (</w:t>
-      </w:r>
-      <w:r>
-        <w:rPr>
-          <w:rFonts w:ascii="Times New Roman" w:hAnsi="Times New Roman" w:cs="Times New Roman"/>
-          <w:noProof/>
-          <w:lang w:val="en-US"/>
-        </w:rPr>
-        <w:t>Return on Assets</w:t>
-      </w:r>
-      <w:r>
-        <w:rPr>
-          <w:rFonts w:ascii="Times New Roman" w:hAnsi="Times New Roman" w:cs="Times New Roman"/>
-          <w:noProof/>
-          <w:lang w:val="en-US"/>
-        </w:rPr>
-        <w:t>=NI/Average Total Assets)</w:t>
-      </w:r>
-      <w:r>
-        <w:rPr>
-          <w:rFonts w:ascii="Times New Roman" w:hAnsi="Times New Roman" w:cs="Times New Roman"/>
-          <w:noProof/>
-          <w:lang w:val="en-US"/>
-        </w:rPr>
-        <w:t xml:space="preserve">, and </w:t>
-      </w:r>
-      <w:r>
-        <w:rPr>
-          <w:rFonts w:ascii="Times New Roman" w:hAnsi="Times New Roman" w:cs="Times New Roman"/>
-          <w:noProof/>
-          <w:lang w:val="en-US"/>
-        </w:rPr>
-        <w:t>D</w:t>
-      </w:r>
-      <w:r>
-        <w:rPr>
-          <w:rFonts w:ascii="Times New Roman" w:hAnsi="Times New Roman" w:cs="Times New Roman"/>
-          <w:noProof/>
-          <w:lang w:val="en-US"/>
-        </w:rPr>
-        <w:t xml:space="preserve">ividend </w:t>
-      </w:r>
-      <w:r>
-        <w:rPr>
-          <w:rFonts w:ascii="Times New Roman" w:hAnsi="Times New Roman" w:cs="Times New Roman"/>
-          <w:noProof/>
-          <w:lang w:val="en-US"/>
-        </w:rPr>
-        <w:t>Y</w:t>
-      </w:r>
-      <w:r>
-        <w:rPr>
-          <w:rFonts w:ascii="Times New Roman" w:hAnsi="Times New Roman" w:cs="Times New Roman"/>
-          <w:noProof/>
-          <w:lang w:val="en-US"/>
-        </w:rPr>
-        <w:t>ield</w:t>
-      </w:r>
-      <w:r>
-        <w:rPr>
-          <w:rFonts w:ascii="Times New Roman" w:hAnsi="Times New Roman" w:cs="Times New Roman"/>
-          <w:noProof/>
-          <w:lang w:val="en-US"/>
-        </w:rPr>
-        <w:t xml:space="preserve"> (Most Recent Quarterly Dividend Per Share*4/Current Share Price). </w:t>
+        </w:rPr>
+        <w:t xml:space="preserve">’s Equity), ROA (Return on Assets=NI/Average Total Assets), and Dividend Yield (Most Recent Quarterly Dividend Per Share*4/Current Share Price). </w:t>
       </w:r>
       <w:r>
         <w:rPr>
@@ -10269,81 +9913,6 @@
       </w:r>
       <w:r>
         <w:rPr>
-          <w:rFonts w:ascii="Times New Roman" w:eastAsia="KaiTi" w:hAnsi="Times New Roman" w:cs="Times New Roman"/>
-          <w:noProof/>
-          <w:lang w:val="en-US"/>
-        </w:rPr>
-        <w:drawing>
-          <wp:anchor distT="0" distB="0" distL="114300" distR="114300" simplePos="0" relativeHeight="251664384" behindDoc="1" locked="0" layoutInCell="1" allowOverlap="1" wp14:anchorId="2C9DC482" wp14:editId="3B888133">
-            <wp:simplePos x="0" y="0"/>
-            <wp:positionH relativeFrom="column">
-              <wp:posOffset>10160</wp:posOffset>
-            </wp:positionH>
-            <wp:positionV relativeFrom="paragraph">
-              <wp:posOffset>994410</wp:posOffset>
-            </wp:positionV>
-            <wp:extent cx="3215640" cy="1891030"/>
-            <wp:effectExtent l="12700" t="12700" r="10160" b="13970"/>
-            <wp:wrapTight wrapText="bothSides">
-              <wp:wrapPolygon edited="0">
-                <wp:start x="-85" y="-145"/>
-                <wp:lineTo x="-85" y="21615"/>
-                <wp:lineTo x="21583" y="21615"/>
-                <wp:lineTo x="21583" y="-145"/>
-                <wp:lineTo x="-85" y="-145"/>
-              </wp:wrapPolygon>
-            </wp:wrapTight>
-            <wp:docPr id="5" name="Picture 5"/>
-            <wp:cNvGraphicFramePr>
-              <a:graphicFrameLocks xmlns:a="http://schemas.openxmlformats.org/drawingml/2006/main" noChangeAspect="1"/>
-            </wp:cNvGraphicFramePr>
-            <a:graphic xmlns:a="http://schemas.openxmlformats.org/drawingml/2006/main">
-              <a:graphicData uri="http://schemas.openxmlformats.org/drawingml/2006/picture">
-                <pic:pic xmlns:pic="http://schemas.openxmlformats.org/drawingml/2006/picture">
-                  <pic:nvPicPr>
-                    <pic:cNvPr id="1" name=""/>
-                    <pic:cNvPicPr/>
-                  </pic:nvPicPr>
-                  <pic:blipFill>
-                    <a:blip r:embed="rId8" cstate="print">
-                      <a:extLst>
-                        <a:ext uri="{28A0092B-C50C-407E-A947-70E740481C1C}">
-                          <a14:useLocalDpi xmlns:a14="http://schemas.microsoft.com/office/drawing/2010/main" val="0"/>
-                        </a:ext>
-                      </a:extLst>
-                    </a:blip>
-                    <a:stretch>
-                      <a:fillRect/>
-                    </a:stretch>
-                  </pic:blipFill>
-                  <pic:spPr>
-                    <a:xfrm>
-                      <a:off x="0" y="0"/>
-                      <a:ext cx="3215640" cy="1891030"/>
-                    </a:xfrm>
-                    <a:prstGeom prst="rect">
-                      <a:avLst/>
-                    </a:prstGeom>
-                    <a:ln>
-                      <a:solidFill>
-                        <a:schemeClr val="tx1"/>
-                      </a:solidFill>
-                    </a:ln>
-                  </pic:spPr>
-                </pic:pic>
-              </a:graphicData>
-            </a:graphic>
-            <wp14:sizeRelH relativeFrom="page">
-              <wp14:pctWidth>0</wp14:pctWidth>
-            </wp14:sizeRelH>
-            <wp14:sizeRelV relativeFrom="page">
-              <wp14:pctHeight>0</wp14:pctHeight>
-            </wp14:sizeRelV>
-          </wp:anchor>
-        </w:drawing>
-      </w:r>
-      <w:r>
-        <w:rPr>
           <w:rFonts w:ascii="Times New Roman" w:hAnsi="Times New Roman" w:cs="Times New Roman"/>
           <w:b/>
           <w:bCs/>
@@ -13680,7 +13249,6 @@
           <w:highlight w:val="red"/>
           <w:lang w:val="en-US"/>
         </w:rPr>
-        <w:lastRenderedPageBreak/>
         <w:t>7. Cross-Border Acquisition.</w:t>
       </w:r>
       <w:r>
@@ -14116,7 +13684,19 @@
           <w:u w:val="single"/>
           <w:lang w:val="en-US"/>
         </w:rPr>
-        <w:t>Fluctuating Exchange Rates</w:t>
+        <w:t xml:space="preserve">Fluctuating Exchange </w:t>
+      </w:r>
+      <w:r>
+        <w:rPr>
+          <w:rFonts w:ascii="Times New Roman" w:eastAsia="KaiTi" w:hAnsi="Times New Roman" w:cs="Times New Roman"/>
+          <w:i/>
+          <w:iCs/>
+          <w:noProof/>
+          <w:u w:val="single"/>
+          <w:lang w:val="en-US"/>
+        </w:rPr>
+        <w:lastRenderedPageBreak/>
+        <w:t>Rates</w:t>
       </w:r>
       <w:r>
         <w:rPr>
@@ -16336,18 +15916,18 @@
           <w:highlight w:val="red"/>
           <w:lang w:val="en-US"/>
         </w:rPr>
-        <w:t xml:space="preserve">8. </w:t>
-      </w:r>
-      <w:r>
-        <w:rPr>
-          <w:rFonts w:ascii="Times New Roman" w:eastAsia="KaiTi" w:hAnsi="Times New Roman" w:cs="Times New Roman"/>
+        <w:t>8. M&amp;A and Corporate Restructuring</w:t>
+      </w:r>
+      <w:r>
+        <w:rPr>
+          <w:rFonts w:ascii="Times New Roman" w:eastAsia="KaiTi" w:hAnsi="Times New Roman" w:cs="Times New Roman" w:hint="eastAsia"/>
           <w:b/>
           <w:bCs/>
           <w:noProof/>
           <w:highlight w:val="red"/>
           <w:lang w:val="en-US"/>
         </w:rPr>
-        <w:t>M&amp;A and Corporate</w:t>
+        <w:t>.</w:t>
       </w:r>
       <w:r>
         <w:rPr>
@@ -16355,7 +15935,6 @@
           <w:b/>
           <w:bCs/>
           <w:noProof/>
-          <w:highlight w:val="red"/>
           <w:lang w:val="en-US"/>
         </w:rPr>
         <w:t xml:space="preserve"> </w:t>
@@ -16366,21 +15945,21 @@
           <w:b/>
           <w:bCs/>
           <w:noProof/>
-          <w:highlight w:val="red"/>
-          <w:lang w:val="en-US"/>
-        </w:rPr>
-        <w:t>Restructuring</w:t>
-      </w:r>
-      <w:r>
-        <w:rPr>
-          <w:rFonts w:ascii="Times New Roman" w:eastAsia="KaiTi" w:hAnsi="Times New Roman" w:cs="Times New Roman" w:hint="eastAsia"/>
+          <w:highlight w:val="green"/>
+          <w:lang w:val="en-US"/>
+        </w:rPr>
+        <w:t xml:space="preserve">(1) </w:t>
+      </w:r>
+      <w:r>
+        <w:rPr>
+          <w:rFonts w:ascii="Times New Roman" w:eastAsia="KaiTi" w:hAnsi="Times New Roman" w:cs="Times New Roman"/>
           <w:b/>
           <w:bCs/>
           <w:noProof/>
-          <w:highlight w:val="red"/>
-          <w:lang w:val="en-US"/>
-        </w:rPr>
-        <w:t>.</w:t>
+          <w:highlight w:val="green"/>
+          <w:lang w:val="en-US"/>
+        </w:rPr>
+        <w:t>Corporate Financial Distress and Bankruptcy</w:t>
       </w:r>
       <w:r>
         <w:rPr>
@@ -16388,6 +15967,761 @@
           <w:b/>
           <w:bCs/>
           <w:noProof/>
+          <w:highlight w:val="green"/>
+          <w:lang w:val="en-US"/>
+        </w:rPr>
+        <w:t>.</w:t>
+      </w:r>
+      <w:r>
+        <w:rPr>
+          <w:rFonts w:ascii="Times New Roman" w:eastAsia="KaiTi" w:hAnsi="Times New Roman" w:cs="Times New Roman"/>
+          <w:noProof/>
+          <w:lang w:val="en-US"/>
+        </w:rPr>
+        <w:t xml:space="preserve"> </w:t>
+      </w:r>
+      <w:r>
+        <w:rPr>
+          <w:rFonts w:ascii="Times New Roman" w:eastAsia="KaiTi" w:hAnsi="Times New Roman" w:cs="Times New Roman"/>
+          <w:noProof/>
+          <w:lang w:val="en-US"/>
+        </w:rPr>
+        <w:t>Financial Distress</w:t>
+      </w:r>
+      <w:r>
+        <w:rPr>
+          <w:rFonts w:ascii="Times New Roman" w:eastAsia="KaiTi" w:hAnsi="Times New Roman" w:cs="Times New Roman" w:hint="eastAsia"/>
+          <w:noProof/>
+          <w:lang w:val="en-US"/>
+        </w:rPr>
+        <w:t>:</w:t>
+      </w:r>
+      <w:r>
+        <w:rPr>
+          <w:rFonts w:ascii="Times New Roman" w:eastAsia="KaiTi" w:hAnsi="Times New Roman" w:cs="Times New Roman"/>
+          <w:noProof/>
+          <w:lang w:val="en-US"/>
+        </w:rPr>
+        <w:t xml:space="preserve"> </w:t>
+      </w:r>
+      <w:r>
+        <w:rPr>
+          <w:rFonts w:ascii="Times New Roman" w:eastAsia="KaiTi" w:hAnsi="Times New Roman" w:cs="Times New Roman"/>
+          <w:noProof/>
+          <w:lang w:val="en-US"/>
+        </w:rPr>
+        <w:t>When a firm has difficulty meeting its debt</w:t>
+      </w:r>
+      <w:r>
+        <w:rPr>
+          <w:rFonts w:ascii="Times New Roman" w:eastAsia="KaiTi" w:hAnsi="Times New Roman" w:cs="Times New Roman"/>
+          <w:noProof/>
+          <w:lang w:val="en-US"/>
+        </w:rPr>
+        <w:t xml:space="preserve"> </w:t>
+      </w:r>
+      <w:r>
+        <w:rPr>
+          <w:rFonts w:ascii="Times New Roman" w:eastAsia="KaiTi" w:hAnsi="Times New Roman" w:cs="Times New Roman"/>
+          <w:noProof/>
+          <w:lang w:val="en-US"/>
+        </w:rPr>
+        <w:t>obligation</w:t>
+      </w:r>
+      <w:r>
+        <w:rPr>
+          <w:rFonts w:ascii="Times New Roman" w:eastAsia="KaiTi" w:hAnsi="Times New Roman" w:cs="Times New Roman"/>
+          <w:noProof/>
+          <w:lang w:val="en-US"/>
+        </w:rPr>
+        <w:t xml:space="preserve">. </w:t>
+      </w:r>
+      <w:r>
+        <w:rPr>
+          <w:rFonts w:ascii="Times New Roman" w:eastAsia="KaiTi" w:hAnsi="Times New Roman" w:cs="Times New Roman"/>
+          <w:noProof/>
+          <w:lang w:val="en-US"/>
+        </w:rPr>
+        <w:t>Bankruptcy</w:t>
+      </w:r>
+      <w:r>
+        <w:rPr>
+          <w:rFonts w:ascii="Times New Roman" w:eastAsia="KaiTi" w:hAnsi="Times New Roman" w:cs="Times New Roman"/>
+          <w:noProof/>
+          <w:lang w:val="en-US"/>
+        </w:rPr>
+        <w:t xml:space="preserve">: </w:t>
+      </w:r>
+      <w:r>
+        <w:rPr>
+          <w:rFonts w:ascii="Times New Roman" w:eastAsia="KaiTi" w:hAnsi="Times New Roman" w:cs="Times New Roman"/>
+          <w:noProof/>
+          <w:lang w:val="en-US"/>
+        </w:rPr>
+        <w:t>A firm is technically insolvent if it is unable to pay</w:t>
+      </w:r>
+      <w:r>
+        <w:rPr>
+          <w:rFonts w:ascii="Times New Roman" w:eastAsia="KaiTi" w:hAnsi="Times New Roman" w:cs="Times New Roman"/>
+          <w:noProof/>
+          <w:lang w:val="en-US"/>
+        </w:rPr>
+        <w:t xml:space="preserve"> </w:t>
+      </w:r>
+      <w:r>
+        <w:rPr>
+          <w:rFonts w:ascii="Times New Roman" w:eastAsia="KaiTi" w:hAnsi="Times New Roman" w:cs="Times New Roman"/>
+          <w:noProof/>
+          <w:lang w:val="en-US"/>
+        </w:rPr>
+        <w:t>its liabilities as they come due</w:t>
+      </w:r>
+      <w:r>
+        <w:rPr>
+          <w:rFonts w:ascii="Times New Roman" w:eastAsia="KaiTi" w:hAnsi="Times New Roman" w:cs="Times New Roman"/>
+          <w:noProof/>
+          <w:lang w:val="en-US"/>
+        </w:rPr>
+        <w:t xml:space="preserve">. </w:t>
+      </w:r>
+      <w:r>
+        <w:rPr>
+          <w:rFonts w:ascii="Times New Roman" w:eastAsia="KaiTi" w:hAnsi="Times New Roman" w:cs="Times New Roman"/>
+          <w:i/>
+          <w:iCs/>
+          <w:noProof/>
+          <w:highlight w:val="cyan"/>
+          <w:u w:val="single"/>
+          <w:lang w:val="en-US"/>
+        </w:rPr>
+        <w:t>Financial distress cost.</w:t>
+      </w:r>
+      <w:r>
+        <w:rPr>
+          <w:rFonts w:ascii="Times New Roman" w:eastAsia="KaiTi" w:hAnsi="Times New Roman" w:cs="Times New Roman"/>
+          <w:noProof/>
+          <w:lang w:val="en-US"/>
+        </w:rPr>
+        <w:t xml:space="preserve"> </w:t>
+      </w:r>
+      <w:r>
+        <w:rPr>
+          <w:rFonts w:ascii="Times New Roman" w:eastAsia="KaiTi" w:hAnsi="Times New Roman" w:cs="Times New Roman" w:hint="eastAsia"/>
+          <w:noProof/>
+          <w:lang w:val="en-US"/>
+        </w:rPr>
+        <w:t>完美的无摩擦市场</w:t>
+      </w:r>
+      <w:r>
+        <w:rPr>
+          <w:rFonts w:ascii="Times New Roman" w:eastAsia="KaiTi" w:hAnsi="Times New Roman" w:cs="Times New Roman" w:hint="eastAsia"/>
+          <w:noProof/>
+          <w:lang w:val="en-US"/>
+        </w:rPr>
+        <w:t>破产无损失</w:t>
+      </w:r>
+      <w:r>
+        <w:rPr>
+          <w:rFonts w:ascii="Times New Roman" w:eastAsia="KaiTi" w:hAnsi="Times New Roman" w:cs="Times New Roman" w:hint="eastAsia"/>
+          <w:noProof/>
+          <w:lang w:val="en-US"/>
+        </w:rPr>
+        <w:t>,</w:t>
+      </w:r>
+      <w:r>
+        <w:rPr>
+          <w:rFonts w:ascii="Times New Roman" w:eastAsia="KaiTi" w:hAnsi="Times New Roman" w:cs="Times New Roman"/>
+          <w:noProof/>
+          <w:lang w:val="en-US"/>
+        </w:rPr>
+        <w:t xml:space="preserve"> </w:t>
+      </w:r>
+      <w:r>
+        <w:rPr>
+          <w:rFonts w:ascii="Times New Roman" w:eastAsia="KaiTi" w:hAnsi="Times New Roman" w:cs="Times New Roman" w:hint="eastAsia"/>
+          <w:noProof/>
+          <w:lang w:val="en-US"/>
+        </w:rPr>
+        <w:t>但实际不会</w:t>
+      </w:r>
+      <w:r>
+        <w:rPr>
+          <w:rFonts w:ascii="Times New Roman" w:eastAsia="KaiTi" w:hAnsi="Times New Roman" w:cs="Times New Roman" w:hint="eastAsia"/>
+          <w:noProof/>
+          <w:lang w:val="en-US"/>
+        </w:rPr>
+        <w:t>.</w:t>
+      </w:r>
+      <w:r>
+        <w:rPr>
+          <w:rFonts w:ascii="Times New Roman" w:eastAsia="KaiTi" w:hAnsi="Times New Roman" w:cs="Times New Roman"/>
+          <w:noProof/>
+          <w:lang w:val="en-US"/>
+        </w:rPr>
+        <w:t xml:space="preserve"> </w:t>
+      </w:r>
+      <w:r>
+        <w:rPr>
+          <w:rFonts w:ascii="Times New Roman" w:eastAsia="KaiTi" w:hAnsi="Times New Roman" w:cs="Times New Roman"/>
+          <w:noProof/>
+          <w:highlight w:val="magenta"/>
+          <w:lang w:val="en-US"/>
+        </w:rPr>
+        <w:t>Direct cost of bankruptcy</w:t>
+      </w:r>
+      <w:r>
+        <w:rPr>
+          <w:rFonts w:ascii="Times New Roman" w:eastAsia="KaiTi" w:hAnsi="Times New Roman" w:cs="Times New Roman"/>
+          <w:noProof/>
+          <w:highlight w:val="magenta"/>
+          <w:lang w:val="en-US"/>
+        </w:rPr>
+        <w:t>:</w:t>
+      </w:r>
+      <w:r>
+        <w:rPr>
+          <w:rFonts w:ascii="Times New Roman" w:eastAsia="KaiTi" w:hAnsi="Times New Roman" w:cs="Times New Roman"/>
+          <w:noProof/>
+          <w:lang w:val="en-US"/>
+        </w:rPr>
+        <w:t xml:space="preserve"> </w:t>
+      </w:r>
+      <w:r>
+        <w:rPr>
+          <w:rFonts w:ascii="Times New Roman" w:eastAsia="KaiTi" w:hAnsi="Times New Roman" w:cs="Times New Roman"/>
+          <w:noProof/>
+          <w:lang w:val="en-US"/>
+        </w:rPr>
+        <w:t>process is complex, time-consuming, and costly</w:t>
+      </w:r>
+      <w:r>
+        <w:rPr>
+          <w:rFonts w:ascii="Times New Roman" w:eastAsia="KaiTi" w:hAnsi="Times New Roman" w:cs="Times New Roman"/>
+          <w:noProof/>
+          <w:lang w:val="en-US"/>
+        </w:rPr>
+        <w:t xml:space="preserve"> (</w:t>
+      </w:r>
+      <w:r>
+        <w:rPr>
+          <w:rFonts w:ascii="Times New Roman" w:eastAsia="KaiTi" w:hAnsi="Times New Roman" w:cs="Times New Roman"/>
+          <w:noProof/>
+          <w:lang w:val="en-US"/>
+        </w:rPr>
+        <w:t>experts</w:t>
+      </w:r>
+      <w:r>
+        <w:rPr>
+          <w:rFonts w:ascii="Times New Roman" w:eastAsia="KaiTi" w:hAnsi="Times New Roman" w:cs="Times New Roman"/>
+          <w:noProof/>
+          <w:lang w:val="en-US"/>
+        </w:rPr>
+        <w:t>, creditors</w:t>
+      </w:r>
+      <w:r>
+        <w:rPr>
+          <w:rFonts w:ascii="Times New Roman" w:eastAsia="KaiTi" w:hAnsi="Times New Roman" w:cs="Times New Roman"/>
+          <w:noProof/>
+          <w:lang w:val="en-US"/>
+        </w:rPr>
+        <w:t>)</w:t>
+      </w:r>
+      <w:r>
+        <w:rPr>
+          <w:rFonts w:ascii="Times New Roman" w:eastAsia="KaiTi" w:hAnsi="Times New Roman" w:cs="Times New Roman"/>
+          <w:noProof/>
+          <w:lang w:val="en-US"/>
+        </w:rPr>
+        <w:t xml:space="preserve">. </w:t>
+      </w:r>
+      <w:r>
+        <w:rPr>
+          <w:rFonts w:ascii="Times New Roman" w:eastAsia="KaiTi" w:hAnsi="Times New Roman" w:cs="Times New Roman"/>
+          <w:noProof/>
+          <w:highlight w:val="magenta"/>
+          <w:lang w:val="en-US"/>
+        </w:rPr>
+        <w:t>Indirect cost of bankruptcy:</w:t>
+      </w:r>
+      <w:r>
+        <w:rPr>
+          <w:rFonts w:ascii="Times New Roman" w:eastAsia="KaiTi" w:hAnsi="Times New Roman" w:cs="Times New Roman"/>
+          <w:noProof/>
+          <w:lang w:val="en-US"/>
+        </w:rPr>
+        <w:t xml:space="preserve"> </w:t>
+      </w:r>
+      <w:r>
+        <w:rPr>
+          <w:rFonts w:ascii="Times New Roman" w:eastAsia="KaiTi" w:hAnsi="Times New Roman" w:cs="Times New Roman"/>
+          <w:noProof/>
+          <w:lang w:val="en-US"/>
+        </w:rPr>
+        <w:t>Customers</w:t>
+      </w:r>
+      <w:r>
+        <w:rPr>
+          <w:rFonts w:ascii="Times New Roman" w:eastAsia="KaiTi" w:hAnsi="Times New Roman" w:cs="Times New Roman"/>
+          <w:noProof/>
+          <w:lang w:val="en-US"/>
+        </w:rPr>
+        <w:t xml:space="preserve">, </w:t>
+      </w:r>
+      <w:r>
+        <w:rPr>
+          <w:rFonts w:ascii="Times New Roman" w:eastAsia="KaiTi" w:hAnsi="Times New Roman" w:cs="Times New Roman"/>
+          <w:noProof/>
+          <w:lang w:val="en-US"/>
+        </w:rPr>
+        <w:t>Suppliers</w:t>
+      </w:r>
+      <w:r>
+        <w:rPr>
+          <w:rFonts w:ascii="Times New Roman" w:eastAsia="KaiTi" w:hAnsi="Times New Roman" w:cs="Times New Roman"/>
+          <w:noProof/>
+          <w:lang w:val="en-US"/>
+        </w:rPr>
+        <w:t xml:space="preserve">, </w:t>
+      </w:r>
+      <w:r>
+        <w:rPr>
+          <w:rFonts w:ascii="Times New Roman" w:eastAsia="KaiTi" w:hAnsi="Times New Roman" w:cs="Times New Roman"/>
+          <w:noProof/>
+          <w:lang w:val="en-US"/>
+        </w:rPr>
+        <w:t>Employees</w:t>
+      </w:r>
+      <w:r>
+        <w:rPr>
+          <w:rFonts w:ascii="Times New Roman" w:eastAsia="KaiTi" w:hAnsi="Times New Roman" w:cs="Times New Roman"/>
+          <w:noProof/>
+          <w:lang w:val="en-US"/>
+        </w:rPr>
+        <w:t xml:space="preserve">, </w:t>
+      </w:r>
+      <w:r>
+        <w:rPr>
+          <w:rFonts w:ascii="Times New Roman" w:eastAsia="KaiTi" w:hAnsi="Times New Roman" w:cs="Times New Roman"/>
+          <w:noProof/>
+          <w:lang w:val="en-US"/>
+        </w:rPr>
+        <w:t>Receivables</w:t>
+      </w:r>
+      <w:r>
+        <w:rPr>
+          <w:rFonts w:ascii="Times New Roman" w:eastAsia="KaiTi" w:hAnsi="Times New Roman" w:cs="Times New Roman"/>
+          <w:noProof/>
+          <w:lang w:val="en-US"/>
+        </w:rPr>
+        <w:t>,</w:t>
+      </w:r>
+      <w:r>
+        <w:rPr>
+          <w:rFonts w:ascii="Times New Roman" w:eastAsia="KaiTi" w:hAnsi="Times New Roman" w:cs="Times New Roman"/>
+          <w:noProof/>
+          <w:lang w:val="en-US"/>
+        </w:rPr>
+        <w:t xml:space="preserve"> </w:t>
+      </w:r>
+      <w:r>
+        <w:rPr>
+          <w:rFonts w:ascii="Times New Roman" w:eastAsia="KaiTi" w:hAnsi="Times New Roman" w:cs="Times New Roman"/>
+          <w:noProof/>
+          <w:lang w:val="en-US"/>
+        </w:rPr>
+        <w:t>Fire Sale of Assets</w:t>
+      </w:r>
+      <w:r>
+        <w:rPr>
+          <w:rFonts w:ascii="Times New Roman" w:eastAsia="KaiTi" w:hAnsi="Times New Roman" w:cs="Times New Roman"/>
+          <w:noProof/>
+          <w:lang w:val="en-US"/>
+        </w:rPr>
+        <w:t xml:space="preserve">, </w:t>
+      </w:r>
+      <w:r>
+        <w:rPr>
+          <w:rFonts w:ascii="Times New Roman" w:eastAsia="KaiTi" w:hAnsi="Times New Roman" w:cs="Times New Roman"/>
+          <w:noProof/>
+          <w:lang w:val="en-US"/>
+        </w:rPr>
+        <w:t>Delayed Liquidation</w:t>
+      </w:r>
+      <w:r>
+        <w:rPr>
+          <w:rFonts w:ascii="Times New Roman" w:eastAsia="KaiTi" w:hAnsi="Times New Roman" w:cs="Times New Roman"/>
+          <w:noProof/>
+          <w:lang w:val="en-US"/>
+        </w:rPr>
+        <w:t xml:space="preserve">, </w:t>
+      </w:r>
+      <w:r>
+        <w:rPr>
+          <w:rFonts w:ascii="Times New Roman" w:eastAsia="KaiTi" w:hAnsi="Times New Roman" w:cs="Times New Roman"/>
+          <w:noProof/>
+          <w:lang w:val="en-US"/>
+        </w:rPr>
+        <w:t>Costs to Creditors</w:t>
+      </w:r>
+      <w:r>
+        <w:rPr>
+          <w:rFonts w:ascii="Times New Roman" w:eastAsia="KaiTi" w:hAnsi="Times New Roman" w:cs="Times New Roman"/>
+          <w:noProof/>
+          <w:lang w:val="en-US"/>
+        </w:rPr>
+        <w:t xml:space="preserve">. </w:t>
+      </w:r>
+      <w:r>
+        <w:rPr>
+          <w:rFonts w:ascii="Times New Roman" w:eastAsia="KaiTi" w:hAnsi="Times New Roman" w:cs="Times New Roman" w:hint="eastAsia"/>
+          <w:noProof/>
+          <w:lang w:val="en-US"/>
+        </w:rPr>
+        <w:t>成本太高</w:t>
+      </w:r>
+      <w:r>
+        <w:rPr>
+          <w:rFonts w:ascii="Times New Roman" w:eastAsia="KaiTi" w:hAnsi="Times New Roman" w:cs="Times New Roman" w:hint="eastAsia"/>
+          <w:noProof/>
+          <w:lang w:val="en-US"/>
+        </w:rPr>
+        <w:t>,</w:t>
+      </w:r>
+      <w:r>
+        <w:rPr>
+          <w:rFonts w:ascii="Times New Roman" w:eastAsia="KaiTi" w:hAnsi="Times New Roman" w:cs="Times New Roman"/>
+          <w:noProof/>
+          <w:lang w:val="en-US"/>
+        </w:rPr>
+        <w:t xml:space="preserve"> </w:t>
+      </w:r>
+      <w:r>
+        <w:rPr>
+          <w:rFonts w:ascii="Times New Roman" w:eastAsia="KaiTi" w:hAnsi="Times New Roman" w:cs="Times New Roman" w:hint="eastAsia"/>
+          <w:noProof/>
+          <w:lang w:val="en-US"/>
+        </w:rPr>
+        <w:t>需要协商</w:t>
+      </w:r>
+      <w:r>
+        <w:rPr>
+          <w:rFonts w:ascii="Times New Roman" w:eastAsia="KaiTi" w:hAnsi="Times New Roman" w:cs="Times New Roman" w:hint="eastAsia"/>
+          <w:noProof/>
+          <w:lang w:val="en-US"/>
+        </w:rPr>
+        <w:t>,</w:t>
+      </w:r>
+      <w:r>
+        <w:rPr>
+          <w:rFonts w:ascii="Times New Roman" w:eastAsia="KaiTi" w:hAnsi="Times New Roman" w:cs="Times New Roman"/>
+          <w:noProof/>
+          <w:lang w:val="en-US"/>
+        </w:rPr>
+        <w:t xml:space="preserve"> </w:t>
+      </w:r>
+      <w:r>
+        <w:rPr>
+          <w:rFonts w:ascii="Times New Roman" w:eastAsia="KaiTi" w:hAnsi="Times New Roman" w:cs="Times New Roman" w:hint="eastAsia"/>
+          <w:noProof/>
+          <w:lang w:val="en-US"/>
+        </w:rPr>
+        <w:t>不破产</w:t>
+      </w:r>
+      <w:r>
+        <w:rPr>
+          <w:rFonts w:ascii="Times New Roman" w:eastAsia="KaiTi" w:hAnsi="Times New Roman" w:cs="Times New Roman" w:hint="eastAsia"/>
+          <w:noProof/>
+          <w:lang w:val="en-US"/>
+        </w:rPr>
+        <w:t>,</w:t>
+      </w:r>
+      <w:r>
+        <w:rPr>
+          <w:rFonts w:ascii="Times New Roman" w:eastAsia="KaiTi" w:hAnsi="Times New Roman" w:cs="Times New Roman"/>
+          <w:noProof/>
+          <w:lang w:val="en-US"/>
+        </w:rPr>
+        <w:t xml:space="preserve"> </w:t>
+      </w:r>
+      <w:r>
+        <w:rPr>
+          <w:rFonts w:ascii="Times New Roman" w:eastAsia="KaiTi" w:hAnsi="Times New Roman" w:cs="Times New Roman" w:hint="eastAsia"/>
+          <w:noProof/>
+          <w:lang w:val="en-US"/>
+        </w:rPr>
+        <w:t>少损失</w:t>
+      </w:r>
+      <w:r>
+        <w:rPr>
+          <w:rFonts w:ascii="Times New Roman" w:eastAsia="KaiTi" w:hAnsi="Times New Roman" w:cs="Times New Roman" w:hint="eastAsia"/>
+          <w:noProof/>
+          <w:lang w:val="en-US"/>
+        </w:rPr>
+        <w:t>.</w:t>
+      </w:r>
+      <w:r>
+        <w:rPr>
+          <w:rFonts w:ascii="Times New Roman" w:eastAsia="KaiTi" w:hAnsi="Times New Roman" w:cs="Times New Roman"/>
+          <w:noProof/>
+          <w:lang w:val="en-US"/>
+        </w:rPr>
+        <w:t xml:space="preserve"> </w:t>
+      </w:r>
+      <w:r>
+        <w:rPr>
+          <w:rFonts w:ascii="Times New Roman" w:eastAsia="KaiTi" w:hAnsi="Times New Roman" w:cs="Times New Roman"/>
+          <w:i/>
+          <w:iCs/>
+          <w:noProof/>
+          <w:highlight w:val="cyan"/>
+          <w:u w:val="single"/>
+          <w:lang w:val="en-US"/>
+        </w:rPr>
+        <w:t>Resolu-tion.</w:t>
+      </w:r>
+      <w:r>
+        <w:rPr>
+          <w:rFonts w:ascii="Times New Roman" w:eastAsia="KaiTi" w:hAnsi="Times New Roman" w:cs="Times New Roman"/>
+          <w:noProof/>
+          <w:lang w:val="en-US"/>
+        </w:rPr>
+        <w:t xml:space="preserve"> </w:t>
+      </w:r>
+      <w:r>
+        <w:rPr>
+          <w:rFonts w:ascii="Times New Roman" w:eastAsia="KaiTi" w:hAnsi="Times New Roman" w:cs="Times New Roman"/>
+          <w:noProof/>
+          <w:highlight w:val="magenta"/>
+          <w:lang w:val="en-US"/>
+        </w:rPr>
+        <w:t>Out-of court procedures</w:t>
+      </w:r>
+      <w:r>
+        <w:rPr>
+          <w:rFonts w:ascii="Times New Roman" w:eastAsia="KaiTi" w:hAnsi="Times New Roman" w:cs="Times New Roman"/>
+          <w:noProof/>
+          <w:highlight w:val="magenta"/>
+          <w:lang w:val="en-US"/>
+        </w:rPr>
+        <w:t>:</w:t>
+      </w:r>
+      <w:r>
+        <w:rPr>
+          <w:rFonts w:ascii="Times New Roman" w:eastAsia="KaiTi" w:hAnsi="Times New Roman" w:cs="Times New Roman"/>
+          <w:noProof/>
+          <w:lang w:val="en-US"/>
+        </w:rPr>
+        <w:t xml:space="preserve"> </w:t>
+      </w:r>
+      <w:r>
+        <w:rPr>
+          <w:rFonts w:ascii="Times New Roman" w:eastAsia="KaiTi" w:hAnsi="Times New Roman" w:cs="Times New Roman"/>
+          <w:noProof/>
+          <w:highlight w:val="yellow"/>
+          <w:lang w:val="en-US"/>
+        </w:rPr>
+        <w:t>R</w:t>
+      </w:r>
+      <w:r>
+        <w:rPr>
+          <w:rFonts w:ascii="Times New Roman" w:eastAsia="KaiTi" w:hAnsi="Times New Roman" w:cs="Times New Roman"/>
+          <w:noProof/>
+          <w:highlight w:val="yellow"/>
+          <w:lang w:val="en-US"/>
+        </w:rPr>
+        <w:t>eorganization</w:t>
+      </w:r>
+      <w:r>
+        <w:rPr>
+          <w:rFonts w:ascii="Times New Roman" w:eastAsia="KaiTi" w:hAnsi="Times New Roman" w:cs="Times New Roman"/>
+          <w:noProof/>
+          <w:lang w:val="en-US"/>
+        </w:rPr>
+        <w:t>-</w:t>
+      </w:r>
+      <w:r>
+        <w:rPr>
+          <w:rFonts w:ascii="Times New Roman" w:eastAsia="KaiTi" w:hAnsi="Times New Roman" w:cs="Times New Roman"/>
+          <w:noProof/>
+          <w:lang w:val="en-US"/>
+        </w:rPr>
+        <w:t>Extension</w:t>
+      </w:r>
+      <w:r>
+        <w:rPr>
+          <w:rFonts w:ascii="Times New Roman" w:eastAsia="KaiTi" w:hAnsi="Times New Roman" w:cs="Times New Roman"/>
+          <w:noProof/>
+          <w:lang w:val="en-US"/>
+        </w:rPr>
+        <w:t>(</w:t>
+      </w:r>
+      <w:r>
+        <w:rPr>
+          <w:rFonts w:ascii="Times New Roman" w:eastAsia="KaiTi" w:hAnsi="Times New Roman" w:cs="Times New Roman" w:hint="eastAsia"/>
+          <w:noProof/>
+          <w:lang w:val="en-US"/>
+        </w:rPr>
+        <w:t>延期</w:t>
+      </w:r>
+      <w:r>
+        <w:rPr>
+          <w:rFonts w:ascii="Times New Roman" w:eastAsia="KaiTi" w:hAnsi="Times New Roman" w:cs="Times New Roman"/>
+          <w:noProof/>
+          <w:lang w:val="en-US"/>
+        </w:rPr>
+        <w:t>)</w:t>
+      </w:r>
+      <w:r>
+        <w:rPr>
+          <w:rFonts w:ascii="Times New Roman" w:eastAsia="KaiTi" w:hAnsi="Times New Roman" w:cs="Times New Roman" w:hint="eastAsia"/>
+          <w:noProof/>
+          <w:lang w:val="en-US"/>
+        </w:rPr>
+        <w:t>,</w:t>
+      </w:r>
+      <w:r>
+        <w:rPr>
+          <w:rFonts w:ascii="Times New Roman" w:eastAsia="KaiTi" w:hAnsi="Times New Roman" w:cs="Times New Roman"/>
+          <w:noProof/>
+          <w:lang w:val="en-US"/>
+        </w:rPr>
+        <w:t xml:space="preserve"> </w:t>
+      </w:r>
+      <w:r>
+        <w:rPr>
+          <w:rFonts w:ascii="Times New Roman" w:eastAsia="KaiTi" w:hAnsi="Times New Roman" w:cs="Times New Roman"/>
+          <w:noProof/>
+          <w:lang w:val="en-US"/>
+        </w:rPr>
+        <w:t>Composition</w:t>
+      </w:r>
+      <w:r>
+        <w:rPr>
+          <w:rFonts w:ascii="Times New Roman" w:eastAsia="KaiTi" w:hAnsi="Times New Roman" w:cs="Times New Roman"/>
+          <w:noProof/>
+          <w:lang w:val="en-US"/>
+        </w:rPr>
+        <w:t>(</w:t>
+      </w:r>
+      <w:r>
+        <w:rPr>
+          <w:rFonts w:ascii="Times New Roman" w:eastAsia="KaiTi" w:hAnsi="Times New Roman" w:cs="Times New Roman" w:hint="eastAsia"/>
+          <w:noProof/>
+          <w:lang w:val="en-US"/>
+        </w:rPr>
+        <w:t>重组</w:t>
+      </w:r>
+      <w:r>
+        <w:rPr>
+          <w:rFonts w:ascii="Times New Roman" w:eastAsia="KaiTi" w:hAnsi="Times New Roman" w:cs="Times New Roman"/>
+          <w:noProof/>
+          <w:lang w:val="en-US"/>
+        </w:rPr>
+        <w:t xml:space="preserve">), </w:t>
+      </w:r>
+      <w:r>
+        <w:rPr>
+          <w:rFonts w:ascii="Times New Roman" w:eastAsia="KaiTi" w:hAnsi="Times New Roman" w:cs="Times New Roman"/>
+          <w:noProof/>
+          <w:lang w:val="en-US"/>
+        </w:rPr>
+        <w:t>Debt for equity swap</w:t>
+      </w:r>
+      <w:r>
+        <w:rPr>
+          <w:rFonts w:ascii="Times New Roman" w:eastAsia="KaiTi" w:hAnsi="Times New Roman" w:cs="Times New Roman"/>
+          <w:noProof/>
+          <w:lang w:val="en-US"/>
+        </w:rPr>
+        <w:t>.</w:t>
+      </w:r>
+      <w:r>
+        <w:t xml:space="preserve"> </w:t>
+      </w:r>
+      <w:r>
+        <w:rPr>
+          <w:rFonts w:ascii="Times New Roman" w:eastAsia="KaiTi" w:hAnsi="Times New Roman" w:cs="Times New Roman"/>
+          <w:noProof/>
+          <w:highlight w:val="yellow"/>
+          <w:lang w:val="en-US"/>
+        </w:rPr>
+        <w:t>Liquidation</w:t>
+      </w:r>
+      <w:r>
+        <w:rPr>
+          <w:rFonts w:ascii="Times New Roman" w:eastAsia="KaiTi" w:hAnsi="Times New Roman" w:cs="Times New Roman"/>
+          <w:noProof/>
+          <w:lang w:val="en-US"/>
+        </w:rPr>
+        <w:t>.</w:t>
+      </w:r>
+      <w:r>
+        <w:t xml:space="preserve"> </w:t>
+      </w:r>
+      <w:r>
+        <w:rPr>
+          <w:rFonts w:ascii="Times New Roman" w:eastAsia="KaiTi" w:hAnsi="Times New Roman" w:cs="Times New Roman"/>
+          <w:noProof/>
+          <w:highlight w:val="magenta"/>
+          <w:lang w:val="en-US"/>
+        </w:rPr>
+        <w:t>Merger into another firm</w:t>
+      </w:r>
+      <w:r>
+        <w:rPr>
+          <w:rFonts w:ascii="Times New Roman" w:eastAsia="KaiTi" w:hAnsi="Times New Roman" w:cs="Times New Roman"/>
+          <w:noProof/>
+          <w:highlight w:val="magenta"/>
+          <w:lang w:val="en-US"/>
+        </w:rPr>
+        <w:t>;</w:t>
+      </w:r>
+      <w:r>
+        <w:rPr>
+          <w:rFonts w:ascii="Times New Roman" w:eastAsia="KaiTi" w:hAnsi="Times New Roman" w:cs="Times New Roman"/>
+          <w:noProof/>
+          <w:lang w:val="en-US"/>
+        </w:rPr>
+        <w:t xml:space="preserve"> </w:t>
+      </w:r>
+      <w:r>
+        <w:rPr>
+          <w:rFonts w:ascii="Times New Roman" w:eastAsia="KaiTi" w:hAnsi="Times New Roman" w:cs="Times New Roman"/>
+          <w:noProof/>
+          <w:highlight w:val="magenta"/>
+          <w:lang w:val="en-US"/>
+        </w:rPr>
+        <w:t>Formal legal proceedings</w:t>
+      </w:r>
+      <w:r>
+        <w:rPr>
+          <w:rFonts w:ascii="Times New Roman" w:eastAsia="KaiTi" w:hAnsi="Times New Roman" w:cs="Times New Roman"/>
+          <w:noProof/>
+          <w:highlight w:val="magenta"/>
+          <w:lang w:val="en-US"/>
+        </w:rPr>
+        <w:t>:</w:t>
+      </w:r>
+      <w:r>
+        <w:rPr>
+          <w:rFonts w:ascii="Times New Roman" w:eastAsia="KaiTi" w:hAnsi="Times New Roman" w:cs="Times New Roman"/>
+          <w:noProof/>
+          <w:lang w:val="en-US"/>
+        </w:rPr>
+        <w:t xml:space="preserve"> </w:t>
+      </w:r>
+      <w:r>
+        <w:rPr>
+          <w:rFonts w:ascii="Times New Roman" w:eastAsia="KaiTi" w:hAnsi="Times New Roman" w:cs="Times New Roman"/>
+          <w:noProof/>
+          <w:lang w:val="en-US"/>
+        </w:rPr>
+        <w:t>Bankruptcy is designed to</w:t>
+      </w:r>
+      <w:r>
+        <w:rPr>
+          <w:rFonts w:ascii="Times New Roman" w:eastAsia="KaiTi" w:hAnsi="Times New Roman" w:cs="Times New Roman"/>
+          <w:noProof/>
           <w:lang w:val="en-US"/>
         </w:rPr>
         <w:t xml:space="preserve"> </w:t>
@@ -16398,10 +16732,65 @@
           <w:b/>
           <w:bCs/>
           <w:noProof/>
-          <w:highlight w:val="green"/>
-          <w:lang w:val="en-US"/>
-        </w:rPr>
-        <w:t xml:space="preserve">(1) </w:t>
+          <w:lang w:val="en-US"/>
+        </w:rPr>
+        <w:t>Protect</w:t>
+      </w:r>
+      <w:r>
+        <w:rPr>
+          <w:rFonts w:ascii="Times New Roman" w:eastAsia="KaiTi" w:hAnsi="Times New Roman" w:cs="Times New Roman"/>
+          <w:noProof/>
+          <w:lang w:val="en-US"/>
+        </w:rPr>
+        <w:t xml:space="preserve"> failing firms from lawsuits by its creditors</w:t>
+      </w:r>
+      <w:r>
+        <w:rPr>
+          <w:rFonts w:ascii="Times New Roman" w:eastAsia="KaiTi" w:hAnsi="Times New Roman" w:cs="Times New Roman"/>
+          <w:noProof/>
+          <w:lang w:val="en-US"/>
+        </w:rPr>
+        <w:t xml:space="preserve"> </w:t>
+      </w:r>
+      <w:r>
+        <w:rPr>
+          <w:rFonts w:ascii="Times New Roman" w:eastAsia="KaiTi" w:hAnsi="Times New Roman" w:cs="Times New Roman"/>
+          <w:noProof/>
+          <w:lang w:val="en-US"/>
+        </w:rPr>
+        <w:t>until decision made to shut-down or continue to</w:t>
+      </w:r>
+      <w:r>
+        <w:rPr>
+          <w:rFonts w:ascii="Times New Roman" w:eastAsia="KaiTi" w:hAnsi="Times New Roman" w:cs="Times New Roman"/>
+          <w:noProof/>
+          <w:lang w:val="en-US"/>
+        </w:rPr>
+        <w:t xml:space="preserve"> </w:t>
+      </w:r>
+      <w:r>
+        <w:rPr>
+          <w:rFonts w:ascii="Times New Roman" w:eastAsia="KaiTi" w:hAnsi="Times New Roman" w:cs="Times New Roman"/>
+          <w:noProof/>
+          <w:lang w:val="en-US"/>
+        </w:rPr>
+        <w:t>operate the firm</w:t>
+      </w:r>
+      <w:r>
+        <w:rPr>
+          <w:rFonts w:ascii="Times New Roman" w:eastAsia="KaiTi" w:hAnsi="Times New Roman" w:cs="Times New Roman"/>
+          <w:noProof/>
+          <w:lang w:val="en-US"/>
+        </w:rPr>
+        <w:t xml:space="preserve">; </w:t>
+      </w:r>
+      <w:r>
+        <w:rPr>
+          <w:rFonts w:ascii="Times New Roman" w:eastAsia="KaiTi" w:hAnsi="Times New Roman" w:cs="Times New Roman"/>
+          <w:noProof/>
+          <w:lang w:val="en-US"/>
+        </w:rPr>
+        <w:t xml:space="preserve">Provide creditors with an </w:t>
       </w:r>
       <w:r>
         <w:rPr>
@@ -16409,10 +16798,843 @@
           <w:b/>
           <w:bCs/>
           <w:noProof/>
-          <w:highlight w:val="green"/>
-          <w:lang w:val="en-US"/>
-        </w:rPr>
-        <w:t>Corporate Financial Distress and Bankruptcy</w:t>
+          <w:lang w:val="en-US"/>
+        </w:rPr>
+        <w:t>efficient</w:t>
+      </w:r>
+      <w:r>
+        <w:rPr>
+          <w:rFonts w:ascii="Times New Roman" w:eastAsia="KaiTi" w:hAnsi="Times New Roman" w:cs="Times New Roman"/>
+          <w:noProof/>
+          <w:lang w:val="en-US"/>
+        </w:rPr>
+        <w:t xml:space="preserve"> way of</w:t>
+      </w:r>
+      <w:r>
+        <w:rPr>
+          <w:rFonts w:ascii="Times New Roman" w:eastAsia="KaiTi" w:hAnsi="Times New Roman" w:cs="Times New Roman"/>
+          <w:noProof/>
+          <w:lang w:val="en-US"/>
+        </w:rPr>
+        <w:t xml:space="preserve"> </w:t>
+      </w:r>
+      <w:r>
+        <w:rPr>
+          <w:rFonts w:ascii="Times New Roman" w:eastAsia="KaiTi" w:hAnsi="Times New Roman" w:cs="Times New Roman"/>
+          <w:noProof/>
+          <w:lang w:val="en-US"/>
+        </w:rPr>
+        <w:t>recovering what they are owed</w:t>
+      </w:r>
+      <w:r>
+        <w:rPr>
+          <w:rFonts w:ascii="Times New Roman" w:eastAsia="KaiTi" w:hAnsi="Times New Roman" w:cs="Times New Roman"/>
+          <w:noProof/>
+          <w:lang w:val="en-US"/>
+        </w:rPr>
+        <w:t>.</w:t>
+      </w:r>
+      <w:r>
+        <w:rPr>
+          <w:rFonts w:ascii="Times New Roman" w:eastAsia="KaiTi" w:hAnsi="Times New Roman" w:cs="Times New Roman"/>
+          <w:noProof/>
+          <w:lang w:val="en-US"/>
+        </w:rPr>
+        <w:t xml:space="preserve"> </w:t>
+      </w:r>
+      <w:r>
+        <w:rPr>
+          <w:rFonts w:ascii="Times New Roman" w:eastAsia="KaiTi" w:hAnsi="Times New Roman" w:cs="Times New Roman"/>
+          <w:i/>
+          <w:iCs/>
+          <w:noProof/>
+          <w:highlight w:val="cyan"/>
+          <w:u w:val="single"/>
+          <w:lang w:val="en-US"/>
+        </w:rPr>
+        <w:t>Procedure.</w:t>
+      </w:r>
+      <w:r>
+        <w:rPr>
+          <w:rFonts w:ascii="Times New Roman" w:eastAsia="KaiTi" w:hAnsi="Times New Roman" w:cs="Times New Roman"/>
+          <w:noProof/>
+          <w:lang w:val="en-US"/>
+        </w:rPr>
+        <w:t xml:space="preserve"> </w:t>
+      </w:r>
+      <w:r>
+        <w:rPr>
+          <w:rFonts w:ascii="Times New Roman" w:eastAsia="KaiTi" w:hAnsi="Times New Roman" w:cs="Times New Roman"/>
+          <w:noProof/>
+          <w:highlight w:val="yellow"/>
+          <w:lang w:val="en-US"/>
+        </w:rPr>
+        <w:t>Chapter 7:</w:t>
+      </w:r>
+      <w:r>
+        <w:rPr>
+          <w:rFonts w:ascii="Times New Roman" w:eastAsia="KaiTi" w:hAnsi="Times New Roman" w:cs="Times New Roman"/>
+          <w:noProof/>
+          <w:lang w:val="en-US"/>
+        </w:rPr>
+        <w:t xml:space="preserve"> </w:t>
+      </w:r>
+      <w:r>
+        <w:rPr>
+          <w:rFonts w:ascii="Times New Roman" w:eastAsia="KaiTi" w:hAnsi="Times New Roman" w:cs="Times New Roman"/>
+          <w:noProof/>
+          <w:lang w:val="en-US"/>
+        </w:rPr>
+        <w:t>deals with liquidation and defines priority in which</w:t>
+      </w:r>
+      <w:r>
+        <w:rPr>
+          <w:rFonts w:ascii="Times New Roman" w:eastAsia="KaiTi" w:hAnsi="Times New Roman" w:cs="Times New Roman"/>
+          <w:noProof/>
+          <w:lang w:val="en-US"/>
+        </w:rPr>
+        <w:t xml:space="preserve"> </w:t>
+      </w:r>
+      <w:r>
+        <w:rPr>
+          <w:rFonts w:ascii="Times New Roman" w:eastAsia="KaiTi" w:hAnsi="Times New Roman" w:cs="Times New Roman"/>
+          <w:noProof/>
+          <w:lang w:val="en-US"/>
+        </w:rPr>
+        <w:t>creditors will be paid</w:t>
+      </w:r>
+      <w:r>
+        <w:rPr>
+          <w:rFonts w:ascii="Times New Roman" w:eastAsia="KaiTi" w:hAnsi="Times New Roman" w:cs="Times New Roman"/>
+          <w:noProof/>
+          <w:lang w:val="en-US"/>
+        </w:rPr>
+        <w:t xml:space="preserve">; </w:t>
+      </w:r>
+      <w:r>
+        <w:rPr>
+          <w:rFonts w:ascii="Times New Roman" w:eastAsia="KaiTi" w:hAnsi="Times New Roman" w:cs="Times New Roman"/>
+          <w:noProof/>
+          <w:highlight w:val="yellow"/>
+          <w:lang w:val="en-US"/>
+        </w:rPr>
+        <w:t>Chapter 11</w:t>
+      </w:r>
+      <w:r>
+        <w:rPr>
+          <w:rFonts w:ascii="Times New Roman" w:eastAsia="KaiTi" w:hAnsi="Times New Roman" w:cs="Times New Roman"/>
+          <w:noProof/>
+          <w:highlight w:val="yellow"/>
+          <w:lang w:val="en-US"/>
+        </w:rPr>
+        <w:t>:</w:t>
+      </w:r>
+      <w:r>
+        <w:rPr>
+          <w:rFonts w:ascii="Times New Roman" w:eastAsia="KaiTi" w:hAnsi="Times New Roman" w:cs="Times New Roman"/>
+          <w:noProof/>
+          <w:lang w:val="en-US"/>
+        </w:rPr>
+        <w:t xml:space="preserve"> </w:t>
+      </w:r>
+      <w:r>
+        <w:rPr>
+          <w:rFonts w:ascii="Times New Roman" w:eastAsia="KaiTi" w:hAnsi="Times New Roman" w:cs="Times New Roman"/>
+          <w:noProof/>
+          <w:lang w:val="en-US"/>
+        </w:rPr>
+        <w:t>deals with reorganization and provides for the debtor</w:t>
+      </w:r>
+      <w:r>
+        <w:rPr>
+          <w:rFonts w:ascii="Times New Roman" w:eastAsia="KaiTi" w:hAnsi="Times New Roman" w:cs="Times New Roman"/>
+          <w:noProof/>
+          <w:lang w:val="en-US"/>
+        </w:rPr>
+        <w:t xml:space="preserve"> </w:t>
+      </w:r>
+      <w:r>
+        <w:rPr>
+          <w:rFonts w:ascii="Times New Roman" w:eastAsia="KaiTi" w:hAnsi="Times New Roman" w:cs="Times New Roman"/>
+          <w:noProof/>
+          <w:lang w:val="en-US"/>
+        </w:rPr>
+        <w:t>to remain in possession, unless court rules otherwise</w:t>
+      </w:r>
+      <w:r>
+        <w:rPr>
+          <w:rFonts w:ascii="Times New Roman" w:eastAsia="KaiTi" w:hAnsi="Times New Roman" w:cs="Times New Roman"/>
+          <w:noProof/>
+          <w:lang w:val="en-US"/>
+        </w:rPr>
+        <w:t xml:space="preserve">. </w:t>
+      </w:r>
+      <w:r>
+        <w:rPr>
+          <w:rFonts w:ascii="Times New Roman" w:eastAsia="KaiTi" w:hAnsi="Times New Roman" w:cs="Times New Roman"/>
+          <w:noProof/>
+          <w:highlight w:val="yellow"/>
+          <w:lang w:val="en-US"/>
+        </w:rPr>
+        <w:t>Priority</w:t>
+      </w:r>
+      <w:r>
+        <w:rPr>
+          <w:rFonts w:ascii="Times New Roman" w:eastAsia="KaiTi" w:hAnsi="Times New Roman" w:cs="Times New Roman"/>
+          <w:noProof/>
+          <w:highlight w:val="yellow"/>
+          <w:lang w:val="en-US"/>
+        </w:rPr>
+        <w:t>:</w:t>
+      </w:r>
+      <w:r>
+        <w:rPr>
+          <w:rFonts w:ascii="Times New Roman" w:eastAsia="KaiTi" w:hAnsi="Times New Roman" w:cs="Times New Roman"/>
+          <w:noProof/>
+          <w:lang w:val="en-US"/>
+        </w:rPr>
+        <w:t xml:space="preserve"> </w:t>
+      </w:r>
+      <w:r>
+        <w:rPr>
+          <w:rFonts w:ascii="Times New Roman" w:eastAsia="KaiTi" w:hAnsi="Times New Roman" w:cs="Times New Roman"/>
+          <w:noProof/>
+          <w:lang w:val="en-US"/>
+        </w:rPr>
+        <w:t>Secured creditors</w:t>
+      </w:r>
+      <w:r>
+        <w:rPr>
+          <w:rFonts w:ascii="Times New Roman" w:eastAsia="KaiTi" w:hAnsi="Times New Roman" w:cs="Times New Roman"/>
+          <w:noProof/>
+          <w:lang w:val="en-US"/>
+        </w:rPr>
+        <w:t xml:space="preserve">, </w:t>
+      </w:r>
+      <w:r>
+        <w:rPr>
+          <w:rFonts w:ascii="Times New Roman" w:eastAsia="KaiTi" w:hAnsi="Times New Roman" w:cs="Times New Roman"/>
+          <w:noProof/>
+          <w:lang w:val="en-US"/>
+        </w:rPr>
+        <w:t>Unsecured creditors</w:t>
+      </w:r>
+      <w:r>
+        <w:rPr>
+          <w:rFonts w:ascii="Times New Roman" w:eastAsia="KaiTi" w:hAnsi="Times New Roman" w:cs="Times New Roman"/>
+          <w:noProof/>
+          <w:lang w:val="en-US"/>
+        </w:rPr>
+        <w:t xml:space="preserve">, </w:t>
+      </w:r>
+      <w:r>
+        <w:rPr>
+          <w:rFonts w:ascii="Times New Roman" w:eastAsia="KaiTi" w:hAnsi="Times New Roman" w:cs="Times New Roman"/>
+          <w:noProof/>
+          <w:lang w:val="en-US"/>
+        </w:rPr>
+        <w:t>Preferred</w:t>
+      </w:r>
+      <w:r>
+        <w:rPr>
+          <w:rFonts w:ascii="Times New Roman" w:eastAsia="KaiTi" w:hAnsi="Times New Roman" w:cs="Times New Roman"/>
+          <w:noProof/>
+          <w:lang w:val="en-US"/>
+        </w:rPr>
+        <w:t xml:space="preserve">, </w:t>
+      </w:r>
+      <w:r>
+        <w:rPr>
+          <w:rFonts w:ascii="Times New Roman" w:eastAsia="KaiTi" w:hAnsi="Times New Roman" w:cs="Times New Roman"/>
+          <w:noProof/>
+          <w:lang w:val="en-US"/>
+        </w:rPr>
+        <w:t>Common</w:t>
+      </w:r>
+      <w:r>
+        <w:rPr>
+          <w:rFonts w:ascii="Times New Roman" w:eastAsia="KaiTi" w:hAnsi="Times New Roman" w:cs="Times New Roman"/>
+          <w:noProof/>
+          <w:lang w:val="en-US"/>
+        </w:rPr>
+        <w:t xml:space="preserve">. </w:t>
+      </w:r>
+      <w:r>
+        <w:rPr>
+          <w:rFonts w:ascii="Times New Roman" w:eastAsia="KaiTi" w:hAnsi="Times New Roman" w:cs="Times New Roman"/>
+          <w:i/>
+          <w:iCs/>
+          <w:noProof/>
+          <w:highlight w:val="cyan"/>
+          <w:u w:val="single"/>
+          <w:lang w:val="en-US"/>
+        </w:rPr>
+        <w:t>Chapter 11 Target.</w:t>
+      </w:r>
+      <w:r>
+        <w:rPr>
+          <w:rFonts w:ascii="Times New Roman" w:eastAsia="KaiTi" w:hAnsi="Times New Roman" w:cs="Times New Roman"/>
+          <w:noProof/>
+          <w:lang w:val="en-US"/>
+        </w:rPr>
+        <w:t xml:space="preserve"> </w:t>
+      </w:r>
+      <w:r>
+        <w:rPr>
+          <w:rFonts w:ascii="Times New Roman" w:eastAsia="KaiTi" w:hAnsi="Times New Roman" w:cs="Times New Roman"/>
+          <w:noProof/>
+          <w:lang w:val="en-US"/>
+        </w:rPr>
+        <w:t>Asset restructuring</w:t>
+      </w:r>
+      <w:r>
+        <w:rPr>
+          <w:rFonts w:ascii="Times New Roman" w:eastAsia="KaiTi" w:hAnsi="Times New Roman" w:cs="Times New Roman"/>
+          <w:noProof/>
+          <w:lang w:val="en-US"/>
+        </w:rPr>
+        <w:t xml:space="preserve">. </w:t>
+      </w:r>
+      <w:r>
+        <w:rPr>
+          <w:rFonts w:ascii="Times New Roman" w:eastAsia="KaiTi" w:hAnsi="Times New Roman" w:cs="Times New Roman" w:hint="eastAsia"/>
+          <w:noProof/>
+          <w:lang w:val="en-US"/>
+        </w:rPr>
+        <w:t>无偿获取</w:t>
+      </w:r>
+      <w:r>
+        <w:rPr>
+          <w:rFonts w:ascii="Times New Roman" w:eastAsia="KaiTi" w:hAnsi="Times New Roman" w:cs="Times New Roman" w:hint="eastAsia"/>
+          <w:noProof/>
+          <w:lang w:val="en-US"/>
+        </w:rPr>
+        <w:t>,</w:t>
+      </w:r>
+      <w:r>
+        <w:rPr>
+          <w:rFonts w:ascii="Times New Roman" w:eastAsia="KaiTi" w:hAnsi="Times New Roman" w:cs="Times New Roman"/>
+          <w:noProof/>
+          <w:lang w:val="en-US"/>
+        </w:rPr>
+        <w:t xml:space="preserve"> </w:t>
+      </w:r>
+      <w:r>
+        <w:rPr>
+          <w:rFonts w:ascii="Times New Roman" w:eastAsia="KaiTi" w:hAnsi="Times New Roman" w:cs="Times New Roman" w:hint="eastAsia"/>
+          <w:noProof/>
+          <w:lang w:val="en-US"/>
+        </w:rPr>
+        <w:t>促进出售</w:t>
+      </w:r>
+      <w:r>
+        <w:rPr>
+          <w:rFonts w:ascii="Times New Roman" w:eastAsia="KaiTi" w:hAnsi="Times New Roman" w:cs="Times New Roman"/>
+          <w:noProof/>
+          <w:lang w:val="en-US"/>
+        </w:rPr>
+        <w:t>(</w:t>
+      </w:r>
+      <w:r>
+        <w:rPr>
+          <w:rFonts w:ascii="Times New Roman" w:eastAsia="KaiTi" w:hAnsi="Times New Roman" w:cs="Times New Roman"/>
+          <w:noProof/>
+          <w:lang w:val="en-US"/>
+        </w:rPr>
+        <w:t>Section 363</w:t>
+      </w:r>
+      <w:r>
+        <w:rPr>
+          <w:rFonts w:ascii="Times New Roman" w:eastAsia="KaiTi" w:hAnsi="Times New Roman" w:cs="Times New Roman" w:hint="eastAsia"/>
+          <w:noProof/>
+          <w:lang w:val="en-US"/>
+        </w:rPr>
+        <w:t>通过法律的方式</w:t>
+      </w:r>
+      <w:r>
+        <w:rPr>
+          <w:rFonts w:ascii="Times New Roman" w:eastAsia="KaiTi" w:hAnsi="Times New Roman" w:cs="Times New Roman" w:hint="eastAsia"/>
+          <w:noProof/>
+          <w:lang w:val="en-US"/>
+        </w:rPr>
+        <w:t>保证</w:t>
+      </w:r>
+      <w:r>
+        <w:rPr>
+          <w:rFonts w:ascii="Times New Roman" w:eastAsia="KaiTi" w:hAnsi="Times New Roman" w:cs="Times New Roman" w:hint="eastAsia"/>
+          <w:noProof/>
+          <w:lang w:val="en-US"/>
+        </w:rPr>
+        <w:t>资产合理</w:t>
+      </w:r>
+      <w:r>
+        <w:rPr>
+          <w:rFonts w:ascii="Times New Roman" w:eastAsia="KaiTi" w:hAnsi="Times New Roman" w:cs="Times New Roman" w:hint="eastAsia"/>
+          <w:noProof/>
+          <w:lang w:val="en-US"/>
+        </w:rPr>
+        <w:t>出售</w:t>
+      </w:r>
+      <w:r>
+        <w:rPr>
+          <w:rFonts w:ascii="Times New Roman" w:eastAsia="KaiTi" w:hAnsi="Times New Roman" w:cs="Times New Roman" w:hint="eastAsia"/>
+          <w:noProof/>
+          <w:lang w:val="en-US"/>
+        </w:rPr>
+        <w:t>)</w:t>
+      </w:r>
+      <w:r>
+        <w:rPr>
+          <w:rFonts w:ascii="Times New Roman" w:eastAsia="KaiTi" w:hAnsi="Times New Roman" w:cs="Times New Roman" w:hint="eastAsia"/>
+          <w:noProof/>
+          <w:lang w:val="en-US"/>
+        </w:rPr>
+        <w:t>.</w:t>
+      </w:r>
+      <w:r>
+        <w:rPr>
+          <w:rFonts w:ascii="Times New Roman" w:eastAsia="KaiTi" w:hAnsi="Times New Roman" w:cs="Times New Roman"/>
+          <w:noProof/>
+          <w:lang w:val="en-US"/>
+        </w:rPr>
+        <w:t xml:space="preserve"> </w:t>
+      </w:r>
+      <w:r>
+        <w:rPr>
+          <w:rFonts w:ascii="Times New Roman" w:eastAsia="KaiTi" w:hAnsi="Times New Roman" w:cs="Times New Roman"/>
+          <w:noProof/>
+          <w:highlight w:val="yellow"/>
+          <w:lang w:val="en-US"/>
+        </w:rPr>
+        <w:t>Acquisitions</w:t>
+      </w:r>
+      <w:r>
+        <w:rPr>
+          <w:rFonts w:ascii="Times New Roman" w:eastAsia="KaiTi" w:hAnsi="Times New Roman" w:cs="Times New Roman"/>
+          <w:noProof/>
+          <w:lang w:val="en-US"/>
+        </w:rPr>
+        <w:t xml:space="preserve"> </w:t>
+      </w:r>
+      <w:r>
+        <w:rPr>
+          <w:rFonts w:ascii="Times New Roman" w:eastAsia="KaiTi" w:hAnsi="Times New Roman" w:cs="Times New Roman" w:hint="eastAsia"/>
+          <w:noProof/>
+          <w:lang w:val="en-US"/>
+        </w:rPr>
+        <w:t>(</w:t>
+      </w:r>
+      <w:r>
+        <w:rPr>
+          <w:rFonts w:ascii="Times New Roman" w:eastAsia="KaiTi" w:hAnsi="Times New Roman" w:cs="Times New Roman" w:hint="eastAsia"/>
+          <w:noProof/>
+          <w:lang w:val="en-US"/>
+        </w:rPr>
+        <w:t>恶意收购很难</w:t>
+      </w:r>
+      <w:r>
+        <w:rPr>
+          <w:rFonts w:ascii="Times New Roman" w:eastAsia="KaiTi" w:hAnsi="Times New Roman" w:cs="Times New Roman" w:hint="eastAsia"/>
+          <w:noProof/>
+          <w:lang w:val="en-US"/>
+        </w:rPr>
+        <w:t>,</w:t>
+      </w:r>
+      <w:r>
+        <w:rPr>
+          <w:rFonts w:ascii="Times New Roman" w:eastAsia="KaiTi" w:hAnsi="Times New Roman" w:cs="Times New Roman"/>
+          <w:noProof/>
+          <w:lang w:val="en-US"/>
+        </w:rPr>
+        <w:t xml:space="preserve"> </w:t>
+      </w:r>
+      <w:r>
+        <w:rPr>
+          <w:rFonts w:ascii="Times New Roman" w:eastAsia="KaiTi" w:hAnsi="Times New Roman" w:cs="Times New Roman" w:hint="eastAsia"/>
+          <w:noProof/>
+          <w:lang w:val="en-US"/>
+        </w:rPr>
+        <w:t>并合双方都有</w:t>
+      </w:r>
+      <w:r>
+        <w:rPr>
+          <w:rFonts w:ascii="Times New Roman" w:eastAsia="KaiTi" w:hAnsi="Times New Roman" w:cs="Times New Roman" w:hint="eastAsia"/>
+          <w:noProof/>
+          <w:lang w:val="en-US"/>
+        </w:rPr>
+        <w:t>收益</w:t>
+      </w:r>
+      <w:r>
+        <w:rPr>
+          <w:rFonts w:ascii="Times New Roman" w:eastAsia="KaiTi" w:hAnsi="Times New Roman" w:cs="Times New Roman"/>
+          <w:noProof/>
+          <w:lang w:val="en-US"/>
+        </w:rPr>
+        <w:t>)</w:t>
+      </w:r>
+      <w:r>
+        <w:rPr>
+          <w:rFonts w:ascii="Times New Roman" w:eastAsia="KaiTi" w:hAnsi="Times New Roman" w:cs="Times New Roman"/>
+          <w:noProof/>
+          <w:lang w:val="en-US"/>
+        </w:rPr>
+        <w:t xml:space="preserve">. </w:t>
+      </w:r>
+      <w:r>
+        <w:rPr>
+          <w:rFonts w:ascii="Times New Roman" w:eastAsia="KaiTi" w:hAnsi="Times New Roman" w:cs="Times New Roman"/>
+          <w:noProof/>
+          <w:lang w:val="en-US"/>
+        </w:rPr>
+        <w:t>Swe</w:t>
+      </w:r>
+      <w:r>
+        <w:rPr>
+          <w:rFonts w:ascii="Times New Roman" w:eastAsia="KaiTi" w:hAnsi="Times New Roman" w:cs="Times New Roman"/>
+          <w:noProof/>
+          <w:lang w:val="en-US"/>
+        </w:rPr>
+        <w:t>-</w:t>
+      </w:r>
+      <w:r>
+        <w:rPr>
+          <w:rFonts w:ascii="Times New Roman" w:eastAsia="KaiTi" w:hAnsi="Times New Roman" w:cs="Times New Roman"/>
+          <w:noProof/>
+          <w:lang w:val="en-US"/>
+        </w:rPr>
+        <w:t>den’s mandatory auction system</w:t>
+      </w:r>
+      <w:r>
+        <w:rPr>
+          <w:rFonts w:ascii="Times New Roman" w:eastAsia="KaiTi" w:hAnsi="Times New Roman" w:cs="Times New Roman"/>
+          <w:noProof/>
+          <w:lang w:val="en-US"/>
+        </w:rPr>
+        <w:t xml:space="preserve"> (</w:t>
+      </w:r>
+      <w:r>
+        <w:rPr>
+          <w:rFonts w:ascii="Times New Roman" w:eastAsia="KaiTi" w:hAnsi="Times New Roman" w:cs="Times New Roman" w:hint="eastAsia"/>
+          <w:noProof/>
+          <w:lang w:val="en-US"/>
+        </w:rPr>
+        <w:t>拍卖按出价决定</w:t>
+      </w:r>
+      <w:r>
+        <w:rPr>
+          <w:rFonts w:ascii="Times New Roman" w:eastAsia="KaiTi" w:hAnsi="Times New Roman" w:cs="Times New Roman" w:hint="eastAsia"/>
+          <w:noProof/>
+          <w:lang w:val="en-US"/>
+        </w:rPr>
+        <w:t>)</w:t>
+      </w:r>
+      <w:r>
+        <w:rPr>
+          <w:rFonts w:ascii="Times New Roman" w:eastAsia="KaiTi" w:hAnsi="Times New Roman" w:cs="Times New Roman"/>
+          <w:noProof/>
+          <w:lang w:val="en-US"/>
+        </w:rPr>
+        <w:t xml:space="preserve">. </w:t>
+      </w:r>
+      <w:r>
+        <w:rPr>
+          <w:rFonts w:ascii="Times New Roman" w:eastAsia="KaiTi" w:hAnsi="Times New Roman" w:cs="Times New Roman"/>
+          <w:i/>
+          <w:iCs/>
+          <w:noProof/>
+          <w:highlight w:val="cyan"/>
+          <w:u w:val="single"/>
+          <w:lang w:val="en-US"/>
+        </w:rPr>
+        <w:t>Determinants.</w:t>
+      </w:r>
+      <w:r>
+        <w:rPr>
+          <w:rFonts w:ascii="Times New Roman" w:eastAsia="KaiTi" w:hAnsi="Times New Roman" w:cs="Times New Roman"/>
+          <w:noProof/>
+          <w:lang w:val="en-US"/>
+        </w:rPr>
+        <w:t xml:space="preserve"> </w:t>
+      </w:r>
+      <w:r>
+        <w:rPr>
+          <w:rFonts w:ascii="Times New Roman" w:eastAsia="KaiTi" w:hAnsi="Times New Roman" w:cs="Times New Roman"/>
+          <w:noProof/>
+          <w:lang w:val="en-US"/>
+        </w:rPr>
+        <w:t>Going concern</w:t>
+      </w:r>
+      <w:r>
+        <w:rPr>
+          <w:rFonts w:ascii="Times New Roman" w:eastAsia="KaiTi" w:hAnsi="Times New Roman" w:cs="Times New Roman"/>
+          <w:noProof/>
+          <w:lang w:val="en-US"/>
+        </w:rPr>
+        <w:t xml:space="preserve"> | </w:t>
+      </w:r>
+      <w:r>
+        <w:rPr>
+          <w:rFonts w:ascii="Times New Roman" w:eastAsia="KaiTi" w:hAnsi="Times New Roman" w:cs="Times New Roman"/>
+          <w:noProof/>
+          <w:lang w:val="en-US"/>
+        </w:rPr>
+        <w:t xml:space="preserve">Sale | </w:t>
+      </w:r>
+      <w:r>
+        <w:rPr>
+          <w:rFonts w:ascii="Times New Roman" w:eastAsia="KaiTi" w:hAnsi="Times New Roman" w:cs="Times New Roman"/>
+          <w:noProof/>
+          <w:lang w:val="en-US"/>
+        </w:rPr>
+        <w:t>Liquidation</w:t>
+      </w:r>
+      <w:r>
+        <w:rPr>
+          <w:rFonts w:ascii="Times New Roman" w:eastAsia="KaiTi" w:hAnsi="Times New Roman" w:cs="Times New Roman"/>
+          <w:noProof/>
+          <w:lang w:val="en-US"/>
+        </w:rPr>
+        <w:t xml:space="preserve"> value</w:t>
+      </w:r>
+      <w:r>
+        <w:rPr>
+          <w:rFonts w:ascii="Times New Roman" w:eastAsia="KaiTi" w:hAnsi="Times New Roman" w:cs="Times New Roman"/>
+          <w:noProof/>
+          <w:lang w:val="en-US"/>
+        </w:rPr>
+        <w:t xml:space="preserve">. </w:t>
+      </w:r>
+      <w:r>
+        <w:rPr>
+          <w:rFonts w:ascii="Times New Roman" w:eastAsia="KaiTi" w:hAnsi="Times New Roman" w:cs="Times New Roman"/>
+          <w:noProof/>
+          <w:lang w:val="en-US"/>
+        </w:rPr>
+        <w:t xml:space="preserve"> </w:t>
+      </w:r>
+      <w:r>
+        <w:rPr>
+          <w:rFonts w:ascii="Times New Roman" w:eastAsia="KaiTi" w:hAnsi="Times New Roman" w:cs="Times New Roman"/>
+          <w:noProof/>
+          <w:lang w:val="en-US"/>
+        </w:rPr>
+        <w:t>Informa</w:t>
+      </w:r>
+      <w:r>
+        <w:rPr>
+          <w:rFonts w:ascii="Times New Roman" w:eastAsia="KaiTi" w:hAnsi="Times New Roman" w:cs="Times New Roman"/>
+          <w:noProof/>
+          <w:lang w:val="en-US"/>
+        </w:rPr>
+        <w:t>-</w:t>
+      </w:r>
+      <w:r>
+        <w:rPr>
+          <w:rFonts w:ascii="Times New Roman" w:eastAsia="KaiTi" w:hAnsi="Times New Roman" w:cs="Times New Roman"/>
+          <w:noProof/>
+          <w:lang w:val="en-US"/>
+        </w:rPr>
+        <w:t>tion asymmetries</w:t>
+      </w:r>
+      <w:r>
+        <w:rPr>
+          <w:rFonts w:ascii="Times New Roman" w:eastAsia="KaiTi" w:hAnsi="Times New Roman" w:cs="Times New Roman"/>
+          <w:noProof/>
+          <w:lang w:val="en-US"/>
+        </w:rPr>
+        <w:t xml:space="preserve">; </w:t>
+      </w:r>
+      <w:r>
+        <w:rPr>
+          <w:rFonts w:ascii="Times New Roman" w:eastAsia="KaiTi" w:hAnsi="Times New Roman" w:cs="Times New Roman"/>
+          <w:noProof/>
+          <w:lang w:val="en-US"/>
+        </w:rPr>
+        <w:t>Holdout problems</w:t>
+      </w:r>
+      <w:r>
+        <w:rPr>
+          <w:rFonts w:ascii="Times New Roman" w:eastAsia="KaiTi" w:hAnsi="Times New Roman" w:cs="Times New Roman"/>
+          <w:noProof/>
+          <w:lang w:val="en-US"/>
+        </w:rPr>
+        <w:t xml:space="preserve"> (</w:t>
+      </w:r>
+      <w:r>
+        <w:rPr>
+          <w:rFonts w:ascii="Times New Roman" w:eastAsia="KaiTi" w:hAnsi="Times New Roman" w:cs="Times New Roman" w:hint="eastAsia"/>
+          <w:noProof/>
+          <w:lang w:val="en-US"/>
+        </w:rPr>
+        <w:t>拒绝支付</w:t>
+      </w:r>
+      <w:r>
+        <w:rPr>
+          <w:rFonts w:ascii="Times New Roman" w:eastAsia="KaiTi" w:hAnsi="Times New Roman" w:cs="Times New Roman"/>
+          <w:noProof/>
+          <w:lang w:val="en-US"/>
+        </w:rPr>
+        <w:t>)</w:t>
+      </w:r>
+      <w:r>
+        <w:rPr>
+          <w:rFonts w:ascii="Times New Roman" w:eastAsia="KaiTi" w:hAnsi="Times New Roman" w:cs="Times New Roman"/>
+          <w:noProof/>
+          <w:lang w:val="en-US"/>
+        </w:rPr>
+        <w:t>;</w:t>
+      </w:r>
+      <w:r>
+        <w:rPr>
+          <w:rFonts w:ascii="Times New Roman" w:eastAsia="KaiTi" w:hAnsi="Times New Roman" w:cs="Times New Roman"/>
+          <w:noProof/>
+          <w:lang w:val="en-US"/>
+        </w:rPr>
+        <w:t xml:space="preserve"> </w:t>
+      </w:r>
+      <w:r>
+        <w:rPr>
+          <w:rFonts w:ascii="Times New Roman" w:eastAsia="KaiTi" w:hAnsi="Times New Roman" w:cs="Times New Roman"/>
+          <w:noProof/>
+          <w:lang w:val="en-US"/>
+        </w:rPr>
+        <w:t>Various conflicts</w:t>
+      </w:r>
+      <w:r>
+        <w:rPr>
+          <w:rFonts w:ascii="Times New Roman" w:eastAsia="KaiTi" w:hAnsi="Times New Roman" w:cs="Times New Roman"/>
+          <w:noProof/>
+          <w:lang w:val="en-US"/>
+        </w:rPr>
+        <w:t xml:space="preserve"> of </w:t>
+      </w:r>
+      <w:r>
+        <w:rPr>
+          <w:rFonts w:ascii="Times New Roman" w:eastAsia="KaiTi" w:hAnsi="Times New Roman" w:cs="Times New Roman"/>
+          <w:noProof/>
+          <w:lang w:val="en-US"/>
+        </w:rPr>
+        <w:t>multiple layers of creditors</w:t>
+      </w:r>
+      <w:r>
+        <w:rPr>
+          <w:rFonts w:ascii="Times New Roman" w:eastAsia="KaiTi" w:hAnsi="Times New Roman" w:cs="Times New Roman"/>
+          <w:noProof/>
+          <w:lang w:val="en-US"/>
+        </w:rPr>
+        <w:t xml:space="preserve">; </w:t>
+      </w:r>
+      <w:r>
+        <w:rPr>
+          <w:rFonts w:ascii="Times New Roman" w:eastAsia="KaiTi" w:hAnsi="Times New Roman" w:cs="Times New Roman"/>
+          <w:noProof/>
+          <w:lang w:val="en-US"/>
+        </w:rPr>
+        <w:t>Direct/Indirect cost</w:t>
+      </w:r>
+      <w:r>
+        <w:rPr>
+          <w:rFonts w:ascii="Times New Roman" w:eastAsia="KaiTi" w:hAnsi="Times New Roman" w:cs="Times New Roman"/>
+          <w:noProof/>
+          <w:lang w:val="en-US"/>
+        </w:rPr>
+        <w:t xml:space="preserve">; </w:t>
+      </w:r>
+      <w:r>
+        <w:rPr>
+          <w:rFonts w:ascii="Times New Roman" w:eastAsia="KaiTi" w:hAnsi="Times New Roman" w:cs="Times New Roman" w:hint="eastAsia"/>
+          <w:noProof/>
+          <w:lang w:val="en-US"/>
+        </w:rPr>
+        <w:t>信息差少</w:t>
+      </w:r>
+      <w:r>
+        <w:rPr>
+          <w:rFonts w:ascii="Times New Roman" w:eastAsia="KaiTi" w:hAnsi="Times New Roman" w:cs="Times New Roman" w:hint="eastAsia"/>
+          <w:noProof/>
+          <w:lang w:val="en-US"/>
+        </w:rPr>
+        <w:t>,</w:t>
+      </w:r>
+      <w:r>
+        <w:rPr>
+          <w:rFonts w:ascii="Times New Roman" w:eastAsia="KaiTi" w:hAnsi="Times New Roman" w:cs="Times New Roman"/>
+          <w:noProof/>
+          <w:lang w:val="en-US"/>
+        </w:rPr>
+        <w:t xml:space="preserve"> </w:t>
+      </w:r>
+      <w:r>
+        <w:rPr>
+          <w:rFonts w:ascii="Times New Roman" w:eastAsia="KaiTi" w:hAnsi="Times New Roman" w:cs="Times New Roman" w:hint="eastAsia"/>
+          <w:noProof/>
+          <w:lang w:val="en-US"/>
+        </w:rPr>
+        <w:t>冲突小</w:t>
+      </w:r>
+      <w:r>
+        <w:rPr>
+          <w:rFonts w:ascii="Times New Roman" w:eastAsia="KaiTi" w:hAnsi="Times New Roman" w:cs="Times New Roman" w:hint="eastAsia"/>
+          <w:noProof/>
+          <w:lang w:val="en-US"/>
+        </w:rPr>
+        <w:t>,</w:t>
+      </w:r>
+      <w:r>
+        <w:rPr>
+          <w:rFonts w:ascii="Times New Roman" w:eastAsia="KaiTi" w:hAnsi="Times New Roman" w:cs="Times New Roman"/>
+          <w:noProof/>
+          <w:lang w:val="en-US"/>
+        </w:rPr>
+        <w:t xml:space="preserve"> </w:t>
+      </w:r>
+      <w:r>
+        <w:rPr>
+          <w:rFonts w:ascii="Times New Roman" w:eastAsia="KaiTi" w:hAnsi="Times New Roman" w:cs="Times New Roman" w:hint="eastAsia"/>
+          <w:noProof/>
+          <w:lang w:val="en-US"/>
+        </w:rPr>
+        <w:t>IP</w:t>
+      </w:r>
+      <w:r>
+        <w:rPr>
+          <w:rFonts w:ascii="Times New Roman" w:eastAsia="KaiTi" w:hAnsi="Times New Roman" w:cs="Times New Roman" w:hint="eastAsia"/>
+          <w:noProof/>
+          <w:lang w:val="en-US"/>
+        </w:rPr>
+        <w:t>多就更偏向于</w:t>
+      </w:r>
+      <w:r>
+        <w:rPr>
+          <w:rFonts w:ascii="Times New Roman" w:eastAsia="KaiTi" w:hAnsi="Times New Roman" w:cs="Times New Roman" w:hint="eastAsia"/>
+          <w:noProof/>
+          <w:lang w:val="en-US"/>
+        </w:rPr>
+        <w:t>庭外</w:t>
+      </w:r>
+      <w:r>
+        <w:rPr>
+          <w:rFonts w:ascii="Times New Roman" w:eastAsia="KaiTi" w:hAnsi="Times New Roman" w:cs="Times New Roman"/>
+          <w:noProof/>
+          <w:lang w:val="en-US"/>
+        </w:rPr>
+        <w:t>restructuring</w:t>
+      </w:r>
+      <w:r>
+        <w:rPr>
+          <w:rFonts w:ascii="Times New Roman" w:eastAsia="KaiTi" w:hAnsi="Times New Roman" w:cs="Times New Roman" w:hint="eastAsia"/>
+          <w:noProof/>
+          <w:lang w:val="en-US"/>
+        </w:rPr>
+        <w:t>而不是破产</w:t>
+      </w:r>
+      <w:r>
+        <w:rPr>
+          <w:rFonts w:ascii="Times New Roman" w:eastAsia="KaiTi" w:hAnsi="Times New Roman" w:cs="Times New Roman" w:hint="eastAsia"/>
+          <w:noProof/>
+          <w:lang w:val="en-US"/>
+        </w:rPr>
+        <w:t xml:space="preserve">. </w:t>
       </w:r>
       <w:r>
         <w:rPr>
@@ -16423,119 +17645,15 @@
           <w:highlight w:val="green"/>
           <w:lang w:val="en-US"/>
         </w:rPr>
-        <w:t>.</w:t>
-      </w:r>
-      <w:r>
-        <w:rPr>
-          <w:rFonts w:ascii="Times New Roman" w:eastAsia="KaiTi" w:hAnsi="Times New Roman" w:cs="Times New Roman"/>
-          <w:noProof/>
-          <w:lang w:val="en-US"/>
-        </w:rPr>
-        <w:t xml:space="preserve"> </w:t>
-      </w:r>
-      <w:r>
-        <w:rPr>
-          <w:rFonts w:ascii="Times New Roman" w:eastAsia="KaiTi" w:hAnsi="Times New Roman" w:cs="Times New Roman"/>
-          <w:noProof/>
-          <w:lang w:val="en-US"/>
-        </w:rPr>
-        <w:t>Financial Distress</w:t>
-      </w:r>
-      <w:r>
-        <w:rPr>
-          <w:rFonts w:ascii="Times New Roman" w:eastAsia="KaiTi" w:hAnsi="Times New Roman" w:cs="Times New Roman" w:hint="eastAsia"/>
-          <w:noProof/>
-          <w:lang w:val="en-US"/>
-        </w:rPr>
-        <w:t>:</w:t>
-      </w:r>
-      <w:r>
-        <w:rPr>
-          <w:rFonts w:ascii="Times New Roman" w:eastAsia="KaiTi" w:hAnsi="Times New Roman" w:cs="Times New Roman"/>
-          <w:noProof/>
-          <w:lang w:val="en-US"/>
-        </w:rPr>
-        <w:t xml:space="preserve"> </w:t>
-      </w:r>
-      <w:r>
-        <w:rPr>
-          <w:rFonts w:ascii="Times New Roman" w:eastAsia="KaiTi" w:hAnsi="Times New Roman" w:cs="Times New Roman"/>
-          <w:noProof/>
-          <w:lang w:val="en-US"/>
-        </w:rPr>
-        <w:t>When a firm has difficulty meeting its debt</w:t>
-      </w:r>
-      <w:r>
-        <w:rPr>
-          <w:rFonts w:ascii="Times New Roman" w:eastAsia="KaiTi" w:hAnsi="Times New Roman" w:cs="Times New Roman"/>
-          <w:noProof/>
-          <w:lang w:val="en-US"/>
-        </w:rPr>
-        <w:t xml:space="preserve"> </w:t>
-      </w:r>
-      <w:r>
-        <w:rPr>
-          <w:rFonts w:ascii="Times New Roman" w:eastAsia="KaiTi" w:hAnsi="Times New Roman" w:cs="Times New Roman"/>
-          <w:noProof/>
-          <w:lang w:val="en-US"/>
-        </w:rPr>
-        <w:t>obligation</w:t>
-      </w:r>
-      <w:r>
-        <w:rPr>
-          <w:rFonts w:ascii="Times New Roman" w:eastAsia="KaiTi" w:hAnsi="Times New Roman" w:cs="Times New Roman"/>
-          <w:noProof/>
-          <w:lang w:val="en-US"/>
-        </w:rPr>
-        <w:t xml:space="preserve">. </w:t>
-      </w:r>
-      <w:r>
-        <w:rPr>
-          <w:rFonts w:ascii="Times New Roman" w:eastAsia="KaiTi" w:hAnsi="Times New Roman" w:cs="Times New Roman"/>
-          <w:noProof/>
-          <w:lang w:val="en-US"/>
-        </w:rPr>
-        <w:t>Bankruptcy</w:t>
-      </w:r>
-      <w:r>
-        <w:rPr>
-          <w:rFonts w:ascii="Times New Roman" w:eastAsia="KaiTi" w:hAnsi="Times New Roman" w:cs="Times New Roman"/>
-          <w:noProof/>
-          <w:lang w:val="en-US"/>
-        </w:rPr>
-        <w:t xml:space="preserve">: </w:t>
-      </w:r>
-      <w:r>
-        <w:rPr>
-          <w:rFonts w:ascii="Times New Roman" w:eastAsia="KaiTi" w:hAnsi="Times New Roman" w:cs="Times New Roman"/>
-          <w:noProof/>
-          <w:lang w:val="en-US"/>
-        </w:rPr>
-        <w:t>A firm is technically insolvent if it is unable to pay</w:t>
-      </w:r>
-      <w:r>
-        <w:rPr>
-          <w:rFonts w:ascii="Times New Roman" w:eastAsia="KaiTi" w:hAnsi="Times New Roman" w:cs="Times New Roman"/>
-          <w:noProof/>
-          <w:lang w:val="en-US"/>
-        </w:rPr>
-        <w:t xml:space="preserve"> </w:t>
-      </w:r>
-      <w:r>
-        <w:rPr>
-          <w:rFonts w:ascii="Times New Roman" w:eastAsia="KaiTi" w:hAnsi="Times New Roman" w:cs="Times New Roman"/>
-          <w:noProof/>
-          <w:lang w:val="en-US"/>
-        </w:rPr>
-        <w:t>its liabilities as they come due</w:t>
-      </w:r>
-      <w:r>
-        <w:rPr>
-          <w:rFonts w:ascii="Times New Roman" w:eastAsia="KaiTi" w:hAnsi="Times New Roman" w:cs="Times New Roman"/>
-          <w:noProof/>
-          <w:lang w:val="en-US"/>
-        </w:rPr>
-        <w:t xml:space="preserve">. </w:t>
+        <w:t>(2) Distressed Acquisitions and Restructuring.</w:t>
+      </w:r>
+      <w:r>
+        <w:rPr>
+          <w:rFonts w:ascii="Times New Roman" w:eastAsia="KaiTi" w:hAnsi="Times New Roman" w:cs="Times New Roman"/>
+          <w:noProof/>
+          <w:lang w:val="en-US"/>
+        </w:rPr>
+        <w:t xml:space="preserve"> </w:t>
       </w:r>
       <w:r>
         <w:rPr>
@@ -16547,11 +17665,11 @@
           <w:u w:val="single"/>
           <w:lang w:val="en-US"/>
         </w:rPr>
-        <w:t>Financial distress cost</w:t>
-      </w:r>
-      <w:r>
-        <w:rPr>
-          <w:rFonts w:ascii="Times New Roman" w:eastAsia="KaiTi" w:hAnsi="Times New Roman" w:cs="Times New Roman"/>
+        <w:t>1</w:t>
+      </w:r>
+      <w:r>
+        <w:rPr>
+          <w:rFonts w:ascii="Times New Roman" w:eastAsia="KaiTi" w:hAnsi="Times New Roman" w:cs="Times New Roman" w:hint="eastAsia"/>
           <w:i/>
           <w:iCs/>
           <w:noProof/>
@@ -16559,387 +17677,7 @@
           <w:u w:val="single"/>
           <w:lang w:val="en-US"/>
         </w:rPr>
-        <w:t>.</w:t>
-      </w:r>
-      <w:r>
-        <w:rPr>
-          <w:rFonts w:ascii="Times New Roman" w:eastAsia="KaiTi" w:hAnsi="Times New Roman" w:cs="Times New Roman"/>
-          <w:noProof/>
-          <w:lang w:val="en-US"/>
-        </w:rPr>
-        <w:t xml:space="preserve"> </w:t>
-      </w:r>
-      <w:r>
-        <w:rPr>
-          <w:rFonts w:ascii="Times New Roman" w:eastAsia="KaiTi" w:hAnsi="Times New Roman" w:cs="Times New Roman" w:hint="eastAsia"/>
-          <w:noProof/>
-          <w:lang w:val="en-US"/>
-        </w:rPr>
-        <w:t>完美的无摩擦市场</w:t>
-      </w:r>
-      <w:r>
-        <w:rPr>
-          <w:rFonts w:ascii="Times New Roman" w:eastAsia="KaiTi" w:hAnsi="Times New Roman" w:cs="Times New Roman" w:hint="eastAsia"/>
-          <w:noProof/>
-          <w:lang w:val="en-US"/>
-        </w:rPr>
-        <w:t>破产无损失</w:t>
-      </w:r>
-      <w:r>
-        <w:rPr>
-          <w:rFonts w:ascii="Times New Roman" w:eastAsia="KaiTi" w:hAnsi="Times New Roman" w:cs="Times New Roman" w:hint="eastAsia"/>
-          <w:noProof/>
-          <w:lang w:val="en-US"/>
-        </w:rPr>
-        <w:t>,</w:t>
-      </w:r>
-      <w:r>
-        <w:rPr>
-          <w:rFonts w:ascii="Times New Roman" w:eastAsia="KaiTi" w:hAnsi="Times New Roman" w:cs="Times New Roman"/>
-          <w:noProof/>
-          <w:lang w:val="en-US"/>
-        </w:rPr>
-        <w:t xml:space="preserve"> </w:t>
-      </w:r>
-      <w:r>
-        <w:rPr>
-          <w:rFonts w:ascii="Times New Roman" w:eastAsia="KaiTi" w:hAnsi="Times New Roman" w:cs="Times New Roman" w:hint="eastAsia"/>
-          <w:noProof/>
-          <w:lang w:val="en-US"/>
-        </w:rPr>
-        <w:t>但实际不会</w:t>
-      </w:r>
-      <w:r>
-        <w:rPr>
-          <w:rFonts w:ascii="Times New Roman" w:eastAsia="KaiTi" w:hAnsi="Times New Roman" w:cs="Times New Roman" w:hint="eastAsia"/>
-          <w:noProof/>
-          <w:lang w:val="en-US"/>
-        </w:rPr>
-        <w:t>.</w:t>
-      </w:r>
-      <w:r>
-        <w:rPr>
-          <w:rFonts w:ascii="Times New Roman" w:eastAsia="KaiTi" w:hAnsi="Times New Roman" w:cs="Times New Roman"/>
-          <w:noProof/>
-          <w:lang w:val="en-US"/>
-        </w:rPr>
-        <w:t xml:space="preserve"> </w:t>
-      </w:r>
-      <w:r>
-        <w:rPr>
-          <w:rFonts w:ascii="Times New Roman" w:eastAsia="KaiTi" w:hAnsi="Times New Roman" w:cs="Times New Roman"/>
-          <w:noProof/>
-          <w:highlight w:val="magenta"/>
-          <w:lang w:val="en-US"/>
-        </w:rPr>
-        <w:t>Direct cost of bankruptcy</w:t>
-      </w:r>
-      <w:r>
-        <w:rPr>
-          <w:rFonts w:ascii="Times New Roman" w:eastAsia="KaiTi" w:hAnsi="Times New Roman" w:cs="Times New Roman"/>
-          <w:noProof/>
-          <w:highlight w:val="magenta"/>
-          <w:lang w:val="en-US"/>
-        </w:rPr>
-        <w:t>:</w:t>
-      </w:r>
-      <w:r>
-        <w:rPr>
-          <w:rFonts w:ascii="Times New Roman" w:eastAsia="KaiTi" w:hAnsi="Times New Roman" w:cs="Times New Roman"/>
-          <w:noProof/>
-          <w:lang w:val="en-US"/>
-        </w:rPr>
-        <w:t xml:space="preserve"> </w:t>
-      </w:r>
-      <w:r>
-        <w:rPr>
-          <w:rFonts w:ascii="Times New Roman" w:eastAsia="KaiTi" w:hAnsi="Times New Roman" w:cs="Times New Roman"/>
-          <w:noProof/>
-          <w:lang w:val="en-US"/>
-        </w:rPr>
-        <w:t>process is complex, time-consuming, and costly</w:t>
-      </w:r>
-      <w:r>
-        <w:rPr>
-          <w:rFonts w:ascii="Times New Roman" w:eastAsia="KaiTi" w:hAnsi="Times New Roman" w:cs="Times New Roman"/>
-          <w:noProof/>
-          <w:lang w:val="en-US"/>
-        </w:rPr>
-        <w:t xml:space="preserve"> (</w:t>
-      </w:r>
-      <w:r>
-        <w:rPr>
-          <w:rFonts w:ascii="Times New Roman" w:eastAsia="KaiTi" w:hAnsi="Times New Roman" w:cs="Times New Roman"/>
-          <w:noProof/>
-          <w:lang w:val="en-US"/>
-        </w:rPr>
-        <w:t>experts</w:t>
-      </w:r>
-      <w:r>
-        <w:rPr>
-          <w:rFonts w:ascii="Times New Roman" w:eastAsia="KaiTi" w:hAnsi="Times New Roman" w:cs="Times New Roman"/>
-          <w:noProof/>
-          <w:lang w:val="en-US"/>
-        </w:rPr>
-        <w:t>, creditors</w:t>
-      </w:r>
-      <w:r>
-        <w:rPr>
-          <w:rFonts w:ascii="Times New Roman" w:eastAsia="KaiTi" w:hAnsi="Times New Roman" w:cs="Times New Roman"/>
-          <w:noProof/>
-          <w:lang w:val="en-US"/>
-        </w:rPr>
         <w:t>)</w:t>
-      </w:r>
-      <w:r>
-        <w:rPr>
-          <w:rFonts w:ascii="Times New Roman" w:eastAsia="KaiTi" w:hAnsi="Times New Roman" w:cs="Times New Roman"/>
-          <w:noProof/>
-          <w:lang w:val="en-US"/>
-        </w:rPr>
-        <w:t xml:space="preserve">. </w:t>
-      </w:r>
-      <w:r>
-        <w:rPr>
-          <w:rFonts w:ascii="Times New Roman" w:eastAsia="KaiTi" w:hAnsi="Times New Roman" w:cs="Times New Roman"/>
-          <w:noProof/>
-          <w:highlight w:val="magenta"/>
-          <w:lang w:val="en-US"/>
-        </w:rPr>
-        <w:t>Indirect cost of bankruptcy</w:t>
-      </w:r>
-      <w:r>
-        <w:rPr>
-          <w:rFonts w:ascii="Times New Roman" w:eastAsia="KaiTi" w:hAnsi="Times New Roman" w:cs="Times New Roman"/>
-          <w:noProof/>
-          <w:highlight w:val="magenta"/>
-          <w:lang w:val="en-US"/>
-        </w:rPr>
-        <w:t>:</w:t>
-      </w:r>
-      <w:r>
-        <w:rPr>
-          <w:rFonts w:ascii="Times New Roman" w:eastAsia="KaiTi" w:hAnsi="Times New Roman" w:cs="Times New Roman"/>
-          <w:noProof/>
-          <w:lang w:val="en-US"/>
-        </w:rPr>
-        <w:t xml:space="preserve"> </w:t>
-      </w:r>
-      <w:r>
-        <w:rPr>
-          <w:rFonts w:ascii="Times New Roman" w:eastAsia="KaiTi" w:hAnsi="Times New Roman" w:cs="Times New Roman"/>
-          <w:noProof/>
-          <w:lang w:val="en-US"/>
-        </w:rPr>
-        <w:t>Customers</w:t>
-      </w:r>
-      <w:r>
-        <w:rPr>
-          <w:rFonts w:ascii="Times New Roman" w:eastAsia="KaiTi" w:hAnsi="Times New Roman" w:cs="Times New Roman"/>
-          <w:noProof/>
-          <w:lang w:val="en-US"/>
-        </w:rPr>
-        <w:t xml:space="preserve">, </w:t>
-      </w:r>
-      <w:r>
-        <w:rPr>
-          <w:rFonts w:ascii="Times New Roman" w:eastAsia="KaiTi" w:hAnsi="Times New Roman" w:cs="Times New Roman"/>
-          <w:noProof/>
-          <w:lang w:val="en-US"/>
-        </w:rPr>
-        <w:t>Suppliers</w:t>
-      </w:r>
-      <w:r>
-        <w:rPr>
-          <w:rFonts w:ascii="Times New Roman" w:eastAsia="KaiTi" w:hAnsi="Times New Roman" w:cs="Times New Roman"/>
-          <w:noProof/>
-          <w:lang w:val="en-US"/>
-        </w:rPr>
-        <w:t xml:space="preserve">, </w:t>
-      </w:r>
-      <w:r>
-        <w:rPr>
-          <w:rFonts w:ascii="Times New Roman" w:eastAsia="KaiTi" w:hAnsi="Times New Roman" w:cs="Times New Roman"/>
-          <w:noProof/>
-          <w:lang w:val="en-US"/>
-        </w:rPr>
-        <w:t>Employees</w:t>
-      </w:r>
-      <w:r>
-        <w:rPr>
-          <w:rFonts w:ascii="Times New Roman" w:eastAsia="KaiTi" w:hAnsi="Times New Roman" w:cs="Times New Roman"/>
-          <w:noProof/>
-          <w:lang w:val="en-US"/>
-        </w:rPr>
-        <w:t xml:space="preserve">, </w:t>
-      </w:r>
-      <w:r>
-        <w:rPr>
-          <w:rFonts w:ascii="Times New Roman" w:eastAsia="KaiTi" w:hAnsi="Times New Roman" w:cs="Times New Roman"/>
-          <w:noProof/>
-          <w:lang w:val="en-US"/>
-        </w:rPr>
-        <w:t>Receivables</w:t>
-      </w:r>
-      <w:r>
-        <w:rPr>
-          <w:rFonts w:ascii="Times New Roman" w:eastAsia="KaiTi" w:hAnsi="Times New Roman" w:cs="Times New Roman"/>
-          <w:noProof/>
-          <w:lang w:val="en-US"/>
-        </w:rPr>
-        <w:t>,</w:t>
-      </w:r>
-      <w:r>
-        <w:rPr>
-          <w:rFonts w:ascii="Times New Roman" w:eastAsia="KaiTi" w:hAnsi="Times New Roman" w:cs="Times New Roman"/>
-          <w:noProof/>
-          <w:lang w:val="en-US"/>
-        </w:rPr>
-        <w:t xml:space="preserve"> </w:t>
-      </w:r>
-      <w:r>
-        <w:rPr>
-          <w:rFonts w:ascii="Times New Roman" w:eastAsia="KaiTi" w:hAnsi="Times New Roman" w:cs="Times New Roman"/>
-          <w:noProof/>
-          <w:lang w:val="en-US"/>
-        </w:rPr>
-        <w:t>Fire Sale of Assets</w:t>
-      </w:r>
-      <w:r>
-        <w:rPr>
-          <w:rFonts w:ascii="Times New Roman" w:eastAsia="KaiTi" w:hAnsi="Times New Roman" w:cs="Times New Roman"/>
-          <w:noProof/>
-          <w:lang w:val="en-US"/>
-        </w:rPr>
-        <w:t xml:space="preserve">, </w:t>
-      </w:r>
-      <w:r>
-        <w:rPr>
-          <w:rFonts w:ascii="Times New Roman" w:eastAsia="KaiTi" w:hAnsi="Times New Roman" w:cs="Times New Roman"/>
-          <w:noProof/>
-          <w:lang w:val="en-US"/>
-        </w:rPr>
-        <w:t>Delayed Liquidation</w:t>
-      </w:r>
-      <w:r>
-        <w:rPr>
-          <w:rFonts w:ascii="Times New Roman" w:eastAsia="KaiTi" w:hAnsi="Times New Roman" w:cs="Times New Roman"/>
-          <w:noProof/>
-          <w:lang w:val="en-US"/>
-        </w:rPr>
-        <w:t xml:space="preserve">, </w:t>
-      </w:r>
-      <w:r>
-        <w:rPr>
-          <w:rFonts w:ascii="Times New Roman" w:eastAsia="KaiTi" w:hAnsi="Times New Roman" w:cs="Times New Roman"/>
-          <w:noProof/>
-          <w:lang w:val="en-US"/>
-        </w:rPr>
-        <w:t>Costs to Creditors</w:t>
-      </w:r>
-      <w:r>
-        <w:rPr>
-          <w:rFonts w:ascii="Times New Roman" w:eastAsia="KaiTi" w:hAnsi="Times New Roman" w:cs="Times New Roman"/>
-          <w:noProof/>
-          <w:lang w:val="en-US"/>
-        </w:rPr>
-        <w:t xml:space="preserve">. </w:t>
-      </w:r>
-      <w:r>
-        <w:rPr>
-          <w:rFonts w:ascii="Times New Roman" w:eastAsia="KaiTi" w:hAnsi="Times New Roman" w:cs="Times New Roman" w:hint="eastAsia"/>
-          <w:noProof/>
-          <w:lang w:val="en-US"/>
-        </w:rPr>
-        <w:t>成本太高</w:t>
-      </w:r>
-      <w:r>
-        <w:rPr>
-          <w:rFonts w:ascii="Times New Roman" w:eastAsia="KaiTi" w:hAnsi="Times New Roman" w:cs="Times New Roman" w:hint="eastAsia"/>
-          <w:noProof/>
-          <w:lang w:val="en-US"/>
-        </w:rPr>
-        <w:t>,</w:t>
-      </w:r>
-      <w:r>
-        <w:rPr>
-          <w:rFonts w:ascii="Times New Roman" w:eastAsia="KaiTi" w:hAnsi="Times New Roman" w:cs="Times New Roman"/>
-          <w:noProof/>
-          <w:lang w:val="en-US"/>
-        </w:rPr>
-        <w:t xml:space="preserve"> </w:t>
-      </w:r>
-      <w:r>
-        <w:rPr>
-          <w:rFonts w:ascii="Times New Roman" w:eastAsia="KaiTi" w:hAnsi="Times New Roman" w:cs="Times New Roman" w:hint="eastAsia"/>
-          <w:noProof/>
-          <w:lang w:val="en-US"/>
-        </w:rPr>
-        <w:t>需要协商</w:t>
-      </w:r>
-      <w:r>
-        <w:rPr>
-          <w:rFonts w:ascii="Times New Roman" w:eastAsia="KaiTi" w:hAnsi="Times New Roman" w:cs="Times New Roman" w:hint="eastAsia"/>
-          <w:noProof/>
-          <w:lang w:val="en-US"/>
-        </w:rPr>
-        <w:t>,</w:t>
-      </w:r>
-      <w:r>
-        <w:rPr>
-          <w:rFonts w:ascii="Times New Roman" w:eastAsia="KaiTi" w:hAnsi="Times New Roman" w:cs="Times New Roman"/>
-          <w:noProof/>
-          <w:lang w:val="en-US"/>
-        </w:rPr>
-        <w:t xml:space="preserve"> </w:t>
-      </w:r>
-      <w:r>
-        <w:rPr>
-          <w:rFonts w:ascii="Times New Roman" w:eastAsia="KaiTi" w:hAnsi="Times New Roman" w:cs="Times New Roman" w:hint="eastAsia"/>
-          <w:noProof/>
-          <w:lang w:val="en-US"/>
-        </w:rPr>
-        <w:t>不破产</w:t>
-      </w:r>
-      <w:r>
-        <w:rPr>
-          <w:rFonts w:ascii="Times New Roman" w:eastAsia="KaiTi" w:hAnsi="Times New Roman" w:cs="Times New Roman" w:hint="eastAsia"/>
-          <w:noProof/>
-          <w:lang w:val="en-US"/>
-        </w:rPr>
-        <w:t>,</w:t>
-      </w:r>
-      <w:r>
-        <w:rPr>
-          <w:rFonts w:ascii="Times New Roman" w:eastAsia="KaiTi" w:hAnsi="Times New Roman" w:cs="Times New Roman"/>
-          <w:noProof/>
-          <w:lang w:val="en-US"/>
-        </w:rPr>
-        <w:t xml:space="preserve"> </w:t>
-      </w:r>
-      <w:r>
-        <w:rPr>
-          <w:rFonts w:ascii="Times New Roman" w:eastAsia="KaiTi" w:hAnsi="Times New Roman" w:cs="Times New Roman" w:hint="eastAsia"/>
-          <w:noProof/>
-          <w:lang w:val="en-US"/>
-        </w:rPr>
-        <w:t>少损失</w:t>
-      </w:r>
-      <w:r>
-        <w:rPr>
-          <w:rFonts w:ascii="Times New Roman" w:eastAsia="KaiTi" w:hAnsi="Times New Roman" w:cs="Times New Roman" w:hint="eastAsia"/>
-          <w:noProof/>
-          <w:lang w:val="en-US"/>
-        </w:rPr>
-        <w:t>.</w:t>
-      </w:r>
-      <w:r>
-        <w:rPr>
-          <w:rFonts w:ascii="Times New Roman" w:eastAsia="KaiTi" w:hAnsi="Times New Roman" w:cs="Times New Roman"/>
-          <w:noProof/>
-          <w:lang w:val="en-US"/>
-        </w:rPr>
-        <w:t xml:space="preserve"> </w:t>
       </w:r>
       <w:r>
         <w:rPr>
@@ -16951,7 +17689,7 @@
           <w:u w:val="single"/>
           <w:lang w:val="en-US"/>
         </w:rPr>
-        <w:t>Resolu</w:t>
+        <w:t xml:space="preserve"> FireSale Acquisitions</w:t>
       </w:r>
       <w:r>
         <w:rPr>
@@ -16963,7 +17701,161 @@
           <w:u w:val="single"/>
           <w:lang w:val="en-US"/>
         </w:rPr>
-        <w:t>-</w:t>
+        <w:t>.</w:t>
+      </w:r>
+      <w:r>
+        <w:rPr>
+          <w:rFonts w:ascii="Times New Roman" w:eastAsia="KaiTi" w:hAnsi="Times New Roman" w:cs="Times New Roman"/>
+          <w:noProof/>
+          <w:lang w:val="en-US"/>
+        </w:rPr>
+        <w:t xml:space="preserve"> </w:t>
+      </w:r>
+      <w:r>
+        <w:rPr>
+          <w:rFonts w:ascii="Times New Roman" w:eastAsia="KaiTi" w:hAnsi="Times New Roman" w:cs="Times New Roman"/>
+          <w:noProof/>
+          <w:highlight w:val="magenta"/>
+          <w:lang w:val="en-US"/>
+        </w:rPr>
+        <w:t>What is fire-sale?</w:t>
+      </w:r>
+      <w:r>
+        <w:rPr>
+          <w:rFonts w:ascii="Times New Roman" w:eastAsia="KaiTi" w:hAnsi="Times New Roman" w:cs="Times New Roman"/>
+          <w:noProof/>
+          <w:lang w:val="en-US"/>
+        </w:rPr>
+        <w:t xml:space="preserve"> </w:t>
+      </w:r>
+      <w:r>
+        <w:rPr>
+          <w:rFonts w:ascii="Times New Roman" w:eastAsia="KaiTi" w:hAnsi="Times New Roman" w:cs="Times New Roman" w:hint="eastAsia"/>
+          <w:noProof/>
+          <w:lang w:val="en-US"/>
+        </w:rPr>
+        <w:t>清仓甩卖</w:t>
+      </w:r>
+      <w:r>
+        <w:rPr>
+          <w:rFonts w:ascii="Times New Roman" w:eastAsia="KaiTi" w:hAnsi="Times New Roman" w:cs="Times New Roman" w:hint="eastAsia"/>
+          <w:noProof/>
+          <w:lang w:val="en-US"/>
+        </w:rPr>
+        <w:t>.</w:t>
+      </w:r>
+      <w:r>
+        <w:rPr>
+          <w:rFonts w:ascii="Times New Roman" w:eastAsia="KaiTi" w:hAnsi="Times New Roman" w:cs="Times New Roman"/>
+          <w:noProof/>
+          <w:lang w:val="en-US"/>
+        </w:rPr>
+        <w:t xml:space="preserve"> </w:t>
+      </w:r>
+      <w:r>
+        <w:rPr>
+          <w:rFonts w:ascii="Times New Roman" w:eastAsia="KaiTi" w:hAnsi="Times New Roman" w:cs="Times New Roman"/>
+          <w:noProof/>
+          <w:lang w:val="en-US"/>
+        </w:rPr>
+        <w:t>An urgent sale in an illiquid market</w:t>
+      </w:r>
+      <w:r>
+        <w:rPr>
+          <w:rFonts w:ascii="Times New Roman" w:eastAsia="KaiTi" w:hAnsi="Times New Roman" w:cs="Times New Roman"/>
+          <w:noProof/>
+          <w:lang w:val="en-US"/>
+        </w:rPr>
+        <w:t xml:space="preserve">; </w:t>
+      </w:r>
+      <w:r>
+        <w:rPr>
+          <w:rFonts w:ascii="Times New Roman" w:eastAsia="KaiTi" w:hAnsi="Times New Roman" w:cs="Times New Roman"/>
+          <w:noProof/>
+          <w:lang w:val="en-US"/>
+        </w:rPr>
+        <w:t>Financially constrained seller combining with</w:t>
+      </w:r>
+      <w:r>
+        <w:rPr>
+          <w:rFonts w:ascii="Times New Roman" w:eastAsia="KaiTi" w:hAnsi="Times New Roman" w:cs="Times New Roman"/>
+          <w:noProof/>
+          <w:lang w:val="en-US"/>
+        </w:rPr>
+        <w:t xml:space="preserve"> </w:t>
+      </w:r>
+      <w:r>
+        <w:rPr>
+          <w:rFonts w:ascii="Times New Roman" w:eastAsia="KaiTi" w:hAnsi="Times New Roman" w:cs="Times New Roman"/>
+          <w:noProof/>
+          <w:lang w:val="en-US"/>
+        </w:rPr>
+        <w:t>industry-wide distress causes a fire-sale</w:t>
+      </w:r>
+      <w:r>
+        <w:rPr>
+          <w:rFonts w:ascii="Times New Roman" w:eastAsia="KaiTi" w:hAnsi="Times New Roman" w:cs="Times New Roman"/>
+          <w:noProof/>
+          <w:lang w:val="en-US"/>
+        </w:rPr>
+        <w:t xml:space="preserve">. </w:t>
+      </w:r>
+      <w:r>
+        <w:rPr>
+          <w:rFonts w:ascii="Times New Roman" w:eastAsia="KaiTi" w:hAnsi="Times New Roman" w:cs="Times New Roman"/>
+          <w:noProof/>
+          <w:highlight w:val="magenta"/>
+          <w:lang w:val="en-US"/>
+        </w:rPr>
+        <w:t>Effects.</w:t>
+      </w:r>
+      <w:r>
+        <w:rPr>
+          <w:rFonts w:ascii="Times New Roman" w:eastAsia="KaiTi" w:hAnsi="Times New Roman" w:cs="Times New Roman"/>
+          <w:noProof/>
+          <w:lang w:val="en-US"/>
+        </w:rPr>
+        <w:t xml:space="preserve"> </w:t>
+      </w:r>
+      <w:r>
+        <w:rPr>
+          <w:rFonts w:ascii="Times New Roman" w:eastAsia="KaiTi" w:hAnsi="Times New Roman" w:cs="Times New Roman" w:hint="eastAsia"/>
+          <w:noProof/>
+          <w:lang w:val="en-US"/>
+        </w:rPr>
+        <w:t>更高的回报</w:t>
+      </w:r>
+      <w:r>
+        <w:rPr>
+          <w:rFonts w:ascii="Times New Roman" w:eastAsia="KaiTi" w:hAnsi="Times New Roman" w:cs="Times New Roman" w:hint="eastAsia"/>
+          <w:noProof/>
+          <w:lang w:val="en-US"/>
+        </w:rPr>
+        <w:t xml:space="preserve">, </w:t>
+      </w:r>
+      <w:r>
+        <w:rPr>
+          <w:rFonts w:ascii="Times New Roman" w:eastAsia="KaiTi" w:hAnsi="Times New Roman" w:cs="Times New Roman" w:hint="eastAsia"/>
+          <w:noProof/>
+          <w:lang w:val="en-US"/>
+        </w:rPr>
+        <w:t>竞争对手损失</w:t>
+      </w:r>
+      <w:r>
+        <w:rPr>
+          <w:rFonts w:ascii="Times New Roman" w:eastAsia="KaiTi" w:hAnsi="Times New Roman" w:cs="Times New Roman" w:hint="eastAsia"/>
+          <w:noProof/>
+          <w:lang w:val="en-US"/>
+        </w:rPr>
+        <w:t>.</w:t>
+      </w:r>
+      <w:r>
+        <w:rPr>
+          <w:rFonts w:ascii="Times New Roman" w:eastAsia="KaiTi" w:hAnsi="Times New Roman" w:cs="Times New Roman"/>
+          <w:noProof/>
+          <w:lang w:val="en-US"/>
+        </w:rPr>
+        <w:t xml:space="preserve"> </w:t>
       </w:r>
       <w:r>
         <w:rPr>
@@ -16975,7 +17867,159 @@
           <w:u w:val="single"/>
           <w:lang w:val="en-US"/>
         </w:rPr>
-        <w:t>tion</w:t>
+        <w:t>2) Distressed debt investment.</w:t>
+      </w:r>
+      <w:r>
+        <w:rPr>
+          <w:rFonts w:ascii="Times New Roman" w:eastAsia="KaiTi" w:hAnsi="Times New Roman" w:cs="Times New Roman"/>
+          <w:noProof/>
+          <w:lang w:val="en-US"/>
+        </w:rPr>
+        <w:t xml:space="preserve"> </w:t>
+      </w:r>
+      <w:r>
+        <w:rPr>
+          <w:rFonts w:ascii="Times New Roman" w:eastAsia="KaiTi" w:hAnsi="Times New Roman" w:cs="Times New Roman"/>
+          <w:noProof/>
+          <w:lang w:val="en-US"/>
+        </w:rPr>
+        <w:t>a hedge fund acquires the debt of a distressed borrower</w:t>
+      </w:r>
+      <w:r>
+        <w:rPr>
+          <w:rFonts w:ascii="Times New Roman" w:eastAsia="KaiTi" w:hAnsi="Times New Roman" w:cs="Times New Roman"/>
+          <w:noProof/>
+          <w:lang w:val="en-US"/>
+        </w:rPr>
+        <w:t xml:space="preserve"> </w:t>
+      </w:r>
+      <w:r>
+        <w:rPr>
+          <w:rFonts w:ascii="Times New Roman" w:eastAsia="KaiTi" w:hAnsi="Times New Roman" w:cs="Times New Roman"/>
+          <w:noProof/>
+          <w:lang w:val="en-US"/>
+        </w:rPr>
+        <w:t>with the intention of converting the acquired position into a</w:t>
+      </w:r>
+      <w:r>
+        <w:rPr>
+          <w:rFonts w:ascii="Times New Roman" w:eastAsia="KaiTi" w:hAnsi="Times New Roman" w:cs="Times New Roman"/>
+          <w:noProof/>
+          <w:lang w:val="en-US"/>
+        </w:rPr>
+        <w:t xml:space="preserve"> </w:t>
+      </w:r>
+      <w:r>
+        <w:rPr>
+          <w:rFonts w:ascii="Times New Roman" w:eastAsia="KaiTi" w:hAnsi="Times New Roman" w:cs="Times New Roman"/>
+          <w:noProof/>
+          <w:lang w:val="en-US"/>
+        </w:rPr>
+        <w:t>controlling equity stake upon the firm’s emergence from</w:t>
+      </w:r>
+      <w:r>
+        <w:rPr>
+          <w:rFonts w:ascii="Times New Roman" w:eastAsia="KaiTi" w:hAnsi="Times New Roman" w:cs="Times New Roman"/>
+          <w:noProof/>
+          <w:lang w:val="en-US"/>
+        </w:rPr>
+        <w:t xml:space="preserve"> </w:t>
+      </w:r>
+      <w:r>
+        <w:rPr>
+          <w:rFonts w:ascii="Times New Roman" w:eastAsia="KaiTi" w:hAnsi="Times New Roman" w:cs="Times New Roman"/>
+          <w:noProof/>
+          <w:lang w:val="en-US"/>
+        </w:rPr>
+        <w:t>Chapter 11</w:t>
+      </w:r>
+      <w:r>
+        <w:rPr>
+          <w:rFonts w:ascii="Times New Roman" w:eastAsia="KaiTi" w:hAnsi="Times New Roman" w:cs="Times New Roman"/>
+          <w:noProof/>
+          <w:lang w:val="en-US"/>
+        </w:rPr>
+        <w:t xml:space="preserve">. </w:t>
+      </w:r>
+      <w:r>
+        <w:rPr>
+          <w:rFonts w:ascii="Times New Roman" w:eastAsia="KaiTi" w:hAnsi="Times New Roman" w:cs="Times New Roman"/>
+          <w:noProof/>
+          <w:lang w:val="en-US"/>
+        </w:rPr>
+        <w:t>H</w:t>
+      </w:r>
+      <w:r>
+        <w:rPr>
+          <w:rFonts w:ascii="Times New Roman" w:eastAsia="KaiTi" w:hAnsi="Times New Roman" w:cs="Times New Roman"/>
+          <w:noProof/>
+          <w:lang w:val="en-US"/>
+        </w:rPr>
+        <w:t>edge funds prefer companies in which secured debt</w:t>
+      </w:r>
+      <w:r>
+        <w:rPr>
+          <w:rFonts w:ascii="Times New Roman" w:eastAsia="KaiTi" w:hAnsi="Times New Roman" w:cs="Times New Roman"/>
+          <w:noProof/>
+          <w:lang w:val="en-US"/>
+        </w:rPr>
+        <w:t xml:space="preserve"> </w:t>
+      </w:r>
+      <w:r>
+        <w:rPr>
+          <w:rFonts w:ascii="Times New Roman" w:eastAsia="KaiTi" w:hAnsi="Times New Roman" w:cs="Times New Roman"/>
+          <w:noProof/>
+          <w:lang w:val="en-US"/>
+        </w:rPr>
+        <w:t>is more likely to be overcollateralized</w:t>
+      </w:r>
+      <w:r>
+        <w:rPr>
+          <w:rFonts w:ascii="Times New Roman" w:eastAsia="KaiTi" w:hAnsi="Times New Roman" w:cs="Times New Roman" w:hint="eastAsia"/>
+          <w:noProof/>
+          <w:lang w:val="en-US"/>
+        </w:rPr>
+        <w:t>.</w:t>
+      </w:r>
+      <w:r>
+        <w:rPr>
+          <w:rFonts w:ascii="Times New Roman" w:eastAsia="KaiTi" w:hAnsi="Times New Roman" w:cs="Times New Roman"/>
+          <w:noProof/>
+          <w:lang w:val="en-US"/>
+        </w:rPr>
+        <w:t xml:space="preserve"> </w:t>
+      </w:r>
+      <w:r>
+        <w:rPr>
+          <w:rFonts w:ascii="Times New Roman" w:eastAsia="KaiTi" w:hAnsi="Times New Roman" w:cs="Times New Roman" w:hint="eastAsia"/>
+          <w:noProof/>
+          <w:lang w:val="en-US"/>
+        </w:rPr>
+        <w:t>对冲基金</w:t>
+      </w:r>
+      <w:r>
+        <w:rPr>
+          <w:rFonts w:ascii="Times New Roman" w:eastAsia="KaiTi" w:hAnsi="Times New Roman" w:cs="Times New Roman" w:hint="eastAsia"/>
+          <w:noProof/>
+          <w:lang w:val="en-US"/>
+        </w:rPr>
+        <w:t>增加重组成功的可能性</w:t>
+      </w:r>
+      <w:r>
+        <w:rPr>
+          <w:rFonts w:ascii="Times New Roman" w:eastAsia="KaiTi" w:hAnsi="Times New Roman" w:cs="Times New Roman" w:hint="eastAsia"/>
+          <w:noProof/>
+          <w:lang w:val="en-US"/>
+        </w:rPr>
+        <w:t>.</w:t>
+      </w:r>
+      <w:r>
+        <w:rPr>
+          <w:rFonts w:ascii="Times New Roman" w:eastAsia="KaiTi" w:hAnsi="Times New Roman" w:cs="Times New Roman"/>
+          <w:noProof/>
+          <w:lang w:val="en-US"/>
+        </w:rPr>
+        <w:t xml:space="preserve"> </w:t>
       </w:r>
       <w:r>
         <w:rPr>
@@ -16987,6 +18031,264 @@
           <w:u w:val="single"/>
           <w:lang w:val="en-US"/>
         </w:rPr>
+        <w:t>3) Alternative Restructuring Strategies.</w:t>
+      </w:r>
+      <w:r>
+        <w:rPr>
+          <w:rFonts w:ascii="Times New Roman" w:eastAsia="KaiTi" w:hAnsi="Times New Roman" w:cs="Times New Roman"/>
+          <w:noProof/>
+          <w:lang w:val="en-US"/>
+        </w:rPr>
+        <w:t xml:space="preserve"> </w:t>
+      </w:r>
+      <w:r>
+        <w:rPr>
+          <w:rFonts w:ascii="Times New Roman" w:eastAsia="KaiTi" w:hAnsi="Times New Roman" w:cs="Times New Roman"/>
+          <w:noProof/>
+          <w:lang w:val="en-US"/>
+        </w:rPr>
+        <w:t>Divestiture, spin-off, split-up, equity carve-out,</w:t>
+      </w:r>
+      <w:r>
+        <w:rPr>
+          <w:rFonts w:ascii="Times New Roman" w:eastAsia="KaiTi" w:hAnsi="Times New Roman" w:cs="Times New Roman"/>
+          <w:noProof/>
+          <w:lang w:val="en-US"/>
+        </w:rPr>
+        <w:t xml:space="preserve"> </w:t>
+      </w:r>
+      <w:r>
+        <w:rPr>
+          <w:rFonts w:ascii="Times New Roman" w:eastAsia="KaiTi" w:hAnsi="Times New Roman" w:cs="Times New Roman"/>
+          <w:noProof/>
+          <w:lang w:val="en-US"/>
+        </w:rPr>
+        <w:t>split-off, and tracking stock strategies</w:t>
+      </w:r>
+      <w:r>
+        <w:rPr>
+          <w:rFonts w:ascii="Times New Roman" w:eastAsia="KaiTi" w:hAnsi="Times New Roman" w:cs="Times New Roman"/>
+          <w:noProof/>
+          <w:lang w:val="en-US"/>
+        </w:rPr>
+        <w:t xml:space="preserve">. </w:t>
+      </w:r>
+      <w:r>
+        <w:rPr>
+          <w:rFonts w:ascii="Times New Roman" w:eastAsia="KaiTi" w:hAnsi="Times New Roman" w:cs="Times New Roman"/>
+          <w:noProof/>
+          <w:highlight w:val="magenta"/>
+          <w:lang w:val="en-US"/>
+        </w:rPr>
+        <w:t>Motives:</w:t>
+      </w:r>
+      <w:r>
+        <w:rPr>
+          <w:rFonts w:ascii="Times New Roman" w:eastAsia="KaiTi" w:hAnsi="Times New Roman" w:cs="Times New Roman"/>
+          <w:noProof/>
+          <w:lang w:val="en-US"/>
+        </w:rPr>
+        <w:t xml:space="preserve"> </w:t>
+      </w:r>
+      <w:r>
+        <w:rPr>
+          <w:rFonts w:ascii="Times New Roman" w:eastAsia="KaiTi" w:hAnsi="Times New Roman" w:cs="Times New Roman"/>
+          <w:noProof/>
+          <w:lang w:val="en-US"/>
+        </w:rPr>
+        <w:t>d</w:t>
+      </w:r>
+      <w:r>
+        <w:rPr>
+          <w:rFonts w:ascii="Times New Roman" w:eastAsia="KaiTi" w:hAnsi="Times New Roman" w:cs="Times New Roman"/>
+          <w:noProof/>
+          <w:lang w:val="en-US"/>
+        </w:rPr>
+        <w:t>econglomeration/increas</w:t>
+      </w:r>
+      <w:r>
+        <w:rPr>
+          <w:rFonts w:ascii="Times New Roman" w:eastAsia="KaiTi" w:hAnsi="Times New Roman" w:cs="Times New Roman"/>
+          <w:noProof/>
+          <w:lang w:val="en-US"/>
+        </w:rPr>
+        <w:t xml:space="preserve">e </w:t>
+      </w:r>
+      <w:r>
+        <w:rPr>
+          <w:rFonts w:ascii="Times New Roman" w:eastAsia="KaiTi" w:hAnsi="Times New Roman" w:cs="Times New Roman"/>
+          <w:noProof/>
+          <w:lang w:val="en-US"/>
+        </w:rPr>
+        <w:t>corporate focus</w:t>
+      </w:r>
+      <w:r>
+        <w:rPr>
+          <w:rFonts w:ascii="Times New Roman" w:eastAsia="KaiTi" w:hAnsi="Times New Roman" w:cs="Times New Roman"/>
+          <w:noProof/>
+          <w:lang w:val="en-US"/>
+        </w:rPr>
+        <w:t xml:space="preserve">; </w:t>
+      </w:r>
+      <w:r>
+        <w:rPr>
+          <w:rFonts w:ascii="Times New Roman" w:eastAsia="KaiTi" w:hAnsi="Times New Roman" w:cs="Times New Roman"/>
+          <w:noProof/>
+          <w:lang w:val="en-US"/>
+        </w:rPr>
+        <w:t xml:space="preserve"> </w:t>
+      </w:r>
+      <w:r>
+        <w:rPr>
+          <w:rFonts w:ascii="Times New Roman" w:eastAsia="KaiTi" w:hAnsi="Times New Roman" w:cs="Times New Roman"/>
+          <w:noProof/>
+          <w:lang w:val="en-US"/>
+        </w:rPr>
+        <w:t>Moving away from the core business</w:t>
+      </w:r>
+      <w:r>
+        <w:rPr>
+          <w:rFonts w:ascii="Times New Roman" w:eastAsia="KaiTi" w:hAnsi="Times New Roman" w:cs="Times New Roman"/>
+          <w:noProof/>
+          <w:lang w:val="en-US"/>
+        </w:rPr>
+        <w:t xml:space="preserve">; </w:t>
+      </w:r>
+      <w:r>
+        <w:rPr>
+          <w:rFonts w:ascii="Times New Roman" w:eastAsia="KaiTi" w:hAnsi="Times New Roman" w:cs="Times New Roman"/>
+          <w:noProof/>
+          <w:lang w:val="en-US"/>
+        </w:rPr>
+        <w:t>Assets are worth more to the buyer than to the seller</w:t>
+      </w:r>
+      <w:r>
+        <w:rPr>
+          <w:rFonts w:ascii="Times New Roman" w:eastAsia="KaiTi" w:hAnsi="Times New Roman" w:cs="Times New Roman"/>
+          <w:noProof/>
+          <w:lang w:val="en-US"/>
+        </w:rPr>
+        <w:t xml:space="preserve">; </w:t>
+      </w:r>
+      <w:r>
+        <w:rPr>
+          <w:rFonts w:ascii="Times New Roman" w:eastAsia="KaiTi" w:hAnsi="Times New Roman" w:cs="Times New Roman"/>
+          <w:noProof/>
+          <w:lang w:val="en-US"/>
+        </w:rPr>
+        <w:t>Satisfying government requirements</w:t>
+      </w:r>
+      <w:r>
+        <w:rPr>
+          <w:rFonts w:ascii="Times New Roman" w:eastAsia="KaiTi" w:hAnsi="Times New Roman" w:cs="Times New Roman"/>
+          <w:noProof/>
+          <w:lang w:val="en-US"/>
+        </w:rPr>
+        <w:t xml:space="preserve">; </w:t>
+      </w:r>
+      <w:r>
+        <w:rPr>
+          <w:rFonts w:ascii="Times New Roman" w:eastAsia="KaiTi" w:hAnsi="Times New Roman" w:cs="Times New Roman"/>
+          <w:noProof/>
+          <w:lang w:val="en-US"/>
+        </w:rPr>
+        <w:t>Correcting past mistakes</w:t>
+      </w:r>
+      <w:r>
+        <w:rPr>
+          <w:rFonts w:ascii="Times New Roman" w:eastAsia="KaiTi" w:hAnsi="Times New Roman" w:cs="Times New Roman"/>
+          <w:noProof/>
+          <w:lang w:val="en-US"/>
+        </w:rPr>
+        <w:t xml:space="preserve">; </w:t>
+      </w:r>
+      <w:r>
+        <w:rPr>
+          <w:rFonts w:ascii="Times New Roman" w:eastAsia="KaiTi" w:hAnsi="Times New Roman" w:cs="Times New Roman"/>
+          <w:noProof/>
+          <w:lang w:val="en-US"/>
+        </w:rPr>
+        <w:t>Assets have been interfering with profitable operation</w:t>
+      </w:r>
+      <w:r>
+        <w:rPr>
+          <w:rFonts w:ascii="Times New Roman" w:eastAsia="KaiTi" w:hAnsi="Times New Roman" w:cs="Times New Roman"/>
+          <w:noProof/>
+          <w:lang w:val="en-US"/>
+        </w:rPr>
+        <w:t xml:space="preserve"> </w:t>
+      </w:r>
+      <w:r>
+        <w:rPr>
+          <w:rFonts w:ascii="Times New Roman" w:eastAsia="KaiTi" w:hAnsi="Times New Roman" w:cs="Times New Roman"/>
+          <w:noProof/>
+          <w:lang w:val="en-US"/>
+        </w:rPr>
+        <w:t>of other businesses</w:t>
+      </w:r>
+      <w:r>
+        <w:rPr>
+          <w:rFonts w:ascii="Times New Roman" w:eastAsia="KaiTi" w:hAnsi="Times New Roman" w:cs="Times New Roman"/>
+          <w:noProof/>
+          <w:lang w:val="en-US"/>
+        </w:rPr>
+        <w:t xml:space="preserve">. </w:t>
+      </w:r>
+      <w:r>
+        <w:rPr>
+          <w:rFonts w:ascii="Times New Roman" w:eastAsia="KaiTi" w:hAnsi="Times New Roman" w:cs="Times New Roman"/>
+          <w:noProof/>
+          <w:highlight w:val="magenta"/>
+          <w:lang w:val="en-US"/>
+        </w:rPr>
+        <w:t>Divestiture:</w:t>
+      </w:r>
+      <w:r>
+        <w:rPr>
+          <w:rFonts w:ascii="Times New Roman" w:eastAsia="KaiTi" w:hAnsi="Times New Roman" w:cs="Times New Roman"/>
+          <w:noProof/>
+          <w:lang w:val="en-US"/>
+        </w:rPr>
+        <w:t xml:space="preserve"> </w:t>
+      </w:r>
+      <w:r>
+        <w:rPr>
+          <w:rFonts w:ascii="Times New Roman" w:eastAsia="KaiTi" w:hAnsi="Times New Roman" w:cs="Times New Roman" w:hint="eastAsia"/>
+          <w:noProof/>
+          <w:lang w:val="en-US"/>
+        </w:rPr>
+        <w:t>出售资产</w:t>
+      </w:r>
+      <w:r>
+        <w:rPr>
+          <w:rFonts w:ascii="Times New Roman" w:eastAsia="KaiTi" w:hAnsi="Times New Roman" w:cs="Times New Roman" w:hint="eastAsia"/>
+          <w:noProof/>
+          <w:lang w:val="en-US"/>
+        </w:rPr>
+        <w:t>,</w:t>
+      </w:r>
+      <w:r>
+        <w:rPr>
+          <w:rFonts w:ascii="Times New Roman" w:eastAsia="KaiTi" w:hAnsi="Times New Roman" w:cs="Times New Roman"/>
+          <w:noProof/>
+          <w:lang w:val="en-US"/>
+        </w:rPr>
+        <w:t xml:space="preserve"> </w:t>
+      </w:r>
+      <w:r>
+        <w:rPr>
+          <w:rFonts w:ascii="Times New Roman" w:eastAsia="KaiTi" w:hAnsi="Times New Roman" w:cs="Times New Roman" w:hint="eastAsia"/>
+          <w:noProof/>
+          <w:lang w:val="en-US"/>
+        </w:rPr>
+        <w:t>带来现金</w:t>
+      </w:r>
+      <w:r>
+        <w:rPr>
+          <w:rFonts w:ascii="Times New Roman" w:eastAsia="KaiTi" w:hAnsi="Times New Roman" w:cs="Times New Roman" w:hint="eastAsia"/>
+          <w:noProof/>
+          <w:lang w:val="en-US"/>
+        </w:rPr>
         <w:t>.</w:t>
       </w:r>
       <w:r>
@@ -17004,7 +18306,87 @@
           <w:highlight w:val="magenta"/>
           <w:lang w:val="en-US"/>
         </w:rPr>
-        <w:t>Out-of court procedures</w:t>
+        <w:t>Spin-Off:</w:t>
+      </w:r>
+      <w:r>
+        <w:rPr>
+          <w:rFonts w:ascii="Times New Roman" w:eastAsia="KaiTi" w:hAnsi="Times New Roman" w:cs="Times New Roman"/>
+          <w:noProof/>
+          <w:lang w:val="en-US"/>
+        </w:rPr>
+        <w:t xml:space="preserve"> </w:t>
+      </w:r>
+      <w:r>
+        <w:rPr>
+          <w:rFonts w:ascii="Times New Roman" w:eastAsia="KaiTi" w:hAnsi="Times New Roman" w:cs="Times New Roman" w:hint="eastAsia"/>
+          <w:noProof/>
+          <w:lang w:val="en-US"/>
+        </w:rPr>
+        <w:t>将状况好的业务</w:t>
+      </w:r>
+      <w:r>
+        <w:rPr>
+          <w:rFonts w:ascii="Times New Roman" w:eastAsia="KaiTi" w:hAnsi="Times New Roman" w:cs="Times New Roman" w:hint="eastAsia"/>
+          <w:noProof/>
+          <w:lang w:val="en-US"/>
+        </w:rPr>
+        <w:t>拆出来</w:t>
+      </w:r>
+      <w:r>
+        <w:rPr>
+          <w:rFonts w:ascii="Times New Roman" w:eastAsia="KaiTi" w:hAnsi="Times New Roman" w:cs="Times New Roman" w:hint="eastAsia"/>
+          <w:noProof/>
+          <w:lang w:val="en-US"/>
+        </w:rPr>
+        <w:t>,</w:t>
+      </w:r>
+      <w:r>
+        <w:rPr>
+          <w:rFonts w:ascii="Times New Roman" w:eastAsia="KaiTi" w:hAnsi="Times New Roman" w:cs="Times New Roman"/>
+          <w:noProof/>
+          <w:lang w:val="en-US"/>
+        </w:rPr>
+        <w:t xml:space="preserve"> </w:t>
+      </w:r>
+      <w:r>
+        <w:rPr>
+          <w:rFonts w:ascii="Times New Roman" w:eastAsia="KaiTi" w:hAnsi="Times New Roman" w:cs="Times New Roman" w:hint="eastAsia"/>
+          <w:noProof/>
+          <w:lang w:val="en-US"/>
+        </w:rPr>
+        <w:t>股东</w:t>
+      </w:r>
+      <w:r>
+        <w:rPr>
+          <w:rFonts w:ascii="Times New Roman" w:eastAsia="KaiTi" w:hAnsi="Times New Roman" w:cs="Times New Roman" w:hint="eastAsia"/>
+          <w:noProof/>
+          <w:lang w:val="en-US"/>
+        </w:rPr>
+        <w:t>直接</w:t>
+      </w:r>
+      <w:r>
+        <w:rPr>
+          <w:rFonts w:ascii="Times New Roman" w:eastAsia="KaiTi" w:hAnsi="Times New Roman" w:cs="Times New Roman" w:hint="eastAsia"/>
+          <w:noProof/>
+          <w:lang w:val="en-US"/>
+        </w:rPr>
+        <w:t>获子公司股份</w:t>
+      </w:r>
+      <w:r>
+        <w:rPr>
+          <w:rFonts w:ascii="Times New Roman" w:eastAsia="KaiTi" w:hAnsi="Times New Roman" w:cs="Times New Roman" w:hint="eastAsia"/>
+          <w:noProof/>
+          <w:lang w:val="en-US"/>
+        </w:rPr>
+        <w:t>.</w:t>
+      </w:r>
+      <w:r>
+        <w:rPr>
+          <w:rFonts w:ascii="Times New Roman" w:eastAsia="KaiTi" w:hAnsi="Times New Roman" w:cs="Times New Roman"/>
+          <w:noProof/>
+          <w:lang w:val="en-US"/>
+        </w:rPr>
+        <w:t xml:space="preserve"> </w:t>
       </w:r>
       <w:r>
         <w:rPr>
@@ -17013,73 +18395,88 @@
           <w:highlight w:val="magenta"/>
           <w:lang w:val="en-US"/>
         </w:rPr>
-        <w:t>:</w:t>
-      </w:r>
-      <w:r>
-        <w:rPr>
-          <w:rFonts w:ascii="Times New Roman" w:eastAsia="KaiTi" w:hAnsi="Times New Roman" w:cs="Times New Roman"/>
-          <w:noProof/>
-          <w:lang w:val="en-US"/>
-        </w:rPr>
-        <w:t xml:space="preserve"> </w:t>
-      </w:r>
-      <w:r>
-        <w:rPr>
-          <w:rFonts w:ascii="Times New Roman" w:eastAsia="KaiTi" w:hAnsi="Times New Roman" w:cs="Times New Roman"/>
-          <w:noProof/>
-          <w:highlight w:val="yellow"/>
-          <w:lang w:val="en-US"/>
-        </w:rPr>
-        <w:t>R</w:t>
-      </w:r>
-      <w:r>
-        <w:rPr>
-          <w:rFonts w:ascii="Times New Roman" w:eastAsia="KaiTi" w:hAnsi="Times New Roman" w:cs="Times New Roman"/>
-          <w:noProof/>
-          <w:highlight w:val="yellow"/>
-          <w:lang w:val="en-US"/>
-        </w:rPr>
-        <w:t>eorganization</w:t>
-      </w:r>
-      <w:r>
-        <w:rPr>
-          <w:rFonts w:ascii="Times New Roman" w:eastAsia="KaiTi" w:hAnsi="Times New Roman" w:cs="Times New Roman"/>
-          <w:noProof/>
-          <w:lang w:val="en-US"/>
-        </w:rPr>
-        <w:t>-</w:t>
-      </w:r>
-      <w:r>
-        <w:rPr>
-          <w:rFonts w:ascii="Times New Roman" w:eastAsia="KaiTi" w:hAnsi="Times New Roman" w:cs="Times New Roman"/>
-          <w:noProof/>
-          <w:lang w:val="en-US"/>
-        </w:rPr>
-        <w:t>Extension</w:t>
-      </w:r>
-      <w:r>
-        <w:rPr>
-          <w:rFonts w:ascii="Times New Roman" w:eastAsia="KaiTi" w:hAnsi="Times New Roman" w:cs="Times New Roman"/>
-          <w:noProof/>
-          <w:lang w:val="en-US"/>
-        </w:rPr>
-        <w:t>(</w:t>
-      </w:r>
-      <w:r>
-        <w:rPr>
-          <w:rFonts w:ascii="Times New Roman" w:eastAsia="KaiTi" w:hAnsi="Times New Roman" w:cs="Times New Roman" w:hint="eastAsia"/>
-          <w:noProof/>
-          <w:lang w:val="en-US"/>
-        </w:rPr>
-        <w:t>延期</w:t>
-      </w:r>
-      <w:r>
-        <w:rPr>
-          <w:rFonts w:ascii="Times New Roman" w:eastAsia="KaiTi" w:hAnsi="Times New Roman" w:cs="Times New Roman"/>
-          <w:noProof/>
-          <w:lang w:val="en-US"/>
-        </w:rPr>
-        <w:t>)</w:t>
+        <w:t>Equity carve-out:</w:t>
+      </w:r>
+      <w:r>
+        <w:rPr>
+          <w:rFonts w:ascii="Times New Roman" w:eastAsia="KaiTi" w:hAnsi="Times New Roman" w:cs="Times New Roman"/>
+          <w:noProof/>
+          <w:lang w:val="en-US"/>
+        </w:rPr>
+        <w:t xml:space="preserve"> </w:t>
+      </w:r>
+      <w:r>
+        <w:rPr>
+          <w:rFonts w:ascii="Times New Roman" w:eastAsia="KaiTi" w:hAnsi="Times New Roman" w:cs="Times New Roman" w:hint="eastAsia"/>
+          <w:noProof/>
+          <w:lang w:val="en-US"/>
+        </w:rPr>
+        <w:t>销售子公司</w:t>
+      </w:r>
+      <w:r>
+        <w:rPr>
+          <w:rFonts w:ascii="Times New Roman" w:eastAsia="KaiTi" w:hAnsi="Times New Roman" w:cs="Times New Roman" w:hint="eastAsia"/>
+          <w:noProof/>
+          <w:lang w:val="en-US"/>
+        </w:rPr>
+        <w:t>股票筹集资金</w:t>
+      </w:r>
+      <w:r>
+        <w:rPr>
+          <w:rFonts w:ascii="Times New Roman" w:eastAsia="KaiTi" w:hAnsi="Times New Roman" w:cs="Times New Roman" w:hint="eastAsia"/>
+          <w:noProof/>
+          <w:lang w:val="en-US"/>
+        </w:rPr>
+        <w:t>.</w:t>
+      </w:r>
+      <w:r>
+        <w:rPr>
+          <w:rFonts w:ascii="Times New Roman" w:eastAsia="KaiTi" w:hAnsi="Times New Roman" w:cs="Times New Roman"/>
+          <w:noProof/>
+          <w:lang w:val="en-US"/>
+        </w:rPr>
+        <w:t xml:space="preserve"> </w:t>
+      </w:r>
+      <w:r>
+        <w:rPr>
+          <w:rFonts w:ascii="Times New Roman" w:eastAsia="KaiTi" w:hAnsi="Times New Roman" w:cs="Times New Roman"/>
+          <w:noProof/>
+          <w:highlight w:val="magenta"/>
+          <w:lang w:val="en-US"/>
+        </w:rPr>
+        <w:t>Split-off:</w:t>
+      </w:r>
+      <w:r>
+        <w:rPr>
+          <w:rFonts w:ascii="Times New Roman" w:eastAsia="KaiTi" w:hAnsi="Times New Roman" w:cs="Times New Roman"/>
+          <w:noProof/>
+          <w:lang w:val="en-US"/>
+        </w:rPr>
+        <w:t xml:space="preserve"> </w:t>
+      </w:r>
+      <w:r>
+        <w:rPr>
+          <w:rFonts w:ascii="Times New Roman" w:eastAsia="KaiTi" w:hAnsi="Times New Roman" w:cs="Times New Roman" w:hint="eastAsia"/>
+          <w:noProof/>
+          <w:lang w:val="en-US"/>
+        </w:rPr>
+        <w:t>成立</w:t>
+      </w:r>
+      <w:r>
+        <w:rPr>
+          <w:rFonts w:ascii="Times New Roman" w:eastAsia="KaiTi" w:hAnsi="Times New Roman" w:cs="Times New Roman" w:hint="eastAsia"/>
+          <w:noProof/>
+          <w:lang w:val="en-US"/>
+        </w:rPr>
+        <w:t>子</w:t>
+      </w:r>
+      <w:r>
+        <w:rPr>
+          <w:rFonts w:ascii="Times New Roman" w:eastAsia="KaiTi" w:hAnsi="Times New Roman" w:cs="Times New Roman" w:hint="eastAsia"/>
+          <w:noProof/>
+          <w:lang w:val="en-US"/>
+        </w:rPr>
+        <w:t>公司</w:t>
       </w:r>
       <w:r>
         <w:rPr>
@@ -17099,143 +18496,19 @@
       </w:r>
       <w:r>
         <w:rPr>
-          <w:rFonts w:ascii="Times New Roman" w:eastAsia="KaiTi" w:hAnsi="Times New Roman" w:cs="Times New Roman"/>
-          <w:noProof/>
-          <w:lang w:val="en-US"/>
-        </w:rPr>
-        <w:t>Composition</w:t>
-      </w:r>
-      <w:r>
-        <w:rPr>
-          <w:rFonts w:ascii="Times New Roman" w:eastAsia="KaiTi" w:hAnsi="Times New Roman" w:cs="Times New Roman"/>
-          <w:noProof/>
-          <w:lang w:val="en-US"/>
-        </w:rPr>
-        <w:t>(</w:t>
-      </w:r>
-      <w:r>
-        <w:rPr>
-          <w:rFonts w:ascii="Times New Roman" w:eastAsia="KaiTi" w:hAnsi="Times New Roman" w:cs="Times New Roman" w:hint="eastAsia"/>
-          <w:noProof/>
-          <w:lang w:val="en-US"/>
-        </w:rPr>
-        <w:t>重组</w:t>
-      </w:r>
-      <w:r>
-        <w:rPr>
-          <w:rFonts w:ascii="Times New Roman" w:eastAsia="KaiTi" w:hAnsi="Times New Roman" w:cs="Times New Roman"/>
-          <w:noProof/>
-          <w:lang w:val="en-US"/>
-        </w:rPr>
-        <w:t xml:space="preserve">), </w:t>
-      </w:r>
-      <w:r>
-        <w:rPr>
-          <w:rFonts w:ascii="Times New Roman" w:eastAsia="KaiTi" w:hAnsi="Times New Roman" w:cs="Times New Roman"/>
-          <w:noProof/>
-          <w:lang w:val="en-US"/>
-        </w:rPr>
-        <w:t>Debt for equity swap</w:t>
-      </w:r>
-      <w:r>
-        <w:rPr>
-          <w:rFonts w:ascii="Times New Roman" w:eastAsia="KaiTi" w:hAnsi="Times New Roman" w:cs="Times New Roman"/>
+          <w:rFonts w:ascii="Times New Roman" w:eastAsia="KaiTi" w:hAnsi="Times New Roman" w:cs="Times New Roman" w:hint="eastAsia"/>
+          <w:noProof/>
+          <w:lang w:val="en-US"/>
+        </w:rPr>
+        <w:t>拿母公司股份换子公司股份</w:t>
+      </w:r>
+      <w:r>
+        <w:rPr>
+          <w:rFonts w:ascii="Times New Roman" w:eastAsia="KaiTi" w:hAnsi="Times New Roman" w:cs="Times New Roman" w:hint="eastAsia"/>
           <w:noProof/>
           <w:lang w:val="en-US"/>
         </w:rPr>
         <w:t>.</w:t>
-      </w:r>
-      <w:r>
-        <w:t xml:space="preserve"> </w:t>
-      </w:r>
-      <w:r>
-        <w:rPr>
-          <w:rFonts w:ascii="Times New Roman" w:eastAsia="KaiTi" w:hAnsi="Times New Roman" w:cs="Times New Roman"/>
-          <w:noProof/>
-          <w:highlight w:val="yellow"/>
-          <w:lang w:val="en-US"/>
-        </w:rPr>
-        <w:t>L</w:t>
-      </w:r>
-      <w:r>
-        <w:rPr>
-          <w:rFonts w:ascii="Times New Roman" w:eastAsia="KaiTi" w:hAnsi="Times New Roman" w:cs="Times New Roman"/>
-          <w:noProof/>
-          <w:highlight w:val="yellow"/>
-          <w:lang w:val="en-US"/>
-        </w:rPr>
-        <w:t>iquidation</w:t>
-      </w:r>
-      <w:r>
-        <w:rPr>
-          <w:rFonts w:ascii="Times New Roman" w:eastAsia="KaiTi" w:hAnsi="Times New Roman" w:cs="Times New Roman"/>
-          <w:noProof/>
-          <w:lang w:val="en-US"/>
-        </w:rPr>
-        <w:t>.</w:t>
-      </w:r>
-      <w:r>
-        <w:t xml:space="preserve"> </w:t>
-      </w:r>
-      <w:r>
-        <w:rPr>
-          <w:rFonts w:ascii="Times New Roman" w:eastAsia="KaiTi" w:hAnsi="Times New Roman" w:cs="Times New Roman"/>
-          <w:noProof/>
-          <w:highlight w:val="magenta"/>
-          <w:lang w:val="en-US"/>
-        </w:rPr>
-        <w:t>Merger into another firm</w:t>
-      </w:r>
-      <w:r>
-        <w:rPr>
-          <w:rFonts w:ascii="Times New Roman" w:eastAsia="KaiTi" w:hAnsi="Times New Roman" w:cs="Times New Roman"/>
-          <w:noProof/>
-          <w:highlight w:val="magenta"/>
-          <w:lang w:val="en-US"/>
-        </w:rPr>
-        <w:t>;</w:t>
-      </w:r>
-      <w:r>
-        <w:rPr>
-          <w:rFonts w:ascii="Times New Roman" w:eastAsia="KaiTi" w:hAnsi="Times New Roman" w:cs="Times New Roman"/>
-          <w:noProof/>
-          <w:lang w:val="en-US"/>
-        </w:rPr>
-        <w:t xml:space="preserve"> </w:t>
-      </w:r>
-      <w:r>
-        <w:rPr>
-          <w:rFonts w:ascii="Times New Roman" w:eastAsia="KaiTi" w:hAnsi="Times New Roman" w:cs="Times New Roman"/>
-          <w:noProof/>
-          <w:highlight w:val="magenta"/>
-          <w:lang w:val="en-US"/>
-        </w:rPr>
-        <w:t>Formal legal proceedings</w:t>
-      </w:r>
-      <w:r>
-        <w:rPr>
-          <w:rFonts w:ascii="Times New Roman" w:eastAsia="KaiTi" w:hAnsi="Times New Roman" w:cs="Times New Roman"/>
-          <w:noProof/>
-          <w:highlight w:val="magenta"/>
-          <w:lang w:val="en-US"/>
-        </w:rPr>
-        <w:t>:</w:t>
-      </w:r>
-      <w:r>
-        <w:rPr>
-          <w:rFonts w:ascii="Times New Roman" w:eastAsia="KaiTi" w:hAnsi="Times New Roman" w:cs="Times New Roman"/>
-          <w:noProof/>
-          <w:lang w:val="en-US"/>
-        </w:rPr>
-        <w:t xml:space="preserve"> </w:t>
-      </w:r>
-      <w:r>
-        <w:rPr>
-          <w:rFonts w:ascii="Times New Roman" w:eastAsia="KaiTi" w:hAnsi="Times New Roman" w:cs="Times New Roman"/>
-          <w:noProof/>
-          <w:lang w:val="en-US"/>
-        </w:rPr>
-        <w:t>Bankruptcy is designed to</w:t>
       </w:r>
       <w:r>
         <w:rPr>
@@ -17251,65 +18524,10 @@
           <w:b/>
           <w:bCs/>
           <w:noProof/>
-          <w:lang w:val="en-US"/>
-        </w:rPr>
-        <w:t>Protect</w:t>
-      </w:r>
-      <w:r>
-        <w:rPr>
-          <w:rFonts w:ascii="Times New Roman" w:eastAsia="KaiTi" w:hAnsi="Times New Roman" w:cs="Times New Roman"/>
-          <w:noProof/>
-          <w:lang w:val="en-US"/>
-        </w:rPr>
-        <w:t xml:space="preserve"> failing firms from lawsuits by its creditors</w:t>
-      </w:r>
-      <w:r>
-        <w:rPr>
-          <w:rFonts w:ascii="Times New Roman" w:eastAsia="KaiTi" w:hAnsi="Times New Roman" w:cs="Times New Roman"/>
-          <w:noProof/>
-          <w:lang w:val="en-US"/>
-        </w:rPr>
-        <w:t xml:space="preserve"> </w:t>
-      </w:r>
-      <w:r>
-        <w:rPr>
-          <w:rFonts w:ascii="Times New Roman" w:eastAsia="KaiTi" w:hAnsi="Times New Roman" w:cs="Times New Roman"/>
-          <w:noProof/>
-          <w:lang w:val="en-US"/>
-        </w:rPr>
-        <w:t>until decision made to shut-down or continue to</w:t>
-      </w:r>
-      <w:r>
-        <w:rPr>
-          <w:rFonts w:ascii="Times New Roman" w:eastAsia="KaiTi" w:hAnsi="Times New Roman" w:cs="Times New Roman"/>
-          <w:noProof/>
-          <w:lang w:val="en-US"/>
-        </w:rPr>
-        <w:t xml:space="preserve"> </w:t>
-      </w:r>
-      <w:r>
-        <w:rPr>
-          <w:rFonts w:ascii="Times New Roman" w:eastAsia="KaiTi" w:hAnsi="Times New Roman" w:cs="Times New Roman"/>
-          <w:noProof/>
-          <w:lang w:val="en-US"/>
-        </w:rPr>
-        <w:t>operate the firm</w:t>
-      </w:r>
-      <w:r>
-        <w:rPr>
-          <w:rFonts w:ascii="Times New Roman" w:eastAsia="KaiTi" w:hAnsi="Times New Roman" w:cs="Times New Roman"/>
-          <w:noProof/>
-          <w:lang w:val="en-US"/>
-        </w:rPr>
-        <w:t xml:space="preserve">; </w:t>
-      </w:r>
-      <w:r>
-        <w:rPr>
-          <w:rFonts w:ascii="Times New Roman" w:eastAsia="KaiTi" w:hAnsi="Times New Roman" w:cs="Times New Roman"/>
-          <w:noProof/>
-          <w:lang w:val="en-US"/>
-        </w:rPr>
-        <w:t xml:space="preserve">Provide creditors with an </w:t>
+          <w:highlight w:val="red"/>
+          <w:lang w:val="en-US"/>
+        </w:rPr>
+        <w:t>9</w:t>
       </w:r>
       <w:r>
         <w:rPr>
@@ -17317,37 +18535,104 @@
           <w:b/>
           <w:bCs/>
           <w:noProof/>
-          <w:lang w:val="en-US"/>
-        </w:rPr>
-        <w:t>efficient</w:t>
-      </w:r>
-      <w:r>
-        <w:rPr>
-          <w:rFonts w:ascii="Times New Roman" w:eastAsia="KaiTi" w:hAnsi="Times New Roman" w:cs="Times New Roman"/>
-          <w:noProof/>
-          <w:lang w:val="en-US"/>
-        </w:rPr>
-        <w:t xml:space="preserve"> way of</w:t>
-      </w:r>
-      <w:r>
-        <w:rPr>
-          <w:rFonts w:ascii="Times New Roman" w:eastAsia="KaiTi" w:hAnsi="Times New Roman" w:cs="Times New Roman"/>
-          <w:noProof/>
-          <w:lang w:val="en-US"/>
-        </w:rPr>
-        <w:t xml:space="preserve"> </w:t>
-      </w:r>
-      <w:r>
-        <w:rPr>
-          <w:rFonts w:ascii="Times New Roman" w:eastAsia="KaiTi" w:hAnsi="Times New Roman" w:cs="Times New Roman"/>
-          <w:noProof/>
-          <w:lang w:val="en-US"/>
-        </w:rPr>
-        <w:t>recovering what they are owed</w:t>
-      </w:r>
-      <w:r>
-        <w:rPr>
-          <w:rFonts w:ascii="Times New Roman" w:eastAsia="KaiTi" w:hAnsi="Times New Roman" w:cs="Times New Roman"/>
+          <w:highlight w:val="red"/>
+          <w:lang w:val="en-US"/>
+        </w:rPr>
+        <w:t>. M&amp;A a</w:t>
+      </w:r>
+      <w:r>
+        <w:rPr>
+          <w:rFonts w:ascii="Times New Roman" w:eastAsia="KaiTi" w:hAnsi="Times New Roman" w:cs="Times New Roman"/>
+          <w:b/>
+          <w:bCs/>
+          <w:noProof/>
+          <w:highlight w:val="red"/>
+          <w:lang w:val="en-US"/>
+        </w:rPr>
+        <w:t>nd stakeholder</w:t>
+      </w:r>
+      <w:r>
+        <w:rPr>
+          <w:rFonts w:ascii="Times New Roman" w:eastAsia="KaiTi" w:hAnsi="Times New Roman" w:cs="Times New Roman" w:hint="eastAsia"/>
+          <w:b/>
+          <w:bCs/>
+          <w:noProof/>
+          <w:highlight w:val="red"/>
+          <w:lang w:val="en-US"/>
+        </w:rPr>
+        <w:t>.</w:t>
+      </w:r>
+      <w:r>
+        <w:rPr>
+          <w:rFonts w:ascii="Times New Roman" w:eastAsia="KaiTi" w:hAnsi="Times New Roman" w:cs="Times New Roman"/>
+          <w:b/>
+          <w:bCs/>
+          <w:noProof/>
+          <w:lang w:val="en-US"/>
+        </w:rPr>
+        <w:t xml:space="preserve"> </w:t>
+      </w:r>
+      <w:r>
+        <w:rPr>
+          <w:rFonts w:ascii="Times New Roman" w:eastAsia="KaiTi" w:hAnsi="Times New Roman" w:cs="Times New Roman"/>
+          <w:noProof/>
+          <w:highlight w:val="green"/>
+          <w:lang w:val="en-US"/>
+        </w:rPr>
+        <w:t xml:space="preserve">(1) </w:t>
+      </w:r>
+      <w:r>
+        <w:rPr>
+          <w:rFonts w:ascii="Times New Roman" w:eastAsia="KaiTi" w:hAnsi="Times New Roman" w:cs="Times New Roman"/>
+          <w:noProof/>
+          <w:highlight w:val="green"/>
+          <w:lang w:val="en-US"/>
+        </w:rPr>
+        <w:t>Breach of Trust in Takeover.</w:t>
+      </w:r>
+      <w:r>
+        <w:rPr>
+          <w:rFonts w:ascii="Times New Roman" w:eastAsia="KaiTi" w:hAnsi="Times New Roman" w:cs="Times New Roman"/>
+          <w:noProof/>
+          <w:lang w:val="en-US"/>
+        </w:rPr>
+        <w:t xml:space="preserve"> </w:t>
+      </w:r>
+      <w:r>
+        <w:rPr>
+          <w:rFonts w:ascii="Times New Roman" w:eastAsia="KaiTi" w:hAnsi="Times New Roman" w:cs="Times New Roman" w:hint="eastAsia"/>
+          <w:noProof/>
+          <w:lang w:val="en-US"/>
+        </w:rPr>
+        <w:t>欺诈</w:t>
+      </w:r>
+      <w:r>
+        <w:rPr>
+          <w:rFonts w:ascii="Times New Roman" w:eastAsia="KaiTi" w:hAnsi="Times New Roman" w:cs="Times New Roman" w:hint="eastAsia"/>
+          <w:noProof/>
+          <w:lang w:val="en-US"/>
+        </w:rPr>
+        <w:t>后财务上没区别但</w:t>
+      </w:r>
+      <w:r>
+        <w:rPr>
+          <w:rFonts w:ascii="Times New Roman" w:eastAsia="KaiTi" w:hAnsi="Times New Roman" w:cs="Times New Roman"/>
+          <w:noProof/>
+          <w:lang w:val="en-US"/>
+        </w:rPr>
+        <w:t>social consequences</w:t>
+      </w:r>
+      <w:r>
+        <w:rPr>
+          <w:rFonts w:ascii="Times New Roman" w:eastAsia="KaiTi" w:hAnsi="Times New Roman" w:cs="Times New Roman" w:hint="eastAsia"/>
+          <w:noProof/>
+          <w:lang w:val="en-US"/>
+        </w:rPr>
+        <w:t>区别很大</w:t>
+      </w:r>
+      <w:r>
+        <w:rPr>
+          <w:rFonts w:ascii="Times New Roman" w:eastAsia="KaiTi" w:hAnsi="Times New Roman" w:cs="Times New Roman" w:hint="eastAsia"/>
           <w:noProof/>
           <w:lang w:val="en-US"/>
         </w:rPr>
@@ -17371,7 +18656,135 @@
           <w:u w:val="single"/>
           <w:lang w:val="en-US"/>
         </w:rPr>
-        <w:t>Procedure</w:t>
+        <w:t>Implicit Contracts.</w:t>
+      </w:r>
+      <w:r>
+        <w:rPr>
+          <w:rFonts w:ascii="Times New Roman" w:eastAsia="KaiTi" w:hAnsi="Times New Roman" w:cs="Times New Roman"/>
+          <w:noProof/>
+          <w:lang w:val="en-US"/>
+        </w:rPr>
+        <w:t xml:space="preserve"> </w:t>
+      </w:r>
+      <w:r>
+        <w:rPr>
+          <w:rFonts w:ascii="Times New Roman" w:eastAsia="KaiTi" w:hAnsi="Times New Roman" w:cs="Times New Roman" w:hint="eastAsia"/>
+          <w:noProof/>
+          <w:lang w:val="en-US"/>
+        </w:rPr>
+        <w:t>隐性的</w:t>
+      </w:r>
+      <w:r>
+        <w:rPr>
+          <w:rFonts w:ascii="Times New Roman" w:eastAsia="KaiTi" w:hAnsi="Times New Roman" w:cs="Times New Roman" w:hint="eastAsia"/>
+          <w:noProof/>
+          <w:lang w:val="en-US"/>
+        </w:rPr>
+        <w:t>承诺</w:t>
+      </w:r>
+      <w:r>
+        <w:rPr>
+          <w:rFonts w:ascii="Times New Roman" w:eastAsia="KaiTi" w:hAnsi="Times New Roman" w:cs="Times New Roman"/>
+          <w:noProof/>
+          <w:lang w:val="en-US"/>
+        </w:rPr>
+        <w:t>(</w:t>
+      </w:r>
+      <w:r>
+        <w:rPr>
+          <w:rFonts w:ascii="Times New Roman" w:eastAsia="KaiTi" w:hAnsi="Times New Roman" w:cs="Times New Roman" w:hint="eastAsia"/>
+          <w:noProof/>
+          <w:lang w:val="en-US"/>
+        </w:rPr>
+        <w:t>保证工作</w:t>
+      </w:r>
+      <w:r>
+        <w:rPr>
+          <w:rFonts w:ascii="Times New Roman" w:eastAsia="KaiTi" w:hAnsi="Times New Roman" w:cs="Times New Roman" w:hint="eastAsia"/>
+          <w:noProof/>
+          <w:lang w:val="en-US"/>
+        </w:rPr>
+        <w:t>)</w:t>
+      </w:r>
+      <w:r>
+        <w:rPr>
+          <w:rFonts w:ascii="Times New Roman" w:eastAsia="KaiTi" w:hAnsi="Times New Roman" w:cs="Times New Roman"/>
+          <w:noProof/>
+          <w:lang w:val="en-US"/>
+        </w:rPr>
+        <w:t xml:space="preserve">, </w:t>
+      </w:r>
+      <w:r>
+        <w:rPr>
+          <w:rFonts w:ascii="Times New Roman" w:eastAsia="KaiTi" w:hAnsi="Times New Roman" w:cs="Times New Roman" w:hint="eastAsia"/>
+          <w:noProof/>
+          <w:lang w:val="en-US"/>
+        </w:rPr>
+        <w:t>无约束</w:t>
+      </w:r>
+      <w:r>
+        <w:rPr>
+          <w:rFonts w:ascii="Times New Roman" w:eastAsia="KaiTi" w:hAnsi="Times New Roman" w:cs="Times New Roman"/>
+          <w:noProof/>
+          <w:lang w:val="en-US"/>
+        </w:rPr>
+        <w:t xml:space="preserve">, </w:t>
+      </w:r>
+      <w:r>
+        <w:rPr>
+          <w:rFonts w:ascii="Times New Roman" w:eastAsia="KaiTi" w:hAnsi="Times New Roman" w:cs="Times New Roman" w:hint="eastAsia"/>
+          <w:noProof/>
+          <w:lang w:val="en-US"/>
+        </w:rPr>
+        <w:t>收购后</w:t>
+      </w:r>
+      <w:r>
+        <w:rPr>
+          <w:rFonts w:ascii="Times New Roman" w:eastAsia="KaiTi" w:hAnsi="Times New Roman" w:cs="Times New Roman" w:hint="eastAsia"/>
+          <w:noProof/>
+          <w:lang w:val="en-US"/>
+        </w:rPr>
+        <w:t>现任</w:t>
+      </w:r>
+      <w:r>
+        <w:rPr>
+          <w:rFonts w:ascii="Times New Roman" w:eastAsia="KaiTi" w:hAnsi="Times New Roman" w:cs="Times New Roman" w:hint="eastAsia"/>
+          <w:noProof/>
+          <w:lang w:val="en-US"/>
+        </w:rPr>
+        <w:t>mgt</w:t>
+      </w:r>
+      <w:r>
+        <w:rPr>
+          <w:rFonts w:ascii="Times New Roman" w:eastAsia="KaiTi" w:hAnsi="Times New Roman" w:cs="Times New Roman" w:hint="eastAsia"/>
+          <w:noProof/>
+          <w:lang w:val="en-US"/>
+        </w:rPr>
+        <w:t>没有</w:t>
+      </w:r>
+      <w:r>
+        <w:rPr>
+          <w:rFonts w:ascii="Times New Roman" w:eastAsia="KaiTi" w:hAnsi="Times New Roman" w:cs="Times New Roman" w:hint="eastAsia"/>
+          <w:noProof/>
+          <w:lang w:val="en-US"/>
+        </w:rPr>
+        <w:t>动力维护</w:t>
+      </w:r>
+      <w:r>
+        <w:rPr>
+          <w:rFonts w:ascii="Times New Roman" w:eastAsia="KaiTi" w:hAnsi="Times New Roman" w:cs="Times New Roman" w:hint="eastAsia"/>
+          <w:noProof/>
+          <w:lang w:val="en-US"/>
+        </w:rPr>
+        <w:t>.</w:t>
+      </w:r>
+      <w:r>
+        <w:rPr>
+          <w:rFonts w:ascii="Times New Roman" w:eastAsia="KaiTi" w:hAnsi="Times New Roman" w:cs="Times New Roman"/>
+          <w:noProof/>
+          <w:lang w:val="en-US"/>
+        </w:rPr>
+        <w:t xml:space="preserve"> </w:t>
       </w:r>
       <w:r>
         <w:rPr>
@@ -17383,6 +18796,46 @@
           <w:u w:val="single"/>
           <w:lang w:val="en-US"/>
         </w:rPr>
+        <w:t>The role of long-term employment relationships.</w:t>
+      </w:r>
+      <w:r>
+        <w:rPr>
+          <w:rFonts w:ascii="Times New Roman" w:eastAsia="KaiTi" w:hAnsi="Times New Roman" w:cs="Times New Roman"/>
+          <w:noProof/>
+          <w:lang w:val="en-US"/>
+        </w:rPr>
+        <w:t xml:space="preserve"> </w:t>
+      </w:r>
+      <w:r>
+        <w:rPr>
+          <w:rFonts w:ascii="Times New Roman" w:eastAsia="KaiTi" w:hAnsi="Times New Roman" w:cs="Times New Roman"/>
+          <w:noProof/>
+          <w:lang w:val="en-US"/>
+        </w:rPr>
+        <w:t>Risk-sharing</w:t>
+      </w:r>
+      <w:r>
+        <w:rPr>
+          <w:rFonts w:ascii="Times New Roman" w:eastAsia="KaiTi" w:hAnsi="Times New Roman" w:cs="Times New Roman"/>
+          <w:noProof/>
+          <w:lang w:val="en-US"/>
+        </w:rPr>
+        <w:t xml:space="preserve">, </w:t>
+      </w:r>
+      <w:r>
+        <w:rPr>
+          <w:rFonts w:ascii="Times New Roman" w:eastAsia="KaiTi" w:hAnsi="Times New Roman" w:cs="Times New Roman"/>
+          <w:noProof/>
+          <w:lang w:val="en-US"/>
+        </w:rPr>
+        <w:t>Loyalty</w:t>
+      </w:r>
+      <w:r>
+        <w:rPr>
+          <w:rFonts w:ascii="Times New Roman" w:eastAsia="KaiTi" w:hAnsi="Times New Roman" w:cs="Times New Roman"/>
+          <w:noProof/>
+          <w:lang w:val="en-US"/>
+        </w:rPr>
         <w:t>.</w:t>
       </w:r>
       <w:r>
@@ -17395,201 +18848,63 @@
       </w:r>
       <w:r>
         <w:rPr>
-          <w:rFonts w:ascii="Times New Roman" w:eastAsia="KaiTi" w:hAnsi="Times New Roman" w:cs="Times New Roman"/>
-          <w:noProof/>
-          <w:highlight w:val="yellow"/>
-          <w:lang w:val="en-US"/>
-        </w:rPr>
-        <w:t>Chapter 7</w:t>
-      </w:r>
-      <w:r>
-        <w:rPr>
-          <w:rFonts w:ascii="Times New Roman" w:eastAsia="KaiTi" w:hAnsi="Times New Roman" w:cs="Times New Roman"/>
-          <w:noProof/>
-          <w:highlight w:val="yellow"/>
-          <w:lang w:val="en-US"/>
-        </w:rPr>
-        <w:t>:</w:t>
-      </w:r>
-      <w:r>
-        <w:rPr>
-          <w:rFonts w:ascii="Times New Roman" w:eastAsia="KaiTi" w:hAnsi="Times New Roman" w:cs="Times New Roman"/>
-          <w:noProof/>
-          <w:lang w:val="en-US"/>
-        </w:rPr>
-        <w:t xml:space="preserve"> </w:t>
-      </w:r>
-      <w:r>
-        <w:rPr>
-          <w:rFonts w:ascii="Times New Roman" w:eastAsia="KaiTi" w:hAnsi="Times New Roman" w:cs="Times New Roman"/>
-          <w:noProof/>
-          <w:lang w:val="en-US"/>
-        </w:rPr>
-        <w:t>deals with liquidation and defines priority in which</w:t>
-      </w:r>
-      <w:r>
-        <w:rPr>
-          <w:rFonts w:ascii="Times New Roman" w:eastAsia="KaiTi" w:hAnsi="Times New Roman" w:cs="Times New Roman"/>
-          <w:noProof/>
-          <w:lang w:val="en-US"/>
-        </w:rPr>
-        <w:t xml:space="preserve"> </w:t>
-      </w:r>
-      <w:r>
-        <w:rPr>
-          <w:rFonts w:ascii="Times New Roman" w:eastAsia="KaiTi" w:hAnsi="Times New Roman" w:cs="Times New Roman"/>
-          <w:noProof/>
-          <w:lang w:val="en-US"/>
-        </w:rPr>
-        <w:t>creditors will be paid</w:t>
-      </w:r>
-      <w:r>
-        <w:rPr>
-          <w:rFonts w:ascii="Times New Roman" w:eastAsia="KaiTi" w:hAnsi="Times New Roman" w:cs="Times New Roman"/>
-          <w:noProof/>
-          <w:lang w:val="en-US"/>
-        </w:rPr>
-        <w:t xml:space="preserve">; </w:t>
-      </w:r>
-      <w:r>
-        <w:rPr>
-          <w:rFonts w:ascii="Times New Roman" w:eastAsia="KaiTi" w:hAnsi="Times New Roman" w:cs="Times New Roman"/>
-          <w:noProof/>
-          <w:highlight w:val="yellow"/>
-          <w:lang w:val="en-US"/>
-        </w:rPr>
-        <w:t>Chapter 11</w:t>
-      </w:r>
-      <w:r>
-        <w:rPr>
-          <w:rFonts w:ascii="Times New Roman" w:eastAsia="KaiTi" w:hAnsi="Times New Roman" w:cs="Times New Roman"/>
-          <w:noProof/>
-          <w:highlight w:val="yellow"/>
-          <w:lang w:val="en-US"/>
-        </w:rPr>
-        <w:t>:</w:t>
-      </w:r>
-      <w:r>
-        <w:rPr>
-          <w:rFonts w:ascii="Times New Roman" w:eastAsia="KaiTi" w:hAnsi="Times New Roman" w:cs="Times New Roman"/>
-          <w:noProof/>
-          <w:lang w:val="en-US"/>
-        </w:rPr>
-        <w:t xml:space="preserve"> </w:t>
-      </w:r>
-      <w:r>
-        <w:rPr>
-          <w:rFonts w:ascii="Times New Roman" w:eastAsia="KaiTi" w:hAnsi="Times New Roman" w:cs="Times New Roman"/>
-          <w:noProof/>
-          <w:lang w:val="en-US"/>
-        </w:rPr>
-        <w:t>deals with reorganization and provides for the debtor</w:t>
-      </w:r>
-      <w:r>
-        <w:rPr>
-          <w:rFonts w:ascii="Times New Roman" w:eastAsia="KaiTi" w:hAnsi="Times New Roman" w:cs="Times New Roman"/>
-          <w:noProof/>
-          <w:lang w:val="en-US"/>
-        </w:rPr>
-        <w:t xml:space="preserve"> </w:t>
-      </w:r>
-      <w:r>
-        <w:rPr>
-          <w:rFonts w:ascii="Times New Roman" w:eastAsia="KaiTi" w:hAnsi="Times New Roman" w:cs="Times New Roman"/>
-          <w:noProof/>
-          <w:lang w:val="en-US"/>
-        </w:rPr>
-        <w:t>to remain in possession, unless court rules otherwise</w:t>
-      </w:r>
-      <w:r>
-        <w:rPr>
-          <w:rFonts w:ascii="Times New Roman" w:eastAsia="KaiTi" w:hAnsi="Times New Roman" w:cs="Times New Roman"/>
-          <w:noProof/>
-          <w:lang w:val="en-US"/>
-        </w:rPr>
-        <w:t xml:space="preserve">. </w:t>
-      </w:r>
-      <w:r>
-        <w:rPr>
-          <w:rFonts w:ascii="Times New Roman" w:eastAsia="KaiTi" w:hAnsi="Times New Roman" w:cs="Times New Roman"/>
-          <w:noProof/>
-          <w:highlight w:val="yellow"/>
-          <w:lang w:val="en-US"/>
-        </w:rPr>
-        <w:t>Priority</w:t>
-      </w:r>
-      <w:r>
-        <w:rPr>
-          <w:rFonts w:ascii="Times New Roman" w:eastAsia="KaiTi" w:hAnsi="Times New Roman" w:cs="Times New Roman"/>
-          <w:noProof/>
-          <w:highlight w:val="yellow"/>
-          <w:lang w:val="en-US"/>
-        </w:rPr>
-        <w:t>:</w:t>
-      </w:r>
-      <w:r>
-        <w:rPr>
-          <w:rFonts w:ascii="Times New Roman" w:eastAsia="KaiTi" w:hAnsi="Times New Roman" w:cs="Times New Roman"/>
-          <w:noProof/>
-          <w:lang w:val="en-US"/>
-        </w:rPr>
-        <w:t xml:space="preserve"> </w:t>
-      </w:r>
-      <w:r>
-        <w:rPr>
-          <w:rFonts w:ascii="Times New Roman" w:eastAsia="KaiTi" w:hAnsi="Times New Roman" w:cs="Times New Roman"/>
-          <w:noProof/>
-          <w:lang w:val="en-US"/>
-        </w:rPr>
-        <w:t>Secured creditors</w:t>
-      </w:r>
-      <w:r>
-        <w:rPr>
-          <w:rFonts w:ascii="Times New Roman" w:eastAsia="KaiTi" w:hAnsi="Times New Roman" w:cs="Times New Roman"/>
-          <w:noProof/>
-          <w:lang w:val="en-US"/>
-        </w:rPr>
-        <w:t xml:space="preserve">, </w:t>
-      </w:r>
-      <w:r>
-        <w:rPr>
-          <w:rFonts w:ascii="Times New Roman" w:eastAsia="KaiTi" w:hAnsi="Times New Roman" w:cs="Times New Roman"/>
-          <w:noProof/>
-          <w:lang w:val="en-US"/>
-        </w:rPr>
-        <w:t>Unsecured creditors</w:t>
-      </w:r>
-      <w:r>
-        <w:rPr>
-          <w:rFonts w:ascii="Times New Roman" w:eastAsia="KaiTi" w:hAnsi="Times New Roman" w:cs="Times New Roman"/>
-          <w:noProof/>
-          <w:lang w:val="en-US"/>
-        </w:rPr>
-        <w:t xml:space="preserve">, </w:t>
-      </w:r>
-      <w:r>
-        <w:rPr>
-          <w:rFonts w:ascii="Times New Roman" w:eastAsia="KaiTi" w:hAnsi="Times New Roman" w:cs="Times New Roman"/>
-          <w:noProof/>
-          <w:lang w:val="en-US"/>
-        </w:rPr>
-        <w:t>Preferred</w:t>
-      </w:r>
-      <w:r>
-        <w:rPr>
-          <w:rFonts w:ascii="Times New Roman" w:eastAsia="KaiTi" w:hAnsi="Times New Roman" w:cs="Times New Roman"/>
-          <w:noProof/>
-          <w:lang w:val="en-US"/>
-        </w:rPr>
-        <w:t xml:space="preserve">, </w:t>
-      </w:r>
-      <w:r>
-        <w:rPr>
-          <w:rFonts w:ascii="Times New Roman" w:eastAsia="KaiTi" w:hAnsi="Times New Roman" w:cs="Times New Roman"/>
-          <w:noProof/>
-          <w:lang w:val="en-US"/>
-        </w:rPr>
-        <w:t>Common</w:t>
+          <w:rFonts w:ascii="Times New Roman" w:eastAsia="KaiTi" w:hAnsi="Times New Roman" w:cs="Times New Roman" w:hint="eastAsia"/>
+          <w:b/>
+          <w:bCs/>
+          <w:noProof/>
+          <w:highlight w:val="green"/>
+          <w:lang w:val="en-US"/>
+        </w:rPr>
+        <w:t>(</w:t>
+      </w:r>
+      <w:r>
+        <w:rPr>
+          <w:rFonts w:ascii="Times New Roman" w:eastAsia="KaiTi" w:hAnsi="Times New Roman" w:cs="Times New Roman"/>
+          <w:b/>
+          <w:bCs/>
+          <w:noProof/>
+          <w:highlight w:val="green"/>
+          <w:lang w:val="en-US"/>
+        </w:rPr>
+        <w:t>2)</w:t>
+      </w:r>
+      <w:r>
+        <w:rPr>
+          <w:rFonts w:ascii="Times New Roman" w:eastAsia="KaiTi" w:hAnsi="Times New Roman" w:cs="Times New Roman"/>
+          <w:b/>
+          <w:bCs/>
+          <w:noProof/>
+          <w:highlight w:val="green"/>
+          <w:lang w:val="en-US"/>
+        </w:rPr>
+        <w:t xml:space="preserve"> Labor-unfriendly side</w:t>
+      </w:r>
+      <w:r>
+        <w:rPr>
+          <w:rFonts w:ascii="Times New Roman" w:eastAsia="KaiTi" w:hAnsi="Times New Roman" w:cs="Times New Roman"/>
+          <w:b/>
+          <w:bCs/>
+          <w:noProof/>
+          <w:highlight w:val="green"/>
+          <w:lang w:val="en-US"/>
+        </w:rPr>
+        <w:t>.</w:t>
+      </w:r>
+      <w:r>
+        <w:rPr>
+          <w:rFonts w:ascii="Times New Roman" w:eastAsia="KaiTi" w:hAnsi="Times New Roman" w:cs="Times New Roman"/>
+          <w:noProof/>
+          <w:lang w:val="en-US"/>
+        </w:rPr>
+        <w:t xml:space="preserve"> </w:t>
+      </w:r>
+      <w:r>
+        <w:rPr>
+          <w:rFonts w:ascii="Times New Roman" w:eastAsia="KaiTi" w:hAnsi="Times New Roman" w:cs="Times New Roman"/>
+          <w:noProof/>
+          <w:lang w:val="en-US"/>
+        </w:rPr>
+        <w:t>Acquirers improve targets’ TFP by cutting back on wages, employment, and capital expenditures and by increasing investment efficiency</w:t>
       </w:r>
       <w:r>
         <w:rPr>
@@ -17609,7 +18924,7 @@
           <w:u w:val="single"/>
           <w:lang w:val="en-US"/>
         </w:rPr>
-        <w:t>Chapter 11 Target</w:t>
+        <w:t>Private Equity’s LOB</w:t>
       </w:r>
       <w:r>
         <w:rPr>
@@ -17633,27 +18948,11 @@
       </w:r>
       <w:r>
         <w:rPr>
-          <w:rFonts w:ascii="Times New Roman" w:eastAsia="KaiTi" w:hAnsi="Times New Roman" w:cs="Times New Roman"/>
-          <w:noProof/>
-          <w:lang w:val="en-US"/>
-        </w:rPr>
-        <w:t>Asset restructuring</w:t>
-      </w:r>
-      <w:r>
-        <w:rPr>
-          <w:rFonts w:ascii="Times New Roman" w:eastAsia="KaiTi" w:hAnsi="Times New Roman" w:cs="Times New Roman"/>
-          <w:noProof/>
-          <w:lang w:val="en-US"/>
-        </w:rPr>
-        <w:t xml:space="preserve">. </w:t>
-      </w:r>
-      <w:r>
-        <w:rPr>
-          <w:rFonts w:ascii="Times New Roman" w:eastAsia="KaiTi" w:hAnsi="Times New Roman" w:cs="Times New Roman" w:hint="eastAsia"/>
-          <w:noProof/>
-          <w:lang w:val="en-US"/>
-        </w:rPr>
-        <w:t>无偿获取</w:t>
+          <w:rFonts w:ascii="Times New Roman" w:eastAsia="KaiTi" w:hAnsi="Times New Roman" w:cs="Times New Roman" w:hint="eastAsia"/>
+          <w:noProof/>
+          <w:lang w:val="en-US"/>
+        </w:rPr>
+        <w:t>通过发债收购</w:t>
       </w:r>
       <w:r>
         <w:rPr>
@@ -17677,63 +18976,39 @@
           <w:noProof/>
           <w:lang w:val="en-US"/>
         </w:rPr>
-        <w:t>促进出售</w:t>
-      </w:r>
-      <w:r>
-        <w:rPr>
-          <w:rFonts w:ascii="Times New Roman" w:eastAsia="KaiTi" w:hAnsi="Times New Roman" w:cs="Times New Roman"/>
-          <w:noProof/>
-          <w:lang w:val="en-US"/>
-        </w:rPr>
-        <w:t>(</w:t>
-      </w:r>
-      <w:r>
-        <w:rPr>
-          <w:rFonts w:ascii="Times New Roman" w:eastAsia="KaiTi" w:hAnsi="Times New Roman" w:cs="Times New Roman"/>
-          <w:noProof/>
-          <w:lang w:val="en-US"/>
-        </w:rPr>
-        <w:t>Section 363</w:t>
-      </w:r>
-      <w:r>
-        <w:rPr>
-          <w:rFonts w:ascii="Times New Roman" w:eastAsia="KaiTi" w:hAnsi="Times New Roman" w:cs="Times New Roman" w:hint="eastAsia"/>
-          <w:noProof/>
-          <w:lang w:val="en-US"/>
-        </w:rPr>
-        <w:t>通过法律的方式</w:t>
-      </w:r>
-      <w:r>
-        <w:rPr>
-          <w:rFonts w:ascii="Times New Roman" w:eastAsia="KaiTi" w:hAnsi="Times New Roman" w:cs="Times New Roman" w:hint="eastAsia"/>
-          <w:noProof/>
-          <w:lang w:val="en-US"/>
-        </w:rPr>
-        <w:t>保证</w:t>
-      </w:r>
-      <w:r>
-        <w:rPr>
-          <w:rFonts w:ascii="Times New Roman" w:eastAsia="KaiTi" w:hAnsi="Times New Roman" w:cs="Times New Roman" w:hint="eastAsia"/>
-          <w:noProof/>
-          <w:lang w:val="en-US"/>
-        </w:rPr>
-        <w:t>资产合理</w:t>
-      </w:r>
-      <w:r>
-        <w:rPr>
-          <w:rFonts w:ascii="Times New Roman" w:eastAsia="KaiTi" w:hAnsi="Times New Roman" w:cs="Times New Roman" w:hint="eastAsia"/>
-          <w:noProof/>
-          <w:lang w:val="en-US"/>
-        </w:rPr>
-        <w:t>出售</w:t>
-      </w:r>
-      <w:r>
-        <w:rPr>
-          <w:rFonts w:ascii="Times New Roman" w:eastAsia="KaiTi" w:hAnsi="Times New Roman" w:cs="Times New Roman" w:hint="eastAsia"/>
-          <w:noProof/>
-          <w:lang w:val="en-US"/>
-        </w:rPr>
-        <w:t>)</w:t>
+        <w:t>完成后</w:t>
+      </w:r>
+      <w:r>
+        <w:rPr>
+          <w:rFonts w:ascii="Times New Roman" w:eastAsia="KaiTi" w:hAnsi="Times New Roman" w:cs="Times New Roman" w:hint="eastAsia"/>
+          <w:noProof/>
+          <w:lang w:val="en-US"/>
+        </w:rPr>
+        <w:t>削减工资</w:t>
+      </w:r>
+      <w:r>
+        <w:rPr>
+          <w:rFonts w:ascii="Times New Roman" w:eastAsia="KaiTi" w:hAnsi="Times New Roman" w:cs="Times New Roman" w:hint="eastAsia"/>
+          <w:noProof/>
+          <w:lang w:val="en-US"/>
+        </w:rPr>
+        <w:t>还债</w:t>
+      </w:r>
+      <w:r>
+        <w:rPr>
+          <w:rFonts w:ascii="Times New Roman" w:eastAsia="KaiTi" w:hAnsi="Times New Roman" w:cs="Times New Roman"/>
+          <w:noProof/>
+          <w:lang w:val="en-US"/>
+        </w:rPr>
+        <w:t xml:space="preserve">, </w:t>
+      </w:r>
+      <w:r>
+        <w:rPr>
+          <w:rFonts w:ascii="Times New Roman" w:eastAsia="KaiTi" w:hAnsi="Times New Roman" w:cs="Times New Roman" w:hint="eastAsia"/>
+          <w:noProof/>
+          <w:lang w:val="en-US"/>
+        </w:rPr>
+        <w:t>就业率下降</w:t>
       </w:r>
       <w:r>
         <w:rPr>
@@ -17755,34 +19030,67 @@
         <w:rPr>
           <w:rFonts w:ascii="Times New Roman" w:eastAsia="KaiTi" w:hAnsi="Times New Roman" w:cs="Times New Roman"/>
           <w:noProof/>
-          <w:highlight w:val="yellow"/>
-          <w:lang w:val="en-US"/>
-        </w:rPr>
-        <w:t>Acquisitions</w:t>
-      </w:r>
-      <w:r>
-        <w:rPr>
-          <w:rFonts w:ascii="Times New Roman" w:eastAsia="KaiTi" w:hAnsi="Times New Roman" w:cs="Times New Roman"/>
-          <w:noProof/>
-          <w:lang w:val="en-US"/>
-        </w:rPr>
-        <w:t xml:space="preserve"> </w:t>
-      </w:r>
-      <w:r>
-        <w:rPr>
-          <w:rFonts w:ascii="Times New Roman" w:eastAsia="KaiTi" w:hAnsi="Times New Roman" w:cs="Times New Roman" w:hint="eastAsia"/>
-          <w:noProof/>
-          <w:lang w:val="en-US"/>
-        </w:rPr>
-        <w:t>(</w:t>
-      </w:r>
-      <w:r>
-        <w:rPr>
-          <w:rFonts w:ascii="Times New Roman" w:eastAsia="KaiTi" w:hAnsi="Times New Roman" w:cs="Times New Roman" w:hint="eastAsia"/>
-          <w:noProof/>
-          <w:lang w:val="en-US"/>
-        </w:rPr>
-        <w:t>恶意收购很难</w:t>
+          <w:highlight w:val="green"/>
+          <w:lang w:val="en-US"/>
+        </w:rPr>
+        <w:t>(3) Managers, Workers, and Corporate Control</w:t>
+      </w:r>
+      <w:r>
+        <w:rPr>
+          <w:rFonts w:ascii="Times New Roman" w:eastAsia="KaiTi" w:hAnsi="Times New Roman" w:cs="Times New Roman"/>
+          <w:noProof/>
+          <w:highlight w:val="green"/>
+          <w:lang w:val="en-US"/>
+        </w:rPr>
+        <w:t>.</w:t>
+      </w:r>
+      <w:r>
+        <w:rPr>
+          <w:rFonts w:ascii="Times New Roman" w:eastAsia="KaiTi" w:hAnsi="Times New Roman" w:cs="Times New Roman"/>
+          <w:noProof/>
+          <w:lang w:val="en-US"/>
+        </w:rPr>
+        <w:t xml:space="preserve"> </w:t>
+      </w:r>
+      <w:r>
+        <w:rPr>
+          <w:rFonts w:ascii="Times New Roman" w:eastAsia="KaiTi" w:hAnsi="Times New Roman" w:cs="Times New Roman" w:hint="eastAsia"/>
+          <w:noProof/>
+          <w:lang w:val="en-US"/>
+        </w:rPr>
+        <w:t>当</w:t>
+      </w:r>
+      <w:r>
+        <w:rPr>
+          <w:rFonts w:ascii="Times New Roman" w:eastAsia="KaiTi" w:hAnsi="Times New Roman" w:cs="Times New Roman" w:hint="eastAsia"/>
+          <w:noProof/>
+          <w:lang w:val="en-US"/>
+        </w:rPr>
+        <w:t>Manager</w:t>
+      </w:r>
+      <w:r>
+        <w:rPr>
+          <w:rFonts w:ascii="Times New Roman" w:eastAsia="KaiTi" w:hAnsi="Times New Roman" w:cs="Times New Roman" w:hint="eastAsia"/>
+          <w:noProof/>
+          <w:lang w:val="en-US"/>
+        </w:rPr>
+        <w:t>和</w:t>
+      </w:r>
+      <w:r>
+        <w:rPr>
+          <w:rFonts w:ascii="Times New Roman" w:eastAsia="KaiTi" w:hAnsi="Times New Roman" w:cs="Times New Roman" w:hint="eastAsia"/>
+          <w:noProof/>
+          <w:lang w:val="en-US"/>
+        </w:rPr>
+        <w:t>Workers</w:t>
+      </w:r>
+      <w:r>
+        <w:rPr>
+          <w:rFonts w:ascii="Times New Roman" w:eastAsia="KaiTi" w:hAnsi="Times New Roman" w:cs="Times New Roman" w:hint="eastAsia"/>
+          <w:noProof/>
+          <w:lang w:val="en-US"/>
+        </w:rPr>
+        <w:t>利益一致时</w:t>
       </w:r>
       <w:r>
         <w:rPr>
@@ -17794,99 +19102,75 @@
       </w:r>
       <w:r>
         <w:rPr>
-          <w:rFonts w:ascii="Times New Roman" w:eastAsia="KaiTi" w:hAnsi="Times New Roman" w:cs="Times New Roman"/>
-          <w:noProof/>
-          <w:lang w:val="en-US"/>
-        </w:rPr>
-        <w:t xml:space="preserve"> </w:t>
-      </w:r>
-      <w:r>
-        <w:rPr>
-          <w:rFonts w:ascii="Times New Roman" w:eastAsia="KaiTi" w:hAnsi="Times New Roman" w:cs="Times New Roman" w:hint="eastAsia"/>
-          <w:noProof/>
-          <w:lang w:val="en-US"/>
-        </w:rPr>
-        <w:t>并合双方都有</w:t>
-      </w:r>
-      <w:r>
-        <w:rPr>
-          <w:rFonts w:ascii="Times New Roman" w:eastAsia="KaiTi" w:hAnsi="Times New Roman" w:cs="Times New Roman" w:hint="eastAsia"/>
-          <w:noProof/>
-          <w:lang w:val="en-US"/>
-        </w:rPr>
-        <w:t>收益</w:t>
-      </w:r>
-      <w:r>
-        <w:rPr>
-          <w:rFonts w:ascii="Times New Roman" w:eastAsia="KaiTi" w:hAnsi="Times New Roman" w:cs="Times New Roman"/>
-          <w:noProof/>
-          <w:lang w:val="en-US"/>
-        </w:rPr>
-        <w:t>)</w:t>
-      </w:r>
-      <w:r>
-        <w:rPr>
-          <w:rFonts w:ascii="Times New Roman" w:eastAsia="KaiTi" w:hAnsi="Times New Roman" w:cs="Times New Roman"/>
-          <w:noProof/>
-          <w:lang w:val="en-US"/>
-        </w:rPr>
-        <w:t xml:space="preserve">. </w:t>
-      </w:r>
-      <w:r>
-        <w:rPr>
-          <w:rFonts w:ascii="Times New Roman" w:eastAsia="KaiTi" w:hAnsi="Times New Roman" w:cs="Times New Roman"/>
-          <w:noProof/>
-          <w:lang w:val="en-US"/>
-        </w:rPr>
-        <w:t>Swe</w:t>
-      </w:r>
-      <w:r>
-        <w:rPr>
-          <w:rFonts w:ascii="Times New Roman" w:eastAsia="KaiTi" w:hAnsi="Times New Roman" w:cs="Times New Roman"/>
-          <w:noProof/>
-          <w:lang w:val="en-US"/>
-        </w:rPr>
-        <w:t>-</w:t>
-      </w:r>
-      <w:r>
-        <w:rPr>
-          <w:rFonts w:ascii="Times New Roman" w:eastAsia="KaiTi" w:hAnsi="Times New Roman" w:cs="Times New Roman"/>
-          <w:noProof/>
-          <w:lang w:val="en-US"/>
-        </w:rPr>
-        <w:t>den’s mandatory auction system</w:t>
-      </w:r>
-      <w:r>
-        <w:rPr>
-          <w:rFonts w:ascii="Times New Roman" w:eastAsia="KaiTi" w:hAnsi="Times New Roman" w:cs="Times New Roman"/>
-          <w:noProof/>
-          <w:lang w:val="en-US"/>
-        </w:rPr>
-        <w:t xml:space="preserve"> (</w:t>
-      </w:r>
-      <w:r>
-        <w:rPr>
-          <w:rFonts w:ascii="Times New Roman" w:eastAsia="KaiTi" w:hAnsi="Times New Roman" w:cs="Times New Roman" w:hint="eastAsia"/>
-          <w:noProof/>
-          <w:lang w:val="en-US"/>
-        </w:rPr>
-        <w:t>拍卖按出价决定</w:t>
-      </w:r>
-      <w:r>
-        <w:rPr>
-          <w:rFonts w:ascii="Times New Roman" w:eastAsia="KaiTi" w:hAnsi="Times New Roman" w:cs="Times New Roman" w:hint="eastAsia"/>
-          <w:noProof/>
-          <w:lang w:val="en-US"/>
-        </w:rPr>
-        <w:t>)</w:t>
-      </w:r>
-      <w:r>
-        <w:rPr>
-          <w:rFonts w:ascii="Times New Roman" w:eastAsia="KaiTi" w:hAnsi="Times New Roman" w:cs="Times New Roman"/>
-          <w:noProof/>
-          <w:lang w:val="en-US"/>
-        </w:rPr>
-        <w:t xml:space="preserve">. </w:t>
+          <w:rFonts w:ascii="Times New Roman" w:eastAsia="KaiTi" w:hAnsi="Times New Roman" w:cs="Times New Roman" w:hint="eastAsia"/>
+          <w:noProof/>
+          <w:lang w:val="en-US"/>
+        </w:rPr>
+        <w:t xml:space="preserve"> </w:t>
+      </w:r>
+      <w:r>
+        <w:rPr>
+          <w:rFonts w:ascii="Times New Roman" w:eastAsia="KaiTi" w:hAnsi="Times New Roman" w:cs="Times New Roman" w:hint="eastAsia"/>
+          <w:noProof/>
+          <w:lang w:val="en-US"/>
+        </w:rPr>
+        <w:t>管理者会更加重视</w:t>
+      </w:r>
+      <w:r>
+        <w:rPr>
+          <w:rFonts w:ascii="Times New Roman" w:eastAsia="KaiTi" w:hAnsi="Times New Roman" w:cs="Times New Roman" w:hint="eastAsia"/>
+          <w:noProof/>
+          <w:lang w:val="en-US"/>
+        </w:rPr>
+        <w:t>工人利益</w:t>
+      </w:r>
+      <w:r>
+        <w:rPr>
+          <w:rFonts w:ascii="Times New Roman" w:eastAsia="KaiTi" w:hAnsi="Times New Roman" w:cs="Times New Roman" w:hint="eastAsia"/>
+          <w:noProof/>
+          <w:lang w:val="en-US"/>
+        </w:rPr>
+        <w:t>,</w:t>
+      </w:r>
+      <w:r>
+        <w:rPr>
+          <w:rFonts w:ascii="Times New Roman" w:eastAsia="KaiTi" w:hAnsi="Times New Roman" w:cs="Times New Roman"/>
+          <w:noProof/>
+          <w:lang w:val="en-US"/>
+        </w:rPr>
+        <w:t xml:space="preserve"> </w:t>
+      </w:r>
+      <w:r>
+        <w:rPr>
+          <w:rFonts w:ascii="Times New Roman" w:eastAsia="KaiTi" w:hAnsi="Times New Roman" w:cs="Times New Roman" w:hint="eastAsia"/>
+          <w:noProof/>
+          <w:lang w:val="en-US"/>
+        </w:rPr>
+        <w:t>共同抵抗</w:t>
+      </w:r>
+      <w:r>
+        <w:rPr>
+          <w:rFonts w:ascii="Times New Roman" w:eastAsia="KaiTi" w:hAnsi="Times New Roman" w:cs="Times New Roman" w:hint="eastAsia"/>
+          <w:noProof/>
+          <w:lang w:val="en-US"/>
+        </w:rPr>
+        <w:t>并购者</w:t>
+      </w:r>
+      <w:r>
+        <w:rPr>
+          <w:rFonts w:ascii="Times New Roman" w:eastAsia="KaiTi" w:hAnsi="Times New Roman" w:cs="Times New Roman" w:hint="eastAsia"/>
+          <w:noProof/>
+          <w:lang w:val="en-US"/>
+        </w:rPr>
+        <w:t>.</w:t>
+      </w:r>
+      <w:r>
+        <w:rPr>
+          <w:rFonts w:ascii="Times New Roman" w:eastAsia="KaiTi" w:hAnsi="Times New Roman" w:cs="Times New Roman"/>
+          <w:noProof/>
+          <w:lang w:val="en-US"/>
+        </w:rPr>
+        <w:t xml:space="preserve"> </w:t>
       </w:r>
       <w:r>
         <w:rPr>
@@ -17898,7 +19182,7 @@
           <w:u w:val="single"/>
           <w:lang w:val="en-US"/>
         </w:rPr>
-        <w:t>Determinants</w:t>
+        <w:t>Employee Stock Option Plan (ESOP)</w:t>
       </w:r>
       <w:r>
         <w:rPr>
@@ -17922,43 +19206,19 @@
       </w:r>
       <w:r>
         <w:rPr>
-          <w:rFonts w:ascii="Times New Roman" w:eastAsia="KaiTi" w:hAnsi="Times New Roman" w:cs="Times New Roman"/>
-          <w:noProof/>
-          <w:lang w:val="en-US"/>
-        </w:rPr>
-        <w:t>Going concern</w:t>
-      </w:r>
-      <w:r>
-        <w:rPr>
-          <w:rFonts w:ascii="Times New Roman" w:eastAsia="KaiTi" w:hAnsi="Times New Roman" w:cs="Times New Roman"/>
-          <w:noProof/>
-          <w:lang w:val="en-US"/>
-        </w:rPr>
-        <w:t xml:space="preserve"> | </w:t>
-      </w:r>
-      <w:r>
-        <w:rPr>
-          <w:rFonts w:ascii="Times New Roman" w:eastAsia="KaiTi" w:hAnsi="Times New Roman" w:cs="Times New Roman"/>
-          <w:noProof/>
-          <w:lang w:val="en-US"/>
-        </w:rPr>
-        <w:t xml:space="preserve">Sale | </w:t>
-      </w:r>
-      <w:r>
-        <w:rPr>
-          <w:rFonts w:ascii="Times New Roman" w:eastAsia="KaiTi" w:hAnsi="Times New Roman" w:cs="Times New Roman"/>
-          <w:noProof/>
-          <w:lang w:val="en-US"/>
-        </w:rPr>
-        <w:t>Liquidation</w:t>
-      </w:r>
-      <w:r>
-        <w:rPr>
-          <w:rFonts w:ascii="Times New Roman" w:eastAsia="KaiTi" w:hAnsi="Times New Roman" w:cs="Times New Roman"/>
-          <w:noProof/>
-          <w:lang w:val="en-US"/>
-        </w:rPr>
-        <w:t xml:space="preserve"> value</w:t>
+          <w:rFonts w:ascii="Times New Roman" w:eastAsia="KaiTi" w:hAnsi="Times New Roman" w:cs="Times New Roman" w:hint="eastAsia"/>
+          <w:noProof/>
+          <w:lang w:val="en-US"/>
+        </w:rPr>
+        <w:t>C</w:t>
+      </w:r>
+      <w:r>
+        <w:rPr>
+          <w:rFonts w:ascii="Times New Roman" w:eastAsia="KaiTi" w:hAnsi="Times New Roman" w:cs="Times New Roman"/>
+          <w:noProof/>
+          <w:lang w:val="en-US"/>
+        </w:rPr>
+        <w:t>reate a worker-management alliance</w:t>
       </w:r>
       <w:r>
         <w:rPr>
@@ -17970,235 +19230,103 @@
       </w:r>
       <w:r>
         <w:rPr>
-          <w:rFonts w:ascii="Times New Roman" w:eastAsia="KaiTi" w:hAnsi="Times New Roman" w:cs="Times New Roman"/>
-          <w:noProof/>
-          <w:lang w:val="en-US"/>
-        </w:rPr>
-        <w:t xml:space="preserve"> </w:t>
-      </w:r>
-      <w:r>
-        <w:rPr>
-          <w:rFonts w:ascii="Times New Roman" w:eastAsia="KaiTi" w:hAnsi="Times New Roman" w:cs="Times New Roman"/>
-          <w:noProof/>
-          <w:lang w:val="en-US"/>
-        </w:rPr>
-        <w:t>Informa</w:t>
-      </w:r>
-      <w:r>
-        <w:rPr>
-          <w:rFonts w:ascii="Times New Roman" w:eastAsia="KaiTi" w:hAnsi="Times New Roman" w:cs="Times New Roman"/>
-          <w:noProof/>
-          <w:lang w:val="en-US"/>
-        </w:rPr>
-        <w:t>-</w:t>
-      </w:r>
-      <w:r>
-        <w:rPr>
-          <w:rFonts w:ascii="Times New Roman" w:eastAsia="KaiTi" w:hAnsi="Times New Roman" w:cs="Times New Roman"/>
-          <w:noProof/>
-          <w:lang w:val="en-US"/>
-        </w:rPr>
-        <w:t>tion asymmetries</w:t>
-      </w:r>
-      <w:r>
-        <w:rPr>
-          <w:rFonts w:ascii="Times New Roman" w:eastAsia="KaiTi" w:hAnsi="Times New Roman" w:cs="Times New Roman"/>
-          <w:noProof/>
-          <w:lang w:val="en-US"/>
-        </w:rPr>
-        <w:t xml:space="preserve">; </w:t>
-      </w:r>
-      <w:r>
-        <w:rPr>
-          <w:rFonts w:ascii="Times New Roman" w:eastAsia="KaiTi" w:hAnsi="Times New Roman" w:cs="Times New Roman"/>
-          <w:noProof/>
-          <w:lang w:val="en-US"/>
-        </w:rPr>
-        <w:t>Holdout problems</w:t>
-      </w:r>
-      <w:r>
-        <w:rPr>
-          <w:rFonts w:ascii="Times New Roman" w:eastAsia="KaiTi" w:hAnsi="Times New Roman" w:cs="Times New Roman"/>
-          <w:noProof/>
-          <w:lang w:val="en-US"/>
-        </w:rPr>
-        <w:t xml:space="preserve"> (</w:t>
-      </w:r>
-      <w:r>
-        <w:rPr>
-          <w:rFonts w:ascii="Times New Roman" w:eastAsia="KaiTi" w:hAnsi="Times New Roman" w:cs="Times New Roman" w:hint="eastAsia"/>
-          <w:noProof/>
-          <w:lang w:val="en-US"/>
-        </w:rPr>
-        <w:t>拒绝支付</w:t>
-      </w:r>
-      <w:r>
-        <w:rPr>
-          <w:rFonts w:ascii="Times New Roman" w:eastAsia="KaiTi" w:hAnsi="Times New Roman" w:cs="Times New Roman"/>
-          <w:noProof/>
-          <w:lang w:val="en-US"/>
-        </w:rPr>
-        <w:t>)</w:t>
-      </w:r>
-      <w:r>
-        <w:rPr>
-          <w:rFonts w:ascii="Times New Roman" w:eastAsia="KaiTi" w:hAnsi="Times New Roman" w:cs="Times New Roman"/>
-          <w:noProof/>
-          <w:lang w:val="en-US"/>
-        </w:rPr>
-        <w:t>;</w:t>
-      </w:r>
-      <w:r>
-        <w:rPr>
-          <w:rFonts w:ascii="Times New Roman" w:eastAsia="KaiTi" w:hAnsi="Times New Roman" w:cs="Times New Roman"/>
-          <w:noProof/>
-          <w:lang w:val="en-US"/>
-        </w:rPr>
-        <w:t xml:space="preserve"> </w:t>
-      </w:r>
-      <w:r>
-        <w:rPr>
-          <w:rFonts w:ascii="Times New Roman" w:eastAsia="KaiTi" w:hAnsi="Times New Roman" w:cs="Times New Roman"/>
-          <w:noProof/>
-          <w:lang w:val="en-US"/>
-        </w:rPr>
-        <w:t>Various conflicts</w:t>
-      </w:r>
-      <w:r>
-        <w:rPr>
-          <w:rFonts w:ascii="Times New Roman" w:eastAsia="KaiTi" w:hAnsi="Times New Roman" w:cs="Times New Roman"/>
-          <w:noProof/>
-          <w:lang w:val="en-US"/>
-        </w:rPr>
-        <w:t xml:space="preserve"> of </w:t>
-      </w:r>
-      <w:r>
-        <w:rPr>
-          <w:rFonts w:ascii="Times New Roman" w:eastAsia="KaiTi" w:hAnsi="Times New Roman" w:cs="Times New Roman"/>
-          <w:noProof/>
-          <w:lang w:val="en-US"/>
-        </w:rPr>
-        <w:t>multiple layers of creditors</w:t>
-      </w:r>
-      <w:r>
-        <w:rPr>
-          <w:rFonts w:ascii="Times New Roman" w:eastAsia="KaiTi" w:hAnsi="Times New Roman" w:cs="Times New Roman"/>
-          <w:noProof/>
-          <w:lang w:val="en-US"/>
-        </w:rPr>
-        <w:t xml:space="preserve">; </w:t>
-      </w:r>
-      <w:r>
-        <w:rPr>
-          <w:rFonts w:ascii="Times New Roman" w:eastAsia="KaiTi" w:hAnsi="Times New Roman" w:cs="Times New Roman"/>
-          <w:noProof/>
-          <w:lang w:val="en-US"/>
-        </w:rPr>
-        <w:t>Direct/Indirect cost</w:t>
-      </w:r>
-      <w:r>
-        <w:rPr>
-          <w:rFonts w:ascii="Times New Roman" w:eastAsia="KaiTi" w:hAnsi="Times New Roman" w:cs="Times New Roman"/>
-          <w:noProof/>
-          <w:lang w:val="en-US"/>
-        </w:rPr>
-        <w:t xml:space="preserve">; </w:t>
-      </w:r>
-      <w:r>
-        <w:rPr>
-          <w:rFonts w:ascii="Times New Roman" w:eastAsia="KaiTi" w:hAnsi="Times New Roman" w:cs="Times New Roman" w:hint="eastAsia"/>
-          <w:noProof/>
-          <w:lang w:val="en-US"/>
-        </w:rPr>
-        <w:t>信息差少</w:t>
-      </w:r>
-      <w:r>
-        <w:rPr>
-          <w:rFonts w:ascii="Times New Roman" w:eastAsia="KaiTi" w:hAnsi="Times New Roman" w:cs="Times New Roman" w:hint="eastAsia"/>
-          <w:noProof/>
-          <w:lang w:val="en-US"/>
-        </w:rPr>
-        <w:t>,</w:t>
-      </w:r>
-      <w:r>
-        <w:rPr>
-          <w:rFonts w:ascii="Times New Roman" w:eastAsia="KaiTi" w:hAnsi="Times New Roman" w:cs="Times New Roman"/>
-          <w:noProof/>
-          <w:lang w:val="en-US"/>
-        </w:rPr>
-        <w:t xml:space="preserve"> </w:t>
-      </w:r>
-      <w:r>
-        <w:rPr>
-          <w:rFonts w:ascii="Times New Roman" w:eastAsia="KaiTi" w:hAnsi="Times New Roman" w:cs="Times New Roman" w:hint="eastAsia"/>
-          <w:noProof/>
-          <w:lang w:val="en-US"/>
-        </w:rPr>
-        <w:t>冲突小</w:t>
-      </w:r>
-      <w:r>
-        <w:rPr>
-          <w:rFonts w:ascii="Times New Roman" w:eastAsia="KaiTi" w:hAnsi="Times New Roman" w:cs="Times New Roman" w:hint="eastAsia"/>
-          <w:noProof/>
-          <w:lang w:val="en-US"/>
-        </w:rPr>
-        <w:t>,</w:t>
-      </w:r>
-      <w:r>
-        <w:rPr>
-          <w:rFonts w:ascii="Times New Roman" w:eastAsia="KaiTi" w:hAnsi="Times New Roman" w:cs="Times New Roman"/>
-          <w:noProof/>
-          <w:lang w:val="en-US"/>
-        </w:rPr>
-        <w:t xml:space="preserve"> </w:t>
-      </w:r>
-      <w:r>
-        <w:rPr>
-          <w:rFonts w:ascii="Times New Roman" w:eastAsia="KaiTi" w:hAnsi="Times New Roman" w:cs="Times New Roman" w:hint="eastAsia"/>
-          <w:noProof/>
-          <w:lang w:val="en-US"/>
-        </w:rPr>
-        <w:t>IP</w:t>
-      </w:r>
-      <w:r>
-        <w:rPr>
-          <w:rFonts w:ascii="Times New Roman" w:eastAsia="KaiTi" w:hAnsi="Times New Roman" w:cs="Times New Roman" w:hint="eastAsia"/>
-          <w:noProof/>
-          <w:lang w:val="en-US"/>
-        </w:rPr>
-        <w:t>多就更偏向于</w:t>
-      </w:r>
-      <w:r>
-        <w:rPr>
-          <w:rFonts w:ascii="Times New Roman" w:eastAsia="KaiTi" w:hAnsi="Times New Roman" w:cs="Times New Roman" w:hint="eastAsia"/>
-          <w:noProof/>
-          <w:lang w:val="en-US"/>
-        </w:rPr>
-        <w:t>庭外</w:t>
-      </w:r>
-      <w:r>
-        <w:rPr>
-          <w:rFonts w:ascii="Times New Roman" w:eastAsia="KaiTi" w:hAnsi="Times New Roman" w:cs="Times New Roman"/>
-          <w:noProof/>
-          <w:lang w:val="en-US"/>
-        </w:rPr>
-        <w:t>restructuring</w:t>
-      </w:r>
-      <w:r>
-        <w:rPr>
-          <w:rFonts w:ascii="Times New Roman" w:eastAsia="KaiTi" w:hAnsi="Times New Roman" w:cs="Times New Roman" w:hint="eastAsia"/>
-          <w:noProof/>
-          <w:lang w:val="en-US"/>
-        </w:rPr>
-        <w:t>而不是破产</w:t>
-      </w:r>
-      <w:r>
-        <w:rPr>
-          <w:rFonts w:ascii="Times New Roman" w:eastAsia="KaiTi" w:hAnsi="Times New Roman" w:cs="Times New Roman" w:hint="eastAsia"/>
-          <w:noProof/>
-          <w:lang w:val="en-US"/>
-        </w:rPr>
-        <w:t xml:space="preserve">. </w:t>
+          <w:rFonts w:ascii="Times New Roman" w:eastAsia="KaiTi" w:hAnsi="Times New Roman" w:cs="Times New Roman" w:hint="eastAsia"/>
+          <w:noProof/>
+          <w:lang w:val="en-US"/>
+        </w:rPr>
+        <w:t>联合反对</w:t>
+      </w:r>
+      <w:r>
+        <w:rPr>
+          <w:rFonts w:ascii="Times New Roman" w:eastAsia="KaiTi" w:hAnsi="Times New Roman" w:cs="Times New Roman"/>
+          <w:noProof/>
+          <w:lang w:val="en-US"/>
+        </w:rPr>
+        <w:t xml:space="preserve">, </w:t>
+      </w:r>
+      <w:r>
+        <w:rPr>
+          <w:rFonts w:ascii="Times New Roman" w:eastAsia="KaiTi" w:hAnsi="Times New Roman" w:cs="Times New Roman" w:hint="eastAsia"/>
+          <w:noProof/>
+          <w:lang w:val="en-US"/>
+        </w:rPr>
+        <w:t>组织并购</w:t>
+      </w:r>
+      <w:r>
+        <w:rPr>
+          <w:rFonts w:ascii="Times New Roman" w:eastAsia="KaiTi" w:hAnsi="Times New Roman" w:cs="Times New Roman" w:hint="eastAsia"/>
+          <w:noProof/>
+          <w:lang w:val="en-US"/>
+        </w:rPr>
+        <w:t>.</w:t>
+      </w:r>
+      <w:r>
+        <w:rPr>
+          <w:rFonts w:ascii="Times New Roman" w:eastAsia="KaiTi" w:hAnsi="Times New Roman" w:cs="Times New Roman"/>
+          <w:noProof/>
+          <w:lang w:val="en-US"/>
+        </w:rPr>
+        <w:t xml:space="preserve"> </w:t>
+      </w:r>
+      <w:r>
+        <w:rPr>
+          <w:rFonts w:ascii="Times New Roman" w:eastAsia="KaiTi" w:hAnsi="Times New Roman" w:cs="Times New Roman"/>
+          <w:i/>
+          <w:iCs/>
+          <w:noProof/>
+          <w:highlight w:val="cyan"/>
+          <w:u w:val="single"/>
+          <w:lang w:val="en-US"/>
+        </w:rPr>
+        <w:t>Employees’ Lobbying.</w:t>
+      </w:r>
+      <w:r>
+        <w:rPr>
+          <w:rFonts w:ascii="Times New Roman" w:eastAsia="KaiTi" w:hAnsi="Times New Roman" w:cs="Times New Roman"/>
+          <w:noProof/>
+          <w:lang w:val="en-US"/>
+        </w:rPr>
+        <w:t xml:space="preserve"> </w:t>
+      </w:r>
+      <w:r>
+        <w:rPr>
+          <w:rFonts w:ascii="Times New Roman" w:eastAsia="KaiTi" w:hAnsi="Times New Roman" w:cs="Times New Roman" w:hint="eastAsia"/>
+          <w:noProof/>
+          <w:lang w:val="en-US"/>
+        </w:rPr>
+        <w:t>即使员工没有股票也可以</w:t>
+      </w:r>
+      <w:r>
+        <w:rPr>
+          <w:rFonts w:ascii="Times New Roman" w:eastAsia="KaiTi" w:hAnsi="Times New Roman" w:cs="Times New Roman" w:hint="eastAsia"/>
+          <w:noProof/>
+          <w:lang w:val="en-US"/>
+        </w:rPr>
+        <w:t>通过游说维护不被</w:t>
+      </w:r>
+      <w:r>
+        <w:rPr>
+          <w:rFonts w:ascii="Times New Roman" w:eastAsia="KaiTi" w:hAnsi="Times New Roman" w:cs="Times New Roman" w:hint="eastAsia"/>
+          <w:noProof/>
+          <w:lang w:val="en-US"/>
+        </w:rPr>
+        <w:t>并购</w:t>
+      </w:r>
+      <w:r>
+        <w:rPr>
+          <w:rFonts w:ascii="Times New Roman" w:eastAsia="KaiTi" w:hAnsi="Times New Roman" w:cs="Times New Roman" w:hint="eastAsia"/>
+          <w:noProof/>
+          <w:lang w:val="en-US"/>
+        </w:rPr>
+        <w:t>.</w:t>
+      </w:r>
+      <w:r>
+        <w:rPr>
+          <w:rFonts w:ascii="Times New Roman" w:eastAsia="KaiTi" w:hAnsi="Times New Roman" w:cs="Times New Roman"/>
+          <w:noProof/>
+          <w:lang w:val="en-US"/>
+        </w:rPr>
+        <w:t xml:space="preserve"> </w:t>
       </w:r>
       <w:r>
         <w:rPr>
@@ -18209,7 +19337,7 @@
           <w:highlight w:val="green"/>
           <w:lang w:val="en-US"/>
         </w:rPr>
-        <w:t xml:space="preserve">(2) </w:t>
+        <w:t>(4) CSR and Stakeholder Value Maximization</w:t>
       </w:r>
       <w:r>
         <w:rPr>
@@ -18220,15 +19348,548 @@
           <w:highlight w:val="green"/>
           <w:lang w:val="en-US"/>
         </w:rPr>
-        <w:t>Distressed Acquisitions and Restructuring</w:t>
-      </w:r>
+        <w:t>.</w:t>
+      </w:r>
+      <w:r>
+        <w:rPr>
+          <w:rFonts w:ascii="Times New Roman" w:eastAsia="KaiTi" w:hAnsi="Times New Roman" w:cs="Times New Roman"/>
+          <w:noProof/>
+          <w:lang w:val="en-US"/>
+        </w:rPr>
+        <w:t xml:space="preserve"> </w:t>
+      </w:r>
+      <w:r>
+        <w:rPr>
+          <w:rFonts w:ascii="Times New Roman" w:eastAsia="KaiTi" w:hAnsi="Times New Roman" w:cs="Times New Roman"/>
+          <w:noProof/>
+          <w:lang w:val="en-US"/>
+        </w:rPr>
+        <w:t>Corporate social responsibility (CSR) has</w:t>
+      </w:r>
+      <w:r>
+        <w:rPr>
+          <w:rFonts w:ascii="Times New Roman" w:eastAsia="KaiTi" w:hAnsi="Times New Roman" w:cs="Times New Roman"/>
+          <w:noProof/>
+          <w:lang w:val="en-US"/>
+        </w:rPr>
+        <w:t xml:space="preserve"> </w:t>
+      </w:r>
+      <w:r>
+        <w:rPr>
+          <w:rFonts w:ascii="Times New Roman" w:eastAsia="KaiTi" w:hAnsi="Times New Roman" w:cs="Times New Roman"/>
+          <w:noProof/>
+          <w:lang w:val="en-US"/>
+        </w:rPr>
+        <w:t>become an important part of U.S. firms’</w:t>
+      </w:r>
+      <w:r>
+        <w:rPr>
+          <w:rFonts w:ascii="Times New Roman" w:eastAsia="KaiTi" w:hAnsi="Times New Roman" w:cs="Times New Roman"/>
+          <w:noProof/>
+          <w:lang w:val="en-US"/>
+        </w:rPr>
+        <w:t xml:space="preserve"> </w:t>
+      </w:r>
+      <w:r>
+        <w:rPr>
+          <w:rFonts w:ascii="Times New Roman" w:eastAsia="KaiTi" w:hAnsi="Times New Roman" w:cs="Times New Roman"/>
+          <w:noProof/>
+          <w:lang w:val="en-US"/>
+        </w:rPr>
+        <w:t>operation over the past decade</w:t>
+      </w:r>
+      <w:r>
+        <w:rPr>
+          <w:rFonts w:ascii="Times New Roman" w:eastAsia="KaiTi" w:hAnsi="Times New Roman" w:cs="Times New Roman"/>
+          <w:noProof/>
+          <w:lang w:val="en-US"/>
+        </w:rPr>
+        <w:t xml:space="preserve">. </w:t>
+      </w:r>
+      <w:r>
+        <w:rPr>
+          <w:rFonts w:ascii="Times New Roman" w:eastAsia="KaiTi" w:hAnsi="Times New Roman" w:cs="Times New Roman"/>
+          <w:noProof/>
+          <w:lang w:val="en-US"/>
+        </w:rPr>
+        <w:t>Mixed evidence on the relations between CSR</w:t>
+      </w:r>
+      <w:r>
+        <w:rPr>
+          <w:rFonts w:ascii="Times New Roman" w:eastAsia="KaiTi" w:hAnsi="Times New Roman" w:cs="Times New Roman"/>
+          <w:noProof/>
+          <w:lang w:val="en-US"/>
+        </w:rPr>
+        <w:t xml:space="preserve"> </w:t>
+      </w:r>
+      <w:r>
+        <w:rPr>
+          <w:rFonts w:ascii="Times New Roman" w:eastAsia="KaiTi" w:hAnsi="Times New Roman" w:cs="Times New Roman"/>
+          <w:noProof/>
+          <w:lang w:val="en-US"/>
+        </w:rPr>
+        <w:t>and firm performance</w:t>
+      </w:r>
+      <w:r>
+        <w:rPr>
+          <w:rFonts w:ascii="Times New Roman" w:eastAsia="KaiTi" w:hAnsi="Times New Roman" w:cs="Times New Roman"/>
+          <w:noProof/>
+          <w:lang w:val="en-US"/>
+        </w:rPr>
+        <w:t xml:space="preserve"> (</w:t>
+      </w:r>
+      <w:r>
+        <w:rPr>
+          <w:rFonts w:ascii="Times New Roman" w:eastAsia="KaiTi" w:hAnsi="Times New Roman" w:cs="Times New Roman" w:hint="eastAsia"/>
+          <w:noProof/>
+          <w:lang w:val="en-US"/>
+        </w:rPr>
+        <w:t>但这可能是</w:t>
+      </w:r>
+      <w:r>
+        <w:rPr>
+          <w:rFonts w:ascii="Times New Roman" w:eastAsia="KaiTi" w:hAnsi="Times New Roman" w:cs="Times New Roman"/>
+          <w:noProof/>
+          <w:lang w:val="en-US"/>
+        </w:rPr>
+        <w:t>reverse</w:t>
+      </w:r>
+      <w:r>
+        <w:rPr>
+          <w:rFonts w:ascii="Times New Roman" w:eastAsia="KaiTi" w:hAnsi="Times New Roman" w:cs="Times New Roman"/>
+          <w:noProof/>
+          <w:lang w:val="en-US"/>
+        </w:rPr>
+        <w:t xml:space="preserve"> </w:t>
+      </w:r>
+      <w:r>
+        <w:rPr>
+          <w:rFonts w:ascii="Times New Roman" w:eastAsia="KaiTi" w:hAnsi="Times New Roman" w:cs="Times New Roman"/>
+          <w:noProof/>
+          <w:lang w:val="en-US"/>
+        </w:rPr>
+        <w:t>causality</w:t>
+      </w:r>
+      <w:r>
+        <w:rPr>
+          <w:rFonts w:ascii="Times New Roman" w:eastAsia="KaiTi" w:hAnsi="Times New Roman" w:cs="Times New Roman"/>
+          <w:noProof/>
+          <w:lang w:val="en-US"/>
+        </w:rPr>
+        <w:t>).</w:t>
+      </w:r>
+      <w:r>
+        <w:rPr>
+          <w:rFonts w:ascii="Times New Roman" w:eastAsia="KaiTi" w:hAnsi="Times New Roman" w:cs="Times New Roman"/>
+          <w:noProof/>
+          <w:lang w:val="en-US"/>
+        </w:rPr>
+        <w:t xml:space="preserve"> </w:t>
+      </w:r>
+      <w:r>
+        <w:rPr>
+          <w:rFonts w:ascii="Times New Roman" w:eastAsia="KaiTi" w:hAnsi="Times New Roman" w:cs="Times New Roman" w:hint="eastAsia"/>
+          <w:noProof/>
+          <w:lang w:val="en-US"/>
+        </w:rPr>
+        <w:t>合并</w:t>
+      </w:r>
+      <w:r>
+        <w:rPr>
+          <w:rFonts w:ascii="Times New Roman" w:eastAsia="KaiTi" w:hAnsi="Times New Roman" w:cs="Times New Roman" w:hint="eastAsia"/>
+          <w:noProof/>
+          <w:lang w:val="en-US"/>
+        </w:rPr>
+        <w:t>时</w:t>
+      </w:r>
+      <w:r>
+        <w:rPr>
+          <w:rFonts w:ascii="Times New Roman" w:eastAsia="KaiTi" w:hAnsi="Times New Roman" w:cs="Times New Roman" w:hint="eastAsia"/>
+          <w:noProof/>
+          <w:lang w:val="en-US"/>
+        </w:rPr>
+        <w:t>CSR</w:t>
+      </w:r>
+      <w:r>
+        <w:rPr>
+          <w:rFonts w:ascii="Times New Roman" w:eastAsia="KaiTi" w:hAnsi="Times New Roman" w:cs="Times New Roman" w:hint="eastAsia"/>
+          <w:noProof/>
+          <w:lang w:val="en-US"/>
+        </w:rPr>
+        <w:t>影响</w:t>
+      </w:r>
+      <w:r>
+        <w:rPr>
+          <w:rFonts w:ascii="Times New Roman" w:eastAsia="KaiTi" w:hAnsi="Times New Roman" w:cs="Times New Roman" w:hint="eastAsia"/>
+          <w:noProof/>
+          <w:lang w:val="en-US"/>
+        </w:rPr>
+        <w:t>股东价值的一个维度</w:t>
+      </w:r>
+      <w:r>
+        <w:rPr>
+          <w:rFonts w:ascii="Times New Roman" w:eastAsia="KaiTi" w:hAnsi="Times New Roman" w:cs="Times New Roman" w:hint="eastAsia"/>
+          <w:noProof/>
+          <w:lang w:val="en-US"/>
+        </w:rPr>
+        <w:t>.</w:t>
+      </w:r>
+      <w:r>
+        <w:rPr>
+          <w:rFonts w:ascii="Times New Roman" w:eastAsia="KaiTi" w:hAnsi="Times New Roman" w:cs="Times New Roman"/>
+          <w:noProof/>
+          <w:lang w:val="en-US"/>
+        </w:rPr>
+        <w:t xml:space="preserve"> </w:t>
+      </w:r>
+      <w:r>
+        <w:rPr>
+          <w:rFonts w:ascii="Times New Roman" w:eastAsia="KaiTi" w:hAnsi="Times New Roman" w:cs="Times New Roman"/>
+          <w:noProof/>
+          <w:lang w:val="en-US"/>
+        </w:rPr>
+        <w:t xml:space="preserve">CSR </w:t>
+      </w:r>
+      <w:r>
+        <w:rPr>
+          <w:rFonts w:ascii="Times New Roman" w:eastAsia="KaiTi" w:hAnsi="Times New Roman" w:cs="Times New Roman" w:hint="eastAsia"/>
+          <w:noProof/>
+          <w:lang w:val="en-US"/>
+        </w:rPr>
+        <w:t>越高</w:t>
+      </w:r>
+      <w:r>
+        <w:rPr>
+          <w:rFonts w:ascii="Times New Roman" w:eastAsia="KaiTi" w:hAnsi="Times New Roman" w:cs="Times New Roman" w:hint="eastAsia"/>
+          <w:noProof/>
+          <w:lang w:val="en-US"/>
+        </w:rPr>
+        <w:t>,</w:t>
+      </w:r>
+      <w:r>
+        <w:rPr>
+          <w:rFonts w:ascii="Times New Roman" w:eastAsia="KaiTi" w:hAnsi="Times New Roman" w:cs="Times New Roman"/>
+          <w:noProof/>
+          <w:lang w:val="en-US"/>
+        </w:rPr>
+        <w:t xml:space="preserve"> </w:t>
+      </w:r>
+      <w:r>
+        <w:rPr>
+          <w:rFonts w:ascii="Times New Roman" w:eastAsia="KaiTi" w:hAnsi="Times New Roman" w:cs="Times New Roman" w:hint="eastAsia"/>
+          <w:noProof/>
+          <w:lang w:val="en-US"/>
+        </w:rPr>
+        <w:t>股票回报越高</w:t>
+      </w:r>
+      <w:r>
+        <w:rPr>
+          <w:rFonts w:ascii="Times New Roman" w:eastAsia="KaiTi" w:hAnsi="Times New Roman" w:cs="Times New Roman" w:hint="eastAsia"/>
+          <w:noProof/>
+          <w:lang w:val="en-US"/>
+        </w:rPr>
+        <w:t>,</w:t>
+      </w:r>
+      <w:r>
+        <w:rPr>
+          <w:rFonts w:ascii="Times New Roman" w:eastAsia="KaiTi" w:hAnsi="Times New Roman" w:cs="Times New Roman"/>
+          <w:noProof/>
+          <w:lang w:val="en-US"/>
+        </w:rPr>
+        <w:t xml:space="preserve"> </w:t>
+      </w:r>
+      <w:r>
+        <w:rPr>
+          <w:rFonts w:ascii="Times New Roman" w:eastAsia="KaiTi" w:hAnsi="Times New Roman" w:cs="Times New Roman" w:hint="eastAsia"/>
+          <w:noProof/>
+          <w:lang w:val="en-US"/>
+        </w:rPr>
+        <w:t>经营业绩和长期回报</w:t>
+      </w:r>
+      <w:r>
+        <w:rPr>
+          <w:rFonts w:ascii="Times New Roman" w:eastAsia="KaiTi" w:hAnsi="Times New Roman" w:cs="Times New Roman" w:hint="eastAsia"/>
+          <w:noProof/>
+          <w:lang w:val="en-US"/>
+        </w:rPr>
+        <w:t>,</w:t>
+      </w:r>
+      <w:r>
+        <w:rPr>
+          <w:rFonts w:ascii="Times New Roman" w:eastAsia="KaiTi" w:hAnsi="Times New Roman" w:cs="Times New Roman"/>
+          <w:noProof/>
+          <w:lang w:val="en-US"/>
+        </w:rPr>
+        <w:t xml:space="preserve"> </w:t>
+      </w:r>
+      <w:r>
+        <w:rPr>
+          <w:rFonts w:ascii="Times New Roman" w:eastAsia="KaiTi" w:hAnsi="Times New Roman" w:cs="Times New Roman" w:hint="eastAsia"/>
+          <w:noProof/>
+          <w:lang w:val="en-US"/>
+        </w:rPr>
+        <w:t>并购完成时间短</w:t>
+      </w:r>
+      <w:r>
+        <w:rPr>
+          <w:rFonts w:ascii="Times New Roman" w:eastAsia="KaiTi" w:hAnsi="Times New Roman" w:cs="Times New Roman" w:hint="eastAsia"/>
+          <w:noProof/>
+          <w:lang w:val="en-US"/>
+        </w:rPr>
+        <w:t>,</w:t>
+      </w:r>
+      <w:r>
+        <w:rPr>
+          <w:rFonts w:ascii="Times New Roman" w:eastAsia="KaiTi" w:hAnsi="Times New Roman" w:cs="Times New Roman"/>
+          <w:noProof/>
+          <w:lang w:val="en-US"/>
+        </w:rPr>
+        <w:t xml:space="preserve"> </w:t>
+      </w:r>
+      <w:r>
+        <w:rPr>
+          <w:rFonts w:ascii="Times New Roman" w:eastAsia="KaiTi" w:hAnsi="Times New Roman" w:cs="Times New Roman" w:hint="eastAsia"/>
+          <w:noProof/>
+          <w:lang w:val="en-US"/>
+        </w:rPr>
+        <w:t>成功率高</w:t>
+      </w:r>
+      <w:r>
+        <w:rPr>
+          <w:rFonts w:ascii="Times New Roman" w:eastAsia="KaiTi" w:hAnsi="Times New Roman" w:cs="Times New Roman" w:hint="eastAsia"/>
+          <w:noProof/>
+          <w:lang w:val="en-US"/>
+        </w:rPr>
+        <w:t>,</w:t>
+      </w:r>
+      <w:r>
+        <w:rPr>
+          <w:rFonts w:ascii="Times New Roman" w:eastAsia="KaiTi" w:hAnsi="Times New Roman" w:cs="Times New Roman"/>
+          <w:noProof/>
+          <w:lang w:val="en-US"/>
+        </w:rPr>
+        <w:t xml:space="preserve"> </w:t>
+      </w:r>
+      <w:r>
+        <w:rPr>
+          <w:rFonts w:ascii="Times New Roman" w:eastAsia="KaiTi" w:hAnsi="Times New Roman" w:cs="Times New Roman" w:hint="eastAsia"/>
+          <w:noProof/>
+          <w:lang w:val="en-US"/>
+        </w:rPr>
+        <w:t>受益者多</w:t>
+      </w:r>
+      <w:r>
+        <w:rPr>
+          <w:rFonts w:ascii="Times New Roman" w:eastAsia="KaiTi" w:hAnsi="Times New Roman" w:cs="Times New Roman" w:hint="eastAsia"/>
+          <w:noProof/>
+          <w:lang w:val="en-US"/>
+        </w:rPr>
+        <w:t>,</w:t>
+      </w:r>
+      <w:r>
+        <w:rPr>
+          <w:rFonts w:ascii="Times New Roman" w:eastAsia="KaiTi" w:hAnsi="Times New Roman" w:cs="Times New Roman"/>
+          <w:noProof/>
+          <w:lang w:val="en-US"/>
+        </w:rPr>
+        <w:t xml:space="preserve"> </w:t>
+      </w:r>
+      <w:r>
+        <w:rPr>
+          <w:rFonts w:ascii="Times New Roman" w:eastAsia="KaiTi" w:hAnsi="Times New Roman" w:cs="Times New Roman" w:hint="eastAsia"/>
+          <w:noProof/>
+          <w:lang w:val="en-US"/>
+        </w:rPr>
+        <w:t>解雇人员少</w:t>
+      </w:r>
+      <w:r>
+        <w:rPr>
+          <w:rFonts w:ascii="Times New Roman" w:eastAsia="KaiTi" w:hAnsi="Times New Roman" w:cs="Times New Roman"/>
+          <w:noProof/>
+          <w:lang w:val="en-US"/>
+        </w:rPr>
+        <w:t>.</w:t>
+      </w:r>
+    </w:p>
+    <w:p>
+      <w:pPr>
+        <w:jc w:val="both"/>
+        <w:rPr>
+          <w:rFonts w:ascii="Times New Roman" w:eastAsia="KaiTi" w:hAnsi="Times New Roman" w:cs="Times New Roman" w:hint="eastAsia"/>
+          <w:noProof/>
+          <w:lang w:val="en-US"/>
+        </w:rPr>
+      </w:pPr>
       <w:r>
         <w:rPr>
           <w:rFonts w:ascii="Times New Roman" w:eastAsia="KaiTi" w:hAnsi="Times New Roman" w:cs="Times New Roman"/>
           <w:b/>
           <w:bCs/>
           <w:noProof/>
+          <w:highlight w:val="red"/>
+          <w:lang w:val="en-US"/>
+        </w:rPr>
+        <w:t>Cases.</w:t>
+      </w:r>
+      <w:r>
+        <w:rPr>
+          <w:rFonts w:ascii="Times New Roman" w:eastAsia="KaiTi" w:hAnsi="Times New Roman" w:cs="Times New Roman"/>
+          <w:b/>
+          <w:bCs/>
+          <w:noProof/>
+          <w:lang w:val="en-US"/>
+        </w:rPr>
+        <w:t xml:space="preserve"> </w:t>
+      </w:r>
+      <w:r>
+        <w:rPr>
+          <w:rFonts w:ascii="Times New Roman" w:eastAsia="KaiTi" w:hAnsi="Times New Roman" w:cs="Times New Roman"/>
+          <w:b/>
+          <w:bCs/>
+          <w:noProof/>
           <w:highlight w:val="green"/>
+          <w:lang w:val="en-US"/>
+        </w:rPr>
+        <w:t xml:space="preserve">(1) </w:t>
+      </w:r>
+      <w:r>
+        <w:rPr>
+          <w:rFonts w:ascii="Times New Roman" w:eastAsia="KaiTi" w:hAnsi="Times New Roman" w:cs="Times New Roman"/>
+          <w:b/>
+          <w:bCs/>
+          <w:noProof/>
+          <w:highlight w:val="green"/>
+          <w:lang w:val="en-US"/>
+        </w:rPr>
+        <w:t>M</w:t>
+      </w:r>
+      <w:r>
+        <w:rPr>
+          <w:rFonts w:ascii="Times New Roman" w:eastAsia="KaiTi" w:hAnsi="Times New Roman" w:cs="Times New Roman"/>
+          <w:b/>
+          <w:bCs/>
+          <w:noProof/>
+          <w:highlight w:val="green"/>
+          <w:lang w:val="en-US"/>
+        </w:rPr>
+        <w:t>otivations</w:t>
+      </w:r>
+      <w:r>
+        <w:rPr>
+          <w:rFonts w:ascii="Times New Roman" w:eastAsia="KaiTi" w:hAnsi="Times New Roman" w:cs="Times New Roman"/>
+          <w:b/>
+          <w:bCs/>
+          <w:noProof/>
+          <w:highlight w:val="green"/>
+          <w:lang w:val="en-US"/>
+        </w:rPr>
+        <w:t xml:space="preserve"> for M&amp;A:</w:t>
+      </w:r>
+      <w:r>
+        <w:rPr>
+          <w:rFonts w:ascii="Times New Roman" w:eastAsia="KaiTi" w:hAnsi="Times New Roman" w:cs="Times New Roman"/>
+          <w:b/>
+          <w:bCs/>
+          <w:noProof/>
+          <w:lang w:val="en-US"/>
+        </w:rPr>
+        <w:t xml:space="preserve"> </w:t>
+      </w:r>
+      <w:r>
+        <w:rPr>
+          <w:rFonts w:ascii="Times New Roman" w:eastAsia="KaiTi" w:hAnsi="Times New Roman" w:cs="Times New Roman"/>
+          <w:noProof/>
+          <w:lang w:val="en-US"/>
+        </w:rPr>
+        <w:t>owning a leading jewelry brand</w:t>
+      </w:r>
+      <w:r>
+        <w:rPr>
+          <w:rFonts w:ascii="Times New Roman" w:eastAsia="KaiTi" w:hAnsi="Times New Roman" w:cs="Times New Roman"/>
+          <w:noProof/>
+          <w:lang w:val="en-US"/>
+        </w:rPr>
+        <w:t>, improve financial situation.</w:t>
+      </w:r>
+      <w:r>
+        <w:rPr>
+          <w:rFonts w:ascii="Times New Roman" w:eastAsia="KaiTi" w:hAnsi="Times New Roman" w:cs="Times New Roman"/>
+          <w:noProof/>
+          <w:lang w:val="en-US"/>
+        </w:rPr>
+        <w:t xml:space="preserve"> </w:t>
+      </w:r>
+      <w:r>
+        <w:rPr>
+          <w:rFonts w:ascii="Times New Roman" w:eastAsia="KaiTi" w:hAnsi="Times New Roman" w:cs="Times New Roman"/>
+          <w:b/>
+          <w:bCs/>
+          <w:noProof/>
+          <w:highlight w:val="green"/>
+          <w:lang w:val="en-US"/>
+        </w:rPr>
+        <w:t>(2) Process for M&amp;A:</w:t>
+      </w:r>
+      <w:r>
+        <w:rPr>
+          <w:rFonts w:ascii="Times New Roman" w:eastAsia="KaiTi" w:hAnsi="Times New Roman" w:cs="Times New Roman"/>
+          <w:noProof/>
+          <w:lang w:val="en-US"/>
+        </w:rPr>
+        <w:t xml:space="preserve"> </w:t>
+      </w:r>
+      <w:r>
+        <w:rPr>
+          <w:rFonts w:ascii="Times New Roman" w:eastAsia="KaiTi" w:hAnsi="Times New Roman" w:cs="Times New Roman"/>
+          <w:noProof/>
+          <w:lang w:val="en-US"/>
+        </w:rPr>
+        <w:t>Role of Activist Investor</w:t>
+      </w:r>
+      <w:r>
+        <w:rPr>
+          <w:rFonts w:ascii="Times New Roman" w:eastAsia="KaiTi" w:hAnsi="Times New Roman" w:cs="Times New Roman"/>
+          <w:noProof/>
+          <w:lang w:val="en-US"/>
+        </w:rPr>
+        <w:t xml:space="preserve">: </w:t>
+      </w:r>
+      <w:r>
+        <w:rPr>
+          <w:rFonts w:ascii="Times New Roman" w:eastAsia="KaiTi" w:hAnsi="Times New Roman" w:cs="Times New Roman" w:hint="eastAsia"/>
+          <w:noProof/>
+          <w:lang w:val="en-US"/>
+        </w:rPr>
+        <w:t>积极投资者</w:t>
+      </w:r>
+      <w:r>
+        <w:rPr>
+          <w:rFonts w:ascii="Times New Roman" w:eastAsia="KaiTi" w:hAnsi="Times New Roman" w:cs="Times New Roman" w:hint="eastAsia"/>
+          <w:noProof/>
+          <w:lang w:val="en-US"/>
+        </w:rPr>
+        <w:t>可以在利益驱动下</w:t>
+      </w:r>
+      <w:r>
+        <w:rPr>
+          <w:rFonts w:ascii="Times New Roman" w:eastAsia="KaiTi" w:hAnsi="Times New Roman" w:cs="Times New Roman" w:hint="eastAsia"/>
+          <w:noProof/>
+          <w:lang w:val="en-US"/>
+        </w:rPr>
+        <w:t>完成</w:t>
+      </w:r>
+      <w:r>
+        <w:rPr>
+          <w:rFonts w:ascii="Times New Roman" w:eastAsia="KaiTi" w:hAnsi="Times New Roman" w:cs="Times New Roman" w:hint="eastAsia"/>
+          <w:noProof/>
+          <w:lang w:val="en-US"/>
+        </w:rPr>
+        <w:t>任务</w:t>
+      </w:r>
+      <w:r>
+        <w:rPr>
+          <w:rFonts w:ascii="Times New Roman" w:eastAsia="KaiTi" w:hAnsi="Times New Roman" w:cs="Times New Roman" w:hint="eastAsia"/>
+          <w:noProof/>
           <w:lang w:val="en-US"/>
         </w:rPr>
         <w:t>.</w:t>
@@ -18251,7 +19912,111 @@
           <w:u w:val="single"/>
           <w:lang w:val="en-US"/>
         </w:rPr>
-        <w:t>1</w:t>
+        <w:t>go-shop process</w:t>
+      </w:r>
+      <w:r>
+        <w:rPr>
+          <w:rFonts w:ascii="Times New Roman" w:eastAsia="KaiTi" w:hAnsi="Times New Roman" w:cs="Times New Roman"/>
+          <w:noProof/>
+          <w:lang w:val="en-US"/>
+        </w:rPr>
+        <w:t xml:space="preserve"> </w:t>
+      </w:r>
+      <w:r>
+        <w:rPr>
+          <w:rFonts w:ascii="Times New Roman" w:eastAsia="KaiTi" w:hAnsi="Times New Roman" w:cs="Times New Roman" w:hint="eastAsia"/>
+          <w:noProof/>
+          <w:lang w:val="en-US"/>
+        </w:rPr>
+        <w:t>是为了</w:t>
+      </w:r>
+      <w:r>
+        <w:rPr>
+          <w:rFonts w:ascii="Times New Roman" w:eastAsia="KaiTi" w:hAnsi="Times New Roman" w:cs="Times New Roman" w:hint="eastAsia"/>
+          <w:noProof/>
+          <w:lang w:val="en-US"/>
+        </w:rPr>
+        <w:t>探索更多</w:t>
+      </w:r>
+      <w:r>
+        <w:rPr>
+          <w:rFonts w:ascii="Times New Roman" w:eastAsia="KaiTi" w:hAnsi="Times New Roman" w:cs="Times New Roman" w:hint="eastAsia"/>
+          <w:noProof/>
+          <w:lang w:val="en-US"/>
+        </w:rPr>
+        <w:t>可能的买方</w:t>
+      </w:r>
+      <w:r>
+        <w:rPr>
+          <w:rFonts w:ascii="Times New Roman" w:eastAsia="KaiTi" w:hAnsi="Times New Roman" w:cs="Times New Roman" w:hint="eastAsia"/>
+          <w:noProof/>
+          <w:lang w:val="en-US"/>
+        </w:rPr>
+        <w:t>.</w:t>
+      </w:r>
+      <w:r>
+        <w:rPr>
+          <w:rFonts w:ascii="Times New Roman" w:eastAsia="KaiTi" w:hAnsi="Times New Roman" w:cs="Times New Roman"/>
+          <w:noProof/>
+          <w:lang w:val="en-US"/>
+        </w:rPr>
+        <w:t xml:space="preserve"> </w:t>
+      </w:r>
+      <w:r>
+        <w:rPr>
+          <w:rFonts w:ascii="Times New Roman" w:eastAsia="KaiTi" w:hAnsi="Times New Roman" w:cs="Times New Roman" w:hint="eastAsia"/>
+          <w:noProof/>
+          <w:lang w:val="en-US"/>
+        </w:rPr>
+        <w:t>多家投行</w:t>
+      </w:r>
+      <w:r>
+        <w:rPr>
+          <w:rFonts w:ascii="Times New Roman" w:eastAsia="KaiTi" w:hAnsi="Times New Roman" w:cs="Times New Roman"/>
+          <w:noProof/>
+          <w:lang w:val="en-US"/>
+        </w:rPr>
+        <w:t xml:space="preserve">: </w:t>
+      </w:r>
+      <w:r>
+        <w:rPr>
+          <w:rFonts w:ascii="Times New Roman" w:eastAsia="KaiTi" w:hAnsi="Times New Roman" w:cs="Times New Roman" w:hint="eastAsia"/>
+          <w:noProof/>
+          <w:lang w:val="en-US"/>
+        </w:rPr>
+        <w:t>获得</w:t>
+      </w:r>
+      <w:r>
+        <w:rPr>
+          <w:rFonts w:ascii="Times New Roman" w:eastAsia="KaiTi" w:hAnsi="Times New Roman" w:cs="Times New Roman" w:hint="eastAsia"/>
+          <w:noProof/>
+          <w:lang w:val="en-US"/>
+        </w:rPr>
+        <w:t>额外指导和信息而无需</w:t>
+      </w:r>
+      <w:r>
+        <w:rPr>
+          <w:rFonts w:ascii="Times New Roman" w:eastAsia="KaiTi" w:hAnsi="Times New Roman" w:cs="Times New Roman" w:hint="eastAsia"/>
+          <w:noProof/>
+          <w:lang w:val="en-US"/>
+        </w:rPr>
+        <w:t>额外费用</w:t>
+      </w:r>
+      <w:r>
+        <w:rPr>
+          <w:rFonts w:ascii="Times New Roman" w:eastAsia="KaiTi" w:hAnsi="Times New Roman" w:cs="Times New Roman" w:hint="eastAsia"/>
+          <w:noProof/>
+          <w:lang w:val="en-US"/>
+        </w:rPr>
+        <w:t>.</w:t>
+      </w:r>
+      <w:r>
+        <w:rPr>
+          <w:rFonts w:ascii="Times New Roman" w:eastAsia="KaiTi" w:hAnsi="Times New Roman" w:cs="Times New Roman"/>
+          <w:noProof/>
+          <w:lang w:val="en-US"/>
+        </w:rPr>
+        <w:t xml:space="preserve"> </w:t>
       </w:r>
       <w:r>
         <w:rPr>
@@ -18263,11 +20028,11 @@
           <w:u w:val="single"/>
           <w:lang w:val="en-US"/>
         </w:rPr>
-        <w:t>)</w:t>
-      </w:r>
-      <w:r>
-        <w:rPr>
-          <w:rFonts w:ascii="Times New Roman" w:eastAsia="KaiTi" w:hAnsi="Times New Roman" w:cs="Times New Roman"/>
+        <w:t>全现金</w:t>
+      </w:r>
+      <w:r>
+        <w:rPr>
+          <w:rFonts w:ascii="Times New Roman" w:eastAsia="KaiTi" w:hAnsi="Times New Roman" w:cs="Times New Roman" w:hint="eastAsia"/>
           <w:i/>
           <w:iCs/>
           <w:noProof/>
@@ -18275,30 +20040,6 @@
           <w:u w:val="single"/>
           <w:lang w:val="en-US"/>
         </w:rPr>
-        <w:t xml:space="preserve"> </w:t>
-      </w:r>
-      <w:r>
-        <w:rPr>
-          <w:rFonts w:ascii="Times New Roman" w:eastAsia="KaiTi" w:hAnsi="Times New Roman" w:cs="Times New Roman"/>
-          <w:i/>
-          <w:iCs/>
-          <w:noProof/>
-          <w:highlight w:val="cyan"/>
-          <w:u w:val="single"/>
-          <w:lang w:val="en-US"/>
-        </w:rPr>
-        <w:t>FireSale Acquisitions</w:t>
-      </w:r>
-      <w:r>
-        <w:rPr>
-          <w:rFonts w:ascii="Times New Roman" w:eastAsia="KaiTi" w:hAnsi="Times New Roman" w:cs="Times New Roman"/>
-          <w:i/>
-          <w:iCs/>
-          <w:noProof/>
-          <w:highlight w:val="cyan"/>
-          <w:u w:val="single"/>
-          <w:lang w:val="en-US"/>
-        </w:rPr>
         <w:t>.</w:t>
       </w:r>
       <w:r>
@@ -18313,26 +20054,57 @@
         <w:rPr>
           <w:rFonts w:ascii="Times New Roman" w:eastAsia="KaiTi" w:hAnsi="Times New Roman" w:cs="Times New Roman"/>
           <w:noProof/>
-          <w:highlight w:val="magenta"/>
-          <w:lang w:val="en-US"/>
-        </w:rPr>
-        <w:t>What is fire-sale?</w:t>
-      </w:r>
-      <w:r>
-        <w:rPr>
-          <w:rFonts w:ascii="Times New Roman" w:eastAsia="KaiTi" w:hAnsi="Times New Roman" w:cs="Times New Roman"/>
-          <w:noProof/>
-          <w:lang w:val="en-US"/>
-        </w:rPr>
-        <w:t xml:space="preserve"> </w:t>
-      </w:r>
-      <w:r>
-        <w:rPr>
-          <w:rFonts w:ascii="Times New Roman" w:eastAsia="KaiTi" w:hAnsi="Times New Roman" w:cs="Times New Roman" w:hint="eastAsia"/>
-          <w:noProof/>
-          <w:lang w:val="en-US"/>
-        </w:rPr>
-        <w:t>清仓甩卖</w:t>
+          <w:lang w:val="en-US"/>
+        </w:rPr>
+        <w:t>speedy, certain, easier to get board</w:t>
+      </w:r>
+      <w:r>
+        <w:rPr>
+          <w:rFonts w:ascii="Times New Roman" w:eastAsia="KaiTi" w:hAnsi="Times New Roman" w:cs="Times New Roman"/>
+          <w:noProof/>
+          <w:lang w:val="en-US"/>
+        </w:rPr>
+        <w:t xml:space="preserve"> </w:t>
+      </w:r>
+      <w:r>
+        <w:rPr>
+          <w:rFonts w:ascii="Times New Roman" w:eastAsia="KaiTi" w:hAnsi="Times New Roman" w:cs="Times New Roman"/>
+          <w:noProof/>
+          <w:lang w:val="en-US"/>
+        </w:rPr>
+        <w:t>approval, and avoids EPS dilution for the buyer</w:t>
+      </w:r>
+      <w:r>
+        <w:rPr>
+          <w:rFonts w:ascii="Times New Roman" w:eastAsia="KaiTi" w:hAnsi="Times New Roman" w:cs="Times New Roman"/>
+          <w:noProof/>
+          <w:lang w:val="en-US"/>
+        </w:rPr>
+        <w:t xml:space="preserve">. </w:t>
+      </w:r>
+      <w:r>
+        <w:rPr>
+          <w:rFonts w:ascii="Times New Roman" w:eastAsia="KaiTi" w:hAnsi="Times New Roman" w:cs="Times New Roman"/>
+          <w:noProof/>
+          <w:lang w:val="en-US"/>
+        </w:rPr>
+        <w:t>financial sponsors</w:t>
+      </w:r>
+      <w:r>
+        <w:rPr>
+          <w:rFonts w:ascii="Times New Roman" w:eastAsia="KaiTi" w:hAnsi="Times New Roman" w:cs="Times New Roman"/>
+          <w:noProof/>
+          <w:lang w:val="en-US"/>
+        </w:rPr>
+        <w:t xml:space="preserve"> </w:t>
+      </w:r>
+      <w:r>
+        <w:rPr>
+          <w:rFonts w:ascii="Times New Roman" w:eastAsia="KaiTi" w:hAnsi="Times New Roman" w:cs="Times New Roman" w:hint="eastAsia"/>
+          <w:noProof/>
+          <w:lang w:val="en-US"/>
+        </w:rPr>
+        <w:t>也应被考虑在潜在买方列表中</w:t>
       </w:r>
       <w:r>
         <w:rPr>
@@ -18341,2180 +20113,6 @@
           <w:lang w:val="en-US"/>
         </w:rPr>
         <w:t>.</w:t>
-      </w:r>
-      <w:r>
-        <w:rPr>
-          <w:rFonts w:ascii="Times New Roman" w:eastAsia="KaiTi" w:hAnsi="Times New Roman" w:cs="Times New Roman"/>
-          <w:noProof/>
-          <w:lang w:val="en-US"/>
-        </w:rPr>
-        <w:t xml:space="preserve"> </w:t>
-      </w:r>
-      <w:r>
-        <w:rPr>
-          <w:rFonts w:ascii="Times New Roman" w:eastAsia="KaiTi" w:hAnsi="Times New Roman" w:cs="Times New Roman"/>
-          <w:noProof/>
-          <w:lang w:val="en-US"/>
-        </w:rPr>
-        <w:t>An urgent sale in an illiquid market</w:t>
-      </w:r>
-      <w:r>
-        <w:rPr>
-          <w:rFonts w:ascii="Times New Roman" w:eastAsia="KaiTi" w:hAnsi="Times New Roman" w:cs="Times New Roman"/>
-          <w:noProof/>
-          <w:lang w:val="en-US"/>
-        </w:rPr>
-        <w:t xml:space="preserve">; </w:t>
-      </w:r>
-      <w:r>
-        <w:rPr>
-          <w:rFonts w:ascii="Times New Roman" w:eastAsia="KaiTi" w:hAnsi="Times New Roman" w:cs="Times New Roman"/>
-          <w:noProof/>
-          <w:lang w:val="en-US"/>
-        </w:rPr>
-        <w:t>Financially constrained seller combining with</w:t>
-      </w:r>
-      <w:r>
-        <w:rPr>
-          <w:rFonts w:ascii="Times New Roman" w:eastAsia="KaiTi" w:hAnsi="Times New Roman" w:cs="Times New Roman"/>
-          <w:noProof/>
-          <w:lang w:val="en-US"/>
-        </w:rPr>
-        <w:t xml:space="preserve"> </w:t>
-      </w:r>
-      <w:r>
-        <w:rPr>
-          <w:rFonts w:ascii="Times New Roman" w:eastAsia="KaiTi" w:hAnsi="Times New Roman" w:cs="Times New Roman"/>
-          <w:noProof/>
-          <w:lang w:val="en-US"/>
-        </w:rPr>
-        <w:t>industry-wide distress causes a fire-sale</w:t>
-      </w:r>
-      <w:r>
-        <w:rPr>
-          <w:rFonts w:ascii="Times New Roman" w:eastAsia="KaiTi" w:hAnsi="Times New Roman" w:cs="Times New Roman"/>
-          <w:noProof/>
-          <w:lang w:val="en-US"/>
-        </w:rPr>
-        <w:t xml:space="preserve">. </w:t>
-      </w:r>
-      <w:r>
-        <w:rPr>
-          <w:rFonts w:ascii="Times New Roman" w:eastAsia="KaiTi" w:hAnsi="Times New Roman" w:cs="Times New Roman"/>
-          <w:noProof/>
-          <w:highlight w:val="magenta"/>
-          <w:lang w:val="en-US"/>
-        </w:rPr>
-        <w:t>E</w:t>
-      </w:r>
-      <w:r>
-        <w:rPr>
-          <w:rFonts w:ascii="Times New Roman" w:eastAsia="KaiTi" w:hAnsi="Times New Roman" w:cs="Times New Roman"/>
-          <w:noProof/>
-          <w:highlight w:val="magenta"/>
-          <w:lang w:val="en-US"/>
-        </w:rPr>
-        <w:t>ffects</w:t>
-      </w:r>
-      <w:r>
-        <w:rPr>
-          <w:rFonts w:ascii="Times New Roman" w:eastAsia="KaiTi" w:hAnsi="Times New Roman" w:cs="Times New Roman"/>
-          <w:noProof/>
-          <w:highlight w:val="magenta"/>
-          <w:lang w:val="en-US"/>
-        </w:rPr>
-        <w:t>.</w:t>
-      </w:r>
-      <w:r>
-        <w:rPr>
-          <w:rFonts w:ascii="Times New Roman" w:eastAsia="KaiTi" w:hAnsi="Times New Roman" w:cs="Times New Roman"/>
-          <w:noProof/>
-          <w:lang w:val="en-US"/>
-        </w:rPr>
-        <w:t xml:space="preserve"> </w:t>
-      </w:r>
-      <w:r>
-        <w:rPr>
-          <w:rFonts w:ascii="Times New Roman" w:eastAsia="KaiTi" w:hAnsi="Times New Roman" w:cs="Times New Roman" w:hint="eastAsia"/>
-          <w:noProof/>
-          <w:lang w:val="en-US"/>
-        </w:rPr>
-        <w:t>更高的回报</w:t>
-      </w:r>
-      <w:r>
-        <w:rPr>
-          <w:rFonts w:ascii="Times New Roman" w:eastAsia="KaiTi" w:hAnsi="Times New Roman" w:cs="Times New Roman" w:hint="eastAsia"/>
-          <w:noProof/>
-          <w:lang w:val="en-US"/>
-        </w:rPr>
-        <w:t xml:space="preserve">, </w:t>
-      </w:r>
-      <w:r>
-        <w:rPr>
-          <w:rFonts w:ascii="Times New Roman" w:eastAsia="KaiTi" w:hAnsi="Times New Roman" w:cs="Times New Roman" w:hint="eastAsia"/>
-          <w:noProof/>
-          <w:lang w:val="en-US"/>
-        </w:rPr>
-        <w:t>竞争对手损失</w:t>
-      </w:r>
-      <w:r>
-        <w:rPr>
-          <w:rFonts w:ascii="Times New Roman" w:eastAsia="KaiTi" w:hAnsi="Times New Roman" w:cs="Times New Roman" w:hint="eastAsia"/>
-          <w:noProof/>
-          <w:lang w:val="en-US"/>
-        </w:rPr>
-        <w:t>.</w:t>
-      </w:r>
-      <w:r>
-        <w:rPr>
-          <w:rFonts w:ascii="Times New Roman" w:eastAsia="KaiTi" w:hAnsi="Times New Roman" w:cs="Times New Roman"/>
-          <w:noProof/>
-          <w:lang w:val="en-US"/>
-        </w:rPr>
-        <w:t xml:space="preserve"> </w:t>
-      </w:r>
-      <w:r>
-        <w:rPr>
-          <w:rFonts w:ascii="Times New Roman" w:eastAsia="KaiTi" w:hAnsi="Times New Roman" w:cs="Times New Roman"/>
-          <w:i/>
-          <w:iCs/>
-          <w:noProof/>
-          <w:highlight w:val="cyan"/>
-          <w:u w:val="single"/>
-          <w:lang w:val="en-US"/>
-        </w:rPr>
-        <w:t xml:space="preserve">2) </w:t>
-      </w:r>
-      <w:r>
-        <w:rPr>
-          <w:rFonts w:ascii="Times New Roman" w:eastAsia="KaiTi" w:hAnsi="Times New Roman" w:cs="Times New Roman"/>
-          <w:i/>
-          <w:iCs/>
-          <w:noProof/>
-          <w:highlight w:val="cyan"/>
-          <w:u w:val="single"/>
-          <w:lang w:val="en-US"/>
-        </w:rPr>
-        <w:t>Distressed debt investment</w:t>
-      </w:r>
-      <w:r>
-        <w:rPr>
-          <w:rFonts w:ascii="Times New Roman" w:eastAsia="KaiTi" w:hAnsi="Times New Roman" w:cs="Times New Roman"/>
-          <w:i/>
-          <w:iCs/>
-          <w:noProof/>
-          <w:highlight w:val="cyan"/>
-          <w:u w:val="single"/>
-          <w:lang w:val="en-US"/>
-        </w:rPr>
-        <w:t>.</w:t>
-      </w:r>
-      <w:r>
-        <w:rPr>
-          <w:rFonts w:ascii="Times New Roman" w:eastAsia="KaiTi" w:hAnsi="Times New Roman" w:cs="Times New Roman"/>
-          <w:noProof/>
-          <w:lang w:val="en-US"/>
-        </w:rPr>
-        <w:t xml:space="preserve"> </w:t>
-      </w:r>
-      <w:r>
-        <w:rPr>
-          <w:rFonts w:ascii="Times New Roman" w:eastAsia="KaiTi" w:hAnsi="Times New Roman" w:cs="Times New Roman"/>
-          <w:noProof/>
-          <w:lang w:val="en-US"/>
-        </w:rPr>
-        <w:t>a hedge fund acquires the debt of a distressed borrower</w:t>
-      </w:r>
-      <w:r>
-        <w:rPr>
-          <w:rFonts w:ascii="Times New Roman" w:eastAsia="KaiTi" w:hAnsi="Times New Roman" w:cs="Times New Roman"/>
-          <w:noProof/>
-          <w:lang w:val="en-US"/>
-        </w:rPr>
-        <w:t xml:space="preserve"> </w:t>
-      </w:r>
-      <w:r>
-        <w:rPr>
-          <w:rFonts w:ascii="Times New Roman" w:eastAsia="KaiTi" w:hAnsi="Times New Roman" w:cs="Times New Roman"/>
-          <w:noProof/>
-          <w:lang w:val="en-US"/>
-        </w:rPr>
-        <w:t>with the intention of converting the acquired position into a</w:t>
-      </w:r>
-      <w:r>
-        <w:rPr>
-          <w:rFonts w:ascii="Times New Roman" w:eastAsia="KaiTi" w:hAnsi="Times New Roman" w:cs="Times New Roman"/>
-          <w:noProof/>
-          <w:lang w:val="en-US"/>
-        </w:rPr>
-        <w:t xml:space="preserve"> </w:t>
-      </w:r>
-      <w:r>
-        <w:rPr>
-          <w:rFonts w:ascii="Times New Roman" w:eastAsia="KaiTi" w:hAnsi="Times New Roman" w:cs="Times New Roman"/>
-          <w:noProof/>
-          <w:lang w:val="en-US"/>
-        </w:rPr>
-        <w:t>controlling equity stake upon the firm’s emergence from</w:t>
-      </w:r>
-      <w:r>
-        <w:rPr>
-          <w:rFonts w:ascii="Times New Roman" w:eastAsia="KaiTi" w:hAnsi="Times New Roman" w:cs="Times New Roman"/>
-          <w:noProof/>
-          <w:lang w:val="en-US"/>
-        </w:rPr>
-        <w:t xml:space="preserve"> </w:t>
-      </w:r>
-      <w:r>
-        <w:rPr>
-          <w:rFonts w:ascii="Times New Roman" w:eastAsia="KaiTi" w:hAnsi="Times New Roman" w:cs="Times New Roman"/>
-          <w:noProof/>
-          <w:lang w:val="en-US"/>
-        </w:rPr>
-        <w:t>Chapter 11</w:t>
-      </w:r>
-      <w:r>
-        <w:rPr>
-          <w:rFonts w:ascii="Times New Roman" w:eastAsia="KaiTi" w:hAnsi="Times New Roman" w:cs="Times New Roman"/>
-          <w:noProof/>
-          <w:lang w:val="en-US"/>
-        </w:rPr>
-        <w:t xml:space="preserve">. </w:t>
-      </w:r>
-      <w:r>
-        <w:rPr>
-          <w:rFonts w:ascii="Times New Roman" w:eastAsia="KaiTi" w:hAnsi="Times New Roman" w:cs="Times New Roman"/>
-          <w:noProof/>
-          <w:lang w:val="en-US"/>
-        </w:rPr>
-        <w:t>H</w:t>
-      </w:r>
-      <w:r>
-        <w:rPr>
-          <w:rFonts w:ascii="Times New Roman" w:eastAsia="KaiTi" w:hAnsi="Times New Roman" w:cs="Times New Roman"/>
-          <w:noProof/>
-          <w:lang w:val="en-US"/>
-        </w:rPr>
-        <w:t>edge funds prefer companies in which secured debt</w:t>
-      </w:r>
-      <w:r>
-        <w:rPr>
-          <w:rFonts w:ascii="Times New Roman" w:eastAsia="KaiTi" w:hAnsi="Times New Roman" w:cs="Times New Roman"/>
-          <w:noProof/>
-          <w:lang w:val="en-US"/>
-        </w:rPr>
-        <w:t xml:space="preserve"> </w:t>
-      </w:r>
-      <w:r>
-        <w:rPr>
-          <w:rFonts w:ascii="Times New Roman" w:eastAsia="KaiTi" w:hAnsi="Times New Roman" w:cs="Times New Roman"/>
-          <w:noProof/>
-          <w:lang w:val="en-US"/>
-        </w:rPr>
-        <w:t>is more likely to be overcollateralized</w:t>
-      </w:r>
-      <w:r>
-        <w:rPr>
-          <w:rFonts w:ascii="Times New Roman" w:eastAsia="KaiTi" w:hAnsi="Times New Roman" w:cs="Times New Roman" w:hint="eastAsia"/>
-          <w:noProof/>
-          <w:lang w:val="en-US"/>
-        </w:rPr>
-        <w:t>.</w:t>
-      </w:r>
-      <w:r>
-        <w:rPr>
-          <w:rFonts w:ascii="Times New Roman" w:eastAsia="KaiTi" w:hAnsi="Times New Roman" w:cs="Times New Roman"/>
-          <w:noProof/>
-          <w:lang w:val="en-US"/>
-        </w:rPr>
-        <w:t xml:space="preserve"> </w:t>
-      </w:r>
-      <w:r>
-        <w:rPr>
-          <w:rFonts w:ascii="Times New Roman" w:eastAsia="KaiTi" w:hAnsi="Times New Roman" w:cs="Times New Roman" w:hint="eastAsia"/>
-          <w:noProof/>
-          <w:lang w:val="en-US"/>
-        </w:rPr>
-        <w:t>对冲基金</w:t>
-      </w:r>
-      <w:r>
-        <w:rPr>
-          <w:rFonts w:ascii="Times New Roman" w:eastAsia="KaiTi" w:hAnsi="Times New Roman" w:cs="Times New Roman" w:hint="eastAsia"/>
-          <w:noProof/>
-          <w:lang w:val="en-US"/>
-        </w:rPr>
-        <w:t>增加重组成功的可能性</w:t>
-      </w:r>
-      <w:r>
-        <w:rPr>
-          <w:rFonts w:ascii="Times New Roman" w:eastAsia="KaiTi" w:hAnsi="Times New Roman" w:cs="Times New Roman" w:hint="eastAsia"/>
-          <w:noProof/>
-          <w:lang w:val="en-US"/>
-        </w:rPr>
-        <w:t>.</w:t>
-      </w:r>
-      <w:r>
-        <w:rPr>
-          <w:rFonts w:ascii="Times New Roman" w:eastAsia="KaiTi" w:hAnsi="Times New Roman" w:cs="Times New Roman"/>
-          <w:noProof/>
-          <w:lang w:val="en-US"/>
-        </w:rPr>
-        <w:t xml:space="preserve"> </w:t>
-      </w:r>
-      <w:r>
-        <w:rPr>
-          <w:rFonts w:ascii="Times New Roman" w:eastAsia="KaiTi" w:hAnsi="Times New Roman" w:cs="Times New Roman"/>
-          <w:i/>
-          <w:iCs/>
-          <w:noProof/>
-          <w:highlight w:val="cyan"/>
-          <w:u w:val="single"/>
-          <w:lang w:val="en-US"/>
-        </w:rPr>
-        <w:t xml:space="preserve">3) </w:t>
-      </w:r>
-      <w:r>
-        <w:rPr>
-          <w:rFonts w:ascii="Times New Roman" w:eastAsia="KaiTi" w:hAnsi="Times New Roman" w:cs="Times New Roman"/>
-          <w:i/>
-          <w:iCs/>
-          <w:noProof/>
-          <w:highlight w:val="cyan"/>
-          <w:u w:val="single"/>
-          <w:lang w:val="en-US"/>
-        </w:rPr>
-        <w:t>Alternative Restructuring Strategies</w:t>
-      </w:r>
-      <w:r>
-        <w:rPr>
-          <w:rFonts w:ascii="Times New Roman" w:eastAsia="KaiTi" w:hAnsi="Times New Roman" w:cs="Times New Roman"/>
-          <w:i/>
-          <w:iCs/>
-          <w:noProof/>
-          <w:highlight w:val="cyan"/>
-          <w:u w:val="single"/>
-          <w:lang w:val="en-US"/>
-        </w:rPr>
-        <w:t>.</w:t>
-      </w:r>
-      <w:r>
-        <w:rPr>
-          <w:rFonts w:ascii="Times New Roman" w:eastAsia="KaiTi" w:hAnsi="Times New Roman" w:cs="Times New Roman"/>
-          <w:noProof/>
-          <w:lang w:val="en-US"/>
-        </w:rPr>
-        <w:t xml:space="preserve"> </w:t>
-      </w:r>
-      <w:r>
-        <w:rPr>
-          <w:rFonts w:ascii="Times New Roman" w:eastAsia="KaiTi" w:hAnsi="Times New Roman" w:cs="Times New Roman"/>
-          <w:noProof/>
-          <w:lang w:val="en-US"/>
-        </w:rPr>
-        <w:t>Divestiture, spin-off, split-up, equity carve-out,</w:t>
-      </w:r>
-      <w:r>
-        <w:rPr>
-          <w:rFonts w:ascii="Times New Roman" w:eastAsia="KaiTi" w:hAnsi="Times New Roman" w:cs="Times New Roman"/>
-          <w:noProof/>
-          <w:lang w:val="en-US"/>
-        </w:rPr>
-        <w:t xml:space="preserve"> </w:t>
-      </w:r>
-      <w:r>
-        <w:rPr>
-          <w:rFonts w:ascii="Times New Roman" w:eastAsia="KaiTi" w:hAnsi="Times New Roman" w:cs="Times New Roman"/>
-          <w:noProof/>
-          <w:lang w:val="en-US"/>
-        </w:rPr>
-        <w:t>split-off, and tracking stock strategies</w:t>
-      </w:r>
-      <w:r>
-        <w:rPr>
-          <w:rFonts w:ascii="Times New Roman" w:eastAsia="KaiTi" w:hAnsi="Times New Roman" w:cs="Times New Roman"/>
-          <w:noProof/>
-          <w:lang w:val="en-US"/>
-        </w:rPr>
-        <w:t xml:space="preserve">. </w:t>
-      </w:r>
-      <w:r>
-        <w:rPr>
-          <w:rFonts w:ascii="Times New Roman" w:eastAsia="KaiTi" w:hAnsi="Times New Roman" w:cs="Times New Roman"/>
-          <w:noProof/>
-          <w:highlight w:val="magenta"/>
-          <w:lang w:val="en-US"/>
-        </w:rPr>
-        <w:t>Motives:</w:t>
-      </w:r>
-      <w:r>
-        <w:rPr>
-          <w:rFonts w:ascii="Times New Roman" w:eastAsia="KaiTi" w:hAnsi="Times New Roman" w:cs="Times New Roman"/>
-          <w:noProof/>
-          <w:lang w:val="en-US"/>
-        </w:rPr>
-        <w:t xml:space="preserve"> </w:t>
-      </w:r>
-      <w:r>
-        <w:rPr>
-          <w:rFonts w:ascii="Times New Roman" w:eastAsia="KaiTi" w:hAnsi="Times New Roman" w:cs="Times New Roman"/>
-          <w:noProof/>
-          <w:lang w:val="en-US"/>
-        </w:rPr>
-        <w:t>d</w:t>
-      </w:r>
-      <w:r>
-        <w:rPr>
-          <w:rFonts w:ascii="Times New Roman" w:eastAsia="KaiTi" w:hAnsi="Times New Roman" w:cs="Times New Roman"/>
-          <w:noProof/>
-          <w:lang w:val="en-US"/>
-        </w:rPr>
-        <w:t>econglomeration/increas</w:t>
-      </w:r>
-      <w:r>
-        <w:rPr>
-          <w:rFonts w:ascii="Times New Roman" w:eastAsia="KaiTi" w:hAnsi="Times New Roman" w:cs="Times New Roman"/>
-          <w:noProof/>
-          <w:lang w:val="en-US"/>
-        </w:rPr>
-        <w:t xml:space="preserve">e </w:t>
-      </w:r>
-      <w:r>
-        <w:rPr>
-          <w:rFonts w:ascii="Times New Roman" w:eastAsia="KaiTi" w:hAnsi="Times New Roman" w:cs="Times New Roman"/>
-          <w:noProof/>
-          <w:lang w:val="en-US"/>
-        </w:rPr>
-        <w:t>corporate focus</w:t>
-      </w:r>
-      <w:r>
-        <w:rPr>
-          <w:rFonts w:ascii="Times New Roman" w:eastAsia="KaiTi" w:hAnsi="Times New Roman" w:cs="Times New Roman"/>
-          <w:noProof/>
-          <w:lang w:val="en-US"/>
-        </w:rPr>
-        <w:t xml:space="preserve">; </w:t>
-      </w:r>
-      <w:r>
-        <w:rPr>
-          <w:rFonts w:ascii="Times New Roman" w:eastAsia="KaiTi" w:hAnsi="Times New Roman" w:cs="Times New Roman"/>
-          <w:noProof/>
-          <w:lang w:val="en-US"/>
-        </w:rPr>
-        <w:t xml:space="preserve"> </w:t>
-      </w:r>
-      <w:r>
-        <w:rPr>
-          <w:rFonts w:ascii="Times New Roman" w:eastAsia="KaiTi" w:hAnsi="Times New Roman" w:cs="Times New Roman"/>
-          <w:noProof/>
-          <w:lang w:val="en-US"/>
-        </w:rPr>
-        <w:t>Moving away from the core business</w:t>
-      </w:r>
-      <w:r>
-        <w:rPr>
-          <w:rFonts w:ascii="Times New Roman" w:eastAsia="KaiTi" w:hAnsi="Times New Roman" w:cs="Times New Roman"/>
-          <w:noProof/>
-          <w:lang w:val="en-US"/>
-        </w:rPr>
-        <w:t xml:space="preserve">; </w:t>
-      </w:r>
-      <w:r>
-        <w:rPr>
-          <w:rFonts w:ascii="Times New Roman" w:eastAsia="KaiTi" w:hAnsi="Times New Roman" w:cs="Times New Roman"/>
-          <w:noProof/>
-          <w:lang w:val="en-US"/>
-        </w:rPr>
-        <w:t>Assets are worth more to the buyer than to the seller</w:t>
-      </w:r>
-      <w:r>
-        <w:rPr>
-          <w:rFonts w:ascii="Times New Roman" w:eastAsia="KaiTi" w:hAnsi="Times New Roman" w:cs="Times New Roman"/>
-          <w:noProof/>
-          <w:lang w:val="en-US"/>
-        </w:rPr>
-        <w:t xml:space="preserve">; </w:t>
-      </w:r>
-      <w:r>
-        <w:rPr>
-          <w:rFonts w:ascii="Times New Roman" w:eastAsia="KaiTi" w:hAnsi="Times New Roman" w:cs="Times New Roman"/>
-          <w:noProof/>
-          <w:lang w:val="en-US"/>
-        </w:rPr>
-        <w:t>Satisfying government requirements</w:t>
-      </w:r>
-      <w:r>
-        <w:rPr>
-          <w:rFonts w:ascii="Times New Roman" w:eastAsia="KaiTi" w:hAnsi="Times New Roman" w:cs="Times New Roman"/>
-          <w:noProof/>
-          <w:lang w:val="en-US"/>
-        </w:rPr>
-        <w:t xml:space="preserve">; </w:t>
-      </w:r>
-      <w:r>
-        <w:rPr>
-          <w:rFonts w:ascii="Times New Roman" w:eastAsia="KaiTi" w:hAnsi="Times New Roman" w:cs="Times New Roman"/>
-          <w:noProof/>
-          <w:lang w:val="en-US"/>
-        </w:rPr>
-        <w:t>Correcting past mistakes</w:t>
-      </w:r>
-      <w:r>
-        <w:rPr>
-          <w:rFonts w:ascii="Times New Roman" w:eastAsia="KaiTi" w:hAnsi="Times New Roman" w:cs="Times New Roman"/>
-          <w:noProof/>
-          <w:lang w:val="en-US"/>
-        </w:rPr>
-        <w:t xml:space="preserve">; </w:t>
-      </w:r>
-      <w:r>
-        <w:rPr>
-          <w:rFonts w:ascii="Times New Roman" w:eastAsia="KaiTi" w:hAnsi="Times New Roman" w:cs="Times New Roman"/>
-          <w:noProof/>
-          <w:lang w:val="en-US"/>
-        </w:rPr>
-        <w:t>Assets have been interfering with profitable operation</w:t>
-      </w:r>
-      <w:r>
-        <w:rPr>
-          <w:rFonts w:ascii="Times New Roman" w:eastAsia="KaiTi" w:hAnsi="Times New Roman" w:cs="Times New Roman"/>
-          <w:noProof/>
-          <w:lang w:val="en-US"/>
-        </w:rPr>
-        <w:t xml:space="preserve"> </w:t>
-      </w:r>
-      <w:r>
-        <w:rPr>
-          <w:rFonts w:ascii="Times New Roman" w:eastAsia="KaiTi" w:hAnsi="Times New Roman" w:cs="Times New Roman"/>
-          <w:noProof/>
-          <w:lang w:val="en-US"/>
-        </w:rPr>
-        <w:t>of other businesses</w:t>
-      </w:r>
-      <w:r>
-        <w:rPr>
-          <w:rFonts w:ascii="Times New Roman" w:eastAsia="KaiTi" w:hAnsi="Times New Roman" w:cs="Times New Roman"/>
-          <w:noProof/>
-          <w:lang w:val="en-US"/>
-        </w:rPr>
-        <w:t xml:space="preserve">. </w:t>
-      </w:r>
-      <w:r>
-        <w:rPr>
-          <w:rFonts w:ascii="Times New Roman" w:eastAsia="KaiTi" w:hAnsi="Times New Roman" w:cs="Times New Roman"/>
-          <w:noProof/>
-          <w:highlight w:val="magenta"/>
-          <w:lang w:val="en-US"/>
-        </w:rPr>
-        <w:t>Divestiture</w:t>
-      </w:r>
-      <w:r>
-        <w:rPr>
-          <w:rFonts w:ascii="Times New Roman" w:eastAsia="KaiTi" w:hAnsi="Times New Roman" w:cs="Times New Roman"/>
-          <w:noProof/>
-          <w:highlight w:val="magenta"/>
-          <w:lang w:val="en-US"/>
-        </w:rPr>
-        <w:t>:</w:t>
-      </w:r>
-      <w:r>
-        <w:rPr>
-          <w:rFonts w:ascii="Times New Roman" w:eastAsia="KaiTi" w:hAnsi="Times New Roman" w:cs="Times New Roman"/>
-          <w:noProof/>
-          <w:lang w:val="en-US"/>
-        </w:rPr>
-        <w:t xml:space="preserve"> </w:t>
-      </w:r>
-      <w:r>
-        <w:rPr>
-          <w:rFonts w:ascii="Times New Roman" w:eastAsia="KaiTi" w:hAnsi="Times New Roman" w:cs="Times New Roman" w:hint="eastAsia"/>
-          <w:noProof/>
-          <w:lang w:val="en-US"/>
-        </w:rPr>
-        <w:t>出售资产</w:t>
-      </w:r>
-      <w:r>
-        <w:rPr>
-          <w:rFonts w:ascii="Times New Roman" w:eastAsia="KaiTi" w:hAnsi="Times New Roman" w:cs="Times New Roman" w:hint="eastAsia"/>
-          <w:noProof/>
-          <w:lang w:val="en-US"/>
-        </w:rPr>
-        <w:t>,</w:t>
-      </w:r>
-      <w:r>
-        <w:rPr>
-          <w:rFonts w:ascii="Times New Roman" w:eastAsia="KaiTi" w:hAnsi="Times New Roman" w:cs="Times New Roman"/>
-          <w:noProof/>
-          <w:lang w:val="en-US"/>
-        </w:rPr>
-        <w:t xml:space="preserve"> </w:t>
-      </w:r>
-      <w:r>
-        <w:rPr>
-          <w:rFonts w:ascii="Times New Roman" w:eastAsia="KaiTi" w:hAnsi="Times New Roman" w:cs="Times New Roman" w:hint="eastAsia"/>
-          <w:noProof/>
-          <w:lang w:val="en-US"/>
-        </w:rPr>
-        <w:t>带来现金</w:t>
-      </w:r>
-      <w:r>
-        <w:rPr>
-          <w:rFonts w:ascii="Times New Roman" w:eastAsia="KaiTi" w:hAnsi="Times New Roman" w:cs="Times New Roman" w:hint="eastAsia"/>
-          <w:noProof/>
-          <w:lang w:val="en-US"/>
-        </w:rPr>
-        <w:t>.</w:t>
-      </w:r>
-      <w:r>
-        <w:rPr>
-          <w:rFonts w:ascii="Times New Roman" w:eastAsia="KaiTi" w:hAnsi="Times New Roman" w:cs="Times New Roman"/>
-          <w:noProof/>
-          <w:lang w:val="en-US"/>
-        </w:rPr>
-        <w:t xml:space="preserve"> </w:t>
-      </w:r>
-      <w:r>
-        <w:rPr>
-          <w:rFonts w:ascii="Times New Roman" w:eastAsia="KaiTi" w:hAnsi="Times New Roman" w:cs="Times New Roman"/>
-          <w:noProof/>
-          <w:highlight w:val="magenta"/>
-          <w:lang w:val="en-US"/>
-        </w:rPr>
-        <w:t>Spin-Off</w:t>
-      </w:r>
-      <w:r>
-        <w:rPr>
-          <w:rFonts w:ascii="Times New Roman" w:eastAsia="KaiTi" w:hAnsi="Times New Roman" w:cs="Times New Roman"/>
-          <w:noProof/>
-          <w:highlight w:val="magenta"/>
-          <w:lang w:val="en-US"/>
-        </w:rPr>
-        <w:t>:</w:t>
-      </w:r>
-      <w:r>
-        <w:rPr>
-          <w:rFonts w:ascii="Times New Roman" w:eastAsia="KaiTi" w:hAnsi="Times New Roman" w:cs="Times New Roman"/>
-          <w:noProof/>
-          <w:lang w:val="en-US"/>
-        </w:rPr>
-        <w:t xml:space="preserve"> </w:t>
-      </w:r>
-      <w:r>
-        <w:rPr>
-          <w:rFonts w:ascii="Times New Roman" w:eastAsia="KaiTi" w:hAnsi="Times New Roman" w:cs="Times New Roman" w:hint="eastAsia"/>
-          <w:noProof/>
-          <w:lang w:val="en-US"/>
-        </w:rPr>
-        <w:t>将状况好的业务</w:t>
-      </w:r>
-      <w:r>
-        <w:rPr>
-          <w:rFonts w:ascii="Times New Roman" w:eastAsia="KaiTi" w:hAnsi="Times New Roman" w:cs="Times New Roman" w:hint="eastAsia"/>
-          <w:noProof/>
-          <w:lang w:val="en-US"/>
-        </w:rPr>
-        <w:t>拆出来</w:t>
-      </w:r>
-      <w:r>
-        <w:rPr>
-          <w:rFonts w:ascii="Times New Roman" w:eastAsia="KaiTi" w:hAnsi="Times New Roman" w:cs="Times New Roman" w:hint="eastAsia"/>
-          <w:noProof/>
-          <w:lang w:val="en-US"/>
-        </w:rPr>
-        <w:t>,</w:t>
-      </w:r>
-      <w:r>
-        <w:rPr>
-          <w:rFonts w:ascii="Times New Roman" w:eastAsia="KaiTi" w:hAnsi="Times New Roman" w:cs="Times New Roman"/>
-          <w:noProof/>
-          <w:lang w:val="en-US"/>
-        </w:rPr>
-        <w:t xml:space="preserve"> </w:t>
-      </w:r>
-      <w:r>
-        <w:rPr>
-          <w:rFonts w:ascii="Times New Roman" w:eastAsia="KaiTi" w:hAnsi="Times New Roman" w:cs="Times New Roman" w:hint="eastAsia"/>
-          <w:noProof/>
-          <w:lang w:val="en-US"/>
-        </w:rPr>
-        <w:t>股东</w:t>
-      </w:r>
-      <w:r>
-        <w:rPr>
-          <w:rFonts w:ascii="Times New Roman" w:eastAsia="KaiTi" w:hAnsi="Times New Roman" w:cs="Times New Roman" w:hint="eastAsia"/>
-          <w:noProof/>
-          <w:lang w:val="en-US"/>
-        </w:rPr>
-        <w:t>直接</w:t>
-      </w:r>
-      <w:r>
-        <w:rPr>
-          <w:rFonts w:ascii="Times New Roman" w:eastAsia="KaiTi" w:hAnsi="Times New Roman" w:cs="Times New Roman" w:hint="eastAsia"/>
-          <w:noProof/>
-          <w:lang w:val="en-US"/>
-        </w:rPr>
-        <w:t>获子公司股份</w:t>
-      </w:r>
-      <w:r>
-        <w:rPr>
-          <w:rFonts w:ascii="Times New Roman" w:eastAsia="KaiTi" w:hAnsi="Times New Roman" w:cs="Times New Roman" w:hint="eastAsia"/>
-          <w:noProof/>
-          <w:lang w:val="en-US"/>
-        </w:rPr>
-        <w:t>.</w:t>
-      </w:r>
-      <w:r>
-        <w:rPr>
-          <w:rFonts w:ascii="Times New Roman" w:eastAsia="KaiTi" w:hAnsi="Times New Roman" w:cs="Times New Roman"/>
-          <w:noProof/>
-          <w:lang w:val="en-US"/>
-        </w:rPr>
-        <w:t xml:space="preserve"> </w:t>
-      </w:r>
-      <w:r>
-        <w:rPr>
-          <w:rFonts w:ascii="Times New Roman" w:eastAsia="KaiTi" w:hAnsi="Times New Roman" w:cs="Times New Roman"/>
-          <w:noProof/>
-          <w:highlight w:val="magenta"/>
-          <w:lang w:val="en-US"/>
-        </w:rPr>
-        <w:t>E</w:t>
-      </w:r>
-      <w:r>
-        <w:rPr>
-          <w:rFonts w:ascii="Times New Roman" w:eastAsia="KaiTi" w:hAnsi="Times New Roman" w:cs="Times New Roman"/>
-          <w:noProof/>
-          <w:highlight w:val="magenta"/>
-          <w:lang w:val="en-US"/>
-        </w:rPr>
-        <w:t>quity carve-out</w:t>
-      </w:r>
-      <w:r>
-        <w:rPr>
-          <w:rFonts w:ascii="Times New Roman" w:eastAsia="KaiTi" w:hAnsi="Times New Roman" w:cs="Times New Roman"/>
-          <w:noProof/>
-          <w:highlight w:val="magenta"/>
-          <w:lang w:val="en-US"/>
-        </w:rPr>
-        <w:t>:</w:t>
-      </w:r>
-      <w:r>
-        <w:rPr>
-          <w:rFonts w:ascii="Times New Roman" w:eastAsia="KaiTi" w:hAnsi="Times New Roman" w:cs="Times New Roman"/>
-          <w:noProof/>
-          <w:lang w:val="en-US"/>
-        </w:rPr>
-        <w:t xml:space="preserve"> </w:t>
-      </w:r>
-      <w:r>
-        <w:rPr>
-          <w:rFonts w:ascii="Times New Roman" w:eastAsia="KaiTi" w:hAnsi="Times New Roman" w:cs="Times New Roman" w:hint="eastAsia"/>
-          <w:noProof/>
-          <w:lang w:val="en-US"/>
-        </w:rPr>
-        <w:t>销售子公司</w:t>
-      </w:r>
-      <w:r>
-        <w:rPr>
-          <w:rFonts w:ascii="Times New Roman" w:eastAsia="KaiTi" w:hAnsi="Times New Roman" w:cs="Times New Roman" w:hint="eastAsia"/>
-          <w:noProof/>
-          <w:lang w:val="en-US"/>
-        </w:rPr>
-        <w:t>股票筹集资金</w:t>
-      </w:r>
-      <w:r>
-        <w:rPr>
-          <w:rFonts w:ascii="Times New Roman" w:eastAsia="KaiTi" w:hAnsi="Times New Roman" w:cs="Times New Roman" w:hint="eastAsia"/>
-          <w:noProof/>
-          <w:lang w:val="en-US"/>
-        </w:rPr>
-        <w:t>.</w:t>
-      </w:r>
-      <w:r>
-        <w:rPr>
-          <w:rFonts w:ascii="Times New Roman" w:eastAsia="KaiTi" w:hAnsi="Times New Roman" w:cs="Times New Roman"/>
-          <w:noProof/>
-          <w:lang w:val="en-US"/>
-        </w:rPr>
-        <w:t xml:space="preserve"> </w:t>
-      </w:r>
-      <w:r>
-        <w:rPr>
-          <w:rFonts w:ascii="Times New Roman" w:eastAsia="KaiTi" w:hAnsi="Times New Roman" w:cs="Times New Roman"/>
-          <w:noProof/>
-          <w:highlight w:val="magenta"/>
-          <w:lang w:val="en-US"/>
-        </w:rPr>
-        <w:t>S</w:t>
-      </w:r>
-      <w:r>
-        <w:rPr>
-          <w:rFonts w:ascii="Times New Roman" w:eastAsia="KaiTi" w:hAnsi="Times New Roman" w:cs="Times New Roman"/>
-          <w:noProof/>
-          <w:highlight w:val="magenta"/>
-          <w:lang w:val="en-US"/>
-        </w:rPr>
-        <w:t>plit-off</w:t>
-      </w:r>
-      <w:r>
-        <w:rPr>
-          <w:rFonts w:ascii="Times New Roman" w:eastAsia="KaiTi" w:hAnsi="Times New Roman" w:cs="Times New Roman"/>
-          <w:noProof/>
-          <w:highlight w:val="magenta"/>
-          <w:lang w:val="en-US"/>
-        </w:rPr>
-        <w:t>:</w:t>
-      </w:r>
-      <w:r>
-        <w:rPr>
-          <w:rFonts w:ascii="Times New Roman" w:eastAsia="KaiTi" w:hAnsi="Times New Roman" w:cs="Times New Roman"/>
-          <w:noProof/>
-          <w:lang w:val="en-US"/>
-        </w:rPr>
-        <w:t xml:space="preserve"> </w:t>
-      </w:r>
-      <w:r>
-        <w:rPr>
-          <w:rFonts w:ascii="Times New Roman" w:eastAsia="KaiTi" w:hAnsi="Times New Roman" w:cs="Times New Roman" w:hint="eastAsia"/>
-          <w:noProof/>
-          <w:lang w:val="en-US"/>
-        </w:rPr>
-        <w:t>成立</w:t>
-      </w:r>
-      <w:r>
-        <w:rPr>
-          <w:rFonts w:ascii="Times New Roman" w:eastAsia="KaiTi" w:hAnsi="Times New Roman" w:cs="Times New Roman" w:hint="eastAsia"/>
-          <w:noProof/>
-          <w:lang w:val="en-US"/>
-        </w:rPr>
-        <w:t>子</w:t>
-      </w:r>
-      <w:r>
-        <w:rPr>
-          <w:rFonts w:ascii="Times New Roman" w:eastAsia="KaiTi" w:hAnsi="Times New Roman" w:cs="Times New Roman" w:hint="eastAsia"/>
-          <w:noProof/>
-          <w:lang w:val="en-US"/>
-        </w:rPr>
-        <w:t>公司</w:t>
-      </w:r>
-      <w:r>
-        <w:rPr>
-          <w:rFonts w:ascii="Times New Roman" w:eastAsia="KaiTi" w:hAnsi="Times New Roman" w:cs="Times New Roman" w:hint="eastAsia"/>
-          <w:noProof/>
-          <w:lang w:val="en-US"/>
-        </w:rPr>
-        <w:t>,</w:t>
-      </w:r>
-      <w:r>
-        <w:rPr>
-          <w:rFonts w:ascii="Times New Roman" w:eastAsia="KaiTi" w:hAnsi="Times New Roman" w:cs="Times New Roman"/>
-          <w:noProof/>
-          <w:lang w:val="en-US"/>
-        </w:rPr>
-        <w:t xml:space="preserve"> </w:t>
-      </w:r>
-      <w:r>
-        <w:rPr>
-          <w:rFonts w:ascii="Times New Roman" w:eastAsia="KaiTi" w:hAnsi="Times New Roman" w:cs="Times New Roman" w:hint="eastAsia"/>
-          <w:noProof/>
-          <w:lang w:val="en-US"/>
-        </w:rPr>
-        <w:t>拿母公司股份换子公司股份</w:t>
-      </w:r>
-      <w:r>
-        <w:rPr>
-          <w:rFonts w:ascii="Times New Roman" w:eastAsia="KaiTi" w:hAnsi="Times New Roman" w:cs="Times New Roman" w:hint="eastAsia"/>
-          <w:noProof/>
-          <w:lang w:val="en-US"/>
-        </w:rPr>
-        <w:t>.</w:t>
-      </w:r>
-      <w:r>
-        <w:rPr>
-          <w:rFonts w:ascii="Times New Roman" w:eastAsia="KaiTi" w:hAnsi="Times New Roman" w:cs="Times New Roman"/>
-          <w:noProof/>
-          <w:lang w:val="en-US"/>
-        </w:rPr>
-        <w:t xml:space="preserve"> </w:t>
-      </w:r>
-      <w:r>
-        <w:rPr>
-          <w:rFonts w:ascii="Times New Roman" w:eastAsia="KaiTi" w:hAnsi="Times New Roman" w:cs="Times New Roman"/>
-          <w:b/>
-          <w:bCs/>
-          <w:noProof/>
-          <w:highlight w:val="red"/>
-          <w:lang w:val="en-US"/>
-        </w:rPr>
-        <w:t>9</w:t>
-      </w:r>
-      <w:r>
-        <w:rPr>
-          <w:rFonts w:ascii="Times New Roman" w:eastAsia="KaiTi" w:hAnsi="Times New Roman" w:cs="Times New Roman"/>
-          <w:b/>
-          <w:bCs/>
-          <w:noProof/>
-          <w:highlight w:val="red"/>
-          <w:lang w:val="en-US"/>
-        </w:rPr>
-        <w:t>. M&amp;A a</w:t>
-      </w:r>
-      <w:r>
-        <w:rPr>
-          <w:rFonts w:ascii="Times New Roman" w:eastAsia="KaiTi" w:hAnsi="Times New Roman" w:cs="Times New Roman"/>
-          <w:b/>
-          <w:bCs/>
-          <w:noProof/>
-          <w:highlight w:val="red"/>
-          <w:lang w:val="en-US"/>
-        </w:rPr>
-        <w:t>nd stakeholder</w:t>
-      </w:r>
-      <w:r>
-        <w:rPr>
-          <w:rFonts w:ascii="Times New Roman" w:eastAsia="KaiTi" w:hAnsi="Times New Roman" w:cs="Times New Roman" w:hint="eastAsia"/>
-          <w:b/>
-          <w:bCs/>
-          <w:noProof/>
-          <w:highlight w:val="red"/>
-          <w:lang w:val="en-US"/>
-        </w:rPr>
-        <w:t>.</w:t>
-      </w:r>
-      <w:r>
-        <w:rPr>
-          <w:rFonts w:ascii="Times New Roman" w:eastAsia="KaiTi" w:hAnsi="Times New Roman" w:cs="Times New Roman"/>
-          <w:b/>
-          <w:bCs/>
-          <w:noProof/>
-          <w:lang w:val="en-US"/>
-        </w:rPr>
-        <w:t xml:space="preserve"> </w:t>
-      </w:r>
-      <w:r>
-        <w:rPr>
-          <w:rFonts w:ascii="Times New Roman" w:eastAsia="KaiTi" w:hAnsi="Times New Roman" w:cs="Times New Roman"/>
-          <w:noProof/>
-          <w:highlight w:val="green"/>
-          <w:lang w:val="en-US"/>
-        </w:rPr>
-        <w:t xml:space="preserve">(1) </w:t>
-      </w:r>
-      <w:r>
-        <w:rPr>
-          <w:rFonts w:ascii="Times New Roman" w:eastAsia="KaiTi" w:hAnsi="Times New Roman" w:cs="Times New Roman"/>
-          <w:noProof/>
-          <w:highlight w:val="green"/>
-          <w:lang w:val="en-US"/>
-        </w:rPr>
-        <w:t>Breach of Trust in Takeover</w:t>
-      </w:r>
-      <w:r>
-        <w:rPr>
-          <w:rFonts w:ascii="Times New Roman" w:eastAsia="KaiTi" w:hAnsi="Times New Roman" w:cs="Times New Roman"/>
-          <w:noProof/>
-          <w:highlight w:val="green"/>
-          <w:lang w:val="en-US"/>
-        </w:rPr>
-        <w:t>.</w:t>
-      </w:r>
-      <w:r>
-        <w:rPr>
-          <w:rFonts w:ascii="Times New Roman" w:eastAsia="KaiTi" w:hAnsi="Times New Roman" w:cs="Times New Roman"/>
-          <w:noProof/>
-          <w:lang w:val="en-US"/>
-        </w:rPr>
-        <w:t xml:space="preserve"> </w:t>
-      </w:r>
-      <w:r>
-        <w:rPr>
-          <w:rFonts w:ascii="Times New Roman" w:eastAsia="KaiTi" w:hAnsi="Times New Roman" w:cs="Times New Roman" w:hint="eastAsia"/>
-          <w:noProof/>
-          <w:lang w:val="en-US"/>
-        </w:rPr>
-        <w:t>欺诈</w:t>
-      </w:r>
-      <w:r>
-        <w:rPr>
-          <w:rFonts w:ascii="Times New Roman" w:eastAsia="KaiTi" w:hAnsi="Times New Roman" w:cs="Times New Roman" w:hint="eastAsia"/>
-          <w:noProof/>
-          <w:lang w:val="en-US"/>
-        </w:rPr>
-        <w:t>后财务上没区别但</w:t>
-      </w:r>
-      <w:r>
-        <w:rPr>
-          <w:rFonts w:ascii="Times New Roman" w:eastAsia="KaiTi" w:hAnsi="Times New Roman" w:cs="Times New Roman"/>
-          <w:noProof/>
-          <w:lang w:val="en-US"/>
-        </w:rPr>
-        <w:t>social consequences</w:t>
-      </w:r>
-      <w:r>
-        <w:rPr>
-          <w:rFonts w:ascii="Times New Roman" w:eastAsia="KaiTi" w:hAnsi="Times New Roman" w:cs="Times New Roman" w:hint="eastAsia"/>
-          <w:noProof/>
-          <w:lang w:val="en-US"/>
-        </w:rPr>
-        <w:t>区别很大</w:t>
-      </w:r>
-      <w:r>
-        <w:rPr>
-          <w:rFonts w:ascii="Times New Roman" w:eastAsia="KaiTi" w:hAnsi="Times New Roman" w:cs="Times New Roman" w:hint="eastAsia"/>
-          <w:noProof/>
-          <w:lang w:val="en-US"/>
-        </w:rPr>
-        <w:t>.</w:t>
-      </w:r>
-      <w:r>
-        <w:rPr>
-          <w:rFonts w:ascii="Times New Roman" w:eastAsia="KaiTi" w:hAnsi="Times New Roman" w:cs="Times New Roman"/>
-          <w:noProof/>
-          <w:lang w:val="en-US"/>
-        </w:rPr>
-        <w:t xml:space="preserve"> </w:t>
-      </w:r>
-      <w:r>
-        <w:rPr>
-          <w:rFonts w:ascii="Times New Roman" w:eastAsia="KaiTi" w:hAnsi="Times New Roman" w:cs="Times New Roman"/>
-          <w:i/>
-          <w:iCs/>
-          <w:noProof/>
-          <w:highlight w:val="cyan"/>
-          <w:u w:val="single"/>
-          <w:lang w:val="en-US"/>
-        </w:rPr>
-        <w:t>Implicit Contracts</w:t>
-      </w:r>
-      <w:r>
-        <w:rPr>
-          <w:rFonts w:ascii="Times New Roman" w:eastAsia="KaiTi" w:hAnsi="Times New Roman" w:cs="Times New Roman"/>
-          <w:i/>
-          <w:iCs/>
-          <w:noProof/>
-          <w:highlight w:val="cyan"/>
-          <w:u w:val="single"/>
-          <w:lang w:val="en-US"/>
-        </w:rPr>
-        <w:t>.</w:t>
-      </w:r>
-      <w:r>
-        <w:rPr>
-          <w:rFonts w:ascii="Times New Roman" w:eastAsia="KaiTi" w:hAnsi="Times New Roman" w:cs="Times New Roman"/>
-          <w:noProof/>
-          <w:lang w:val="en-US"/>
-        </w:rPr>
-        <w:t xml:space="preserve"> </w:t>
-      </w:r>
-      <w:r>
-        <w:rPr>
-          <w:rFonts w:ascii="Times New Roman" w:eastAsia="KaiTi" w:hAnsi="Times New Roman" w:cs="Times New Roman" w:hint="eastAsia"/>
-          <w:noProof/>
-          <w:lang w:val="en-US"/>
-        </w:rPr>
-        <w:t>隐性的</w:t>
-      </w:r>
-      <w:r>
-        <w:rPr>
-          <w:rFonts w:ascii="Times New Roman" w:eastAsia="KaiTi" w:hAnsi="Times New Roman" w:cs="Times New Roman" w:hint="eastAsia"/>
-          <w:noProof/>
-          <w:lang w:val="en-US"/>
-        </w:rPr>
-        <w:t>承诺</w:t>
-      </w:r>
-      <w:r>
-        <w:rPr>
-          <w:rFonts w:ascii="Times New Roman" w:eastAsia="KaiTi" w:hAnsi="Times New Roman" w:cs="Times New Roman"/>
-          <w:noProof/>
-          <w:lang w:val="en-US"/>
-        </w:rPr>
-        <w:t>(</w:t>
-      </w:r>
-      <w:r>
-        <w:rPr>
-          <w:rFonts w:ascii="Times New Roman" w:eastAsia="KaiTi" w:hAnsi="Times New Roman" w:cs="Times New Roman" w:hint="eastAsia"/>
-          <w:noProof/>
-          <w:lang w:val="en-US"/>
-        </w:rPr>
-        <w:t>保证工作</w:t>
-      </w:r>
-      <w:r>
-        <w:rPr>
-          <w:rFonts w:ascii="Times New Roman" w:eastAsia="KaiTi" w:hAnsi="Times New Roman" w:cs="Times New Roman" w:hint="eastAsia"/>
-          <w:noProof/>
-          <w:lang w:val="en-US"/>
-        </w:rPr>
-        <w:t>)</w:t>
-      </w:r>
-      <w:r>
-        <w:rPr>
-          <w:rFonts w:ascii="Times New Roman" w:eastAsia="KaiTi" w:hAnsi="Times New Roman" w:cs="Times New Roman"/>
-          <w:noProof/>
-          <w:lang w:val="en-US"/>
-        </w:rPr>
-        <w:t xml:space="preserve">, </w:t>
-      </w:r>
-      <w:r>
-        <w:rPr>
-          <w:rFonts w:ascii="Times New Roman" w:eastAsia="KaiTi" w:hAnsi="Times New Roman" w:cs="Times New Roman" w:hint="eastAsia"/>
-          <w:noProof/>
-          <w:lang w:val="en-US"/>
-        </w:rPr>
-        <w:t>无约束</w:t>
-      </w:r>
-      <w:r>
-        <w:rPr>
-          <w:rFonts w:ascii="Times New Roman" w:eastAsia="KaiTi" w:hAnsi="Times New Roman" w:cs="Times New Roman"/>
-          <w:noProof/>
-          <w:lang w:val="en-US"/>
-        </w:rPr>
-        <w:t xml:space="preserve">, </w:t>
-      </w:r>
-      <w:r>
-        <w:rPr>
-          <w:rFonts w:ascii="Times New Roman" w:eastAsia="KaiTi" w:hAnsi="Times New Roman" w:cs="Times New Roman" w:hint="eastAsia"/>
-          <w:noProof/>
-          <w:lang w:val="en-US"/>
-        </w:rPr>
-        <w:t>收购后</w:t>
-      </w:r>
-      <w:r>
-        <w:rPr>
-          <w:rFonts w:ascii="Times New Roman" w:eastAsia="KaiTi" w:hAnsi="Times New Roman" w:cs="Times New Roman" w:hint="eastAsia"/>
-          <w:noProof/>
-          <w:lang w:val="en-US"/>
-        </w:rPr>
-        <w:t>现任</w:t>
-      </w:r>
-      <w:r>
-        <w:rPr>
-          <w:rFonts w:ascii="Times New Roman" w:eastAsia="KaiTi" w:hAnsi="Times New Roman" w:cs="Times New Roman" w:hint="eastAsia"/>
-          <w:noProof/>
-          <w:lang w:val="en-US"/>
-        </w:rPr>
-        <w:t>mgt</w:t>
-      </w:r>
-      <w:r>
-        <w:rPr>
-          <w:rFonts w:ascii="Times New Roman" w:eastAsia="KaiTi" w:hAnsi="Times New Roman" w:cs="Times New Roman" w:hint="eastAsia"/>
-          <w:noProof/>
-          <w:lang w:val="en-US"/>
-        </w:rPr>
-        <w:t>没有</w:t>
-      </w:r>
-      <w:r>
-        <w:rPr>
-          <w:rFonts w:ascii="Times New Roman" w:eastAsia="KaiTi" w:hAnsi="Times New Roman" w:cs="Times New Roman" w:hint="eastAsia"/>
-          <w:noProof/>
-          <w:lang w:val="en-US"/>
-        </w:rPr>
-        <w:t>动力维护</w:t>
-      </w:r>
-      <w:r>
-        <w:rPr>
-          <w:rFonts w:ascii="Times New Roman" w:eastAsia="KaiTi" w:hAnsi="Times New Roman" w:cs="Times New Roman" w:hint="eastAsia"/>
-          <w:noProof/>
-          <w:lang w:val="en-US"/>
-        </w:rPr>
-        <w:t>.</w:t>
-      </w:r>
-      <w:r>
-        <w:rPr>
-          <w:rFonts w:ascii="Times New Roman" w:eastAsia="KaiTi" w:hAnsi="Times New Roman" w:cs="Times New Roman"/>
-          <w:noProof/>
-          <w:lang w:val="en-US"/>
-        </w:rPr>
-        <w:t xml:space="preserve"> </w:t>
-      </w:r>
-      <w:r>
-        <w:rPr>
-          <w:rFonts w:ascii="Times New Roman" w:eastAsia="KaiTi" w:hAnsi="Times New Roman" w:cs="Times New Roman"/>
-          <w:i/>
-          <w:iCs/>
-          <w:noProof/>
-          <w:highlight w:val="cyan"/>
-          <w:u w:val="single"/>
-          <w:lang w:val="en-US"/>
-        </w:rPr>
-        <w:t>The role of long-term employment relationships</w:t>
-      </w:r>
-      <w:r>
-        <w:rPr>
-          <w:rFonts w:ascii="Times New Roman" w:eastAsia="KaiTi" w:hAnsi="Times New Roman" w:cs="Times New Roman"/>
-          <w:i/>
-          <w:iCs/>
-          <w:noProof/>
-          <w:highlight w:val="cyan"/>
-          <w:u w:val="single"/>
-          <w:lang w:val="en-US"/>
-        </w:rPr>
-        <w:t>.</w:t>
-      </w:r>
-      <w:r>
-        <w:rPr>
-          <w:rFonts w:ascii="Times New Roman" w:eastAsia="KaiTi" w:hAnsi="Times New Roman" w:cs="Times New Roman"/>
-          <w:noProof/>
-          <w:lang w:val="en-US"/>
-        </w:rPr>
-        <w:t xml:space="preserve"> </w:t>
-      </w:r>
-      <w:r>
-        <w:rPr>
-          <w:rFonts w:ascii="Times New Roman" w:eastAsia="KaiTi" w:hAnsi="Times New Roman" w:cs="Times New Roman"/>
-          <w:noProof/>
-          <w:lang w:val="en-US"/>
-        </w:rPr>
-        <w:t>Risk-sharing</w:t>
-      </w:r>
-      <w:r>
-        <w:rPr>
-          <w:rFonts w:ascii="Times New Roman" w:eastAsia="KaiTi" w:hAnsi="Times New Roman" w:cs="Times New Roman"/>
-          <w:noProof/>
-          <w:lang w:val="en-US"/>
-        </w:rPr>
-        <w:t xml:space="preserve">, </w:t>
-      </w:r>
-      <w:r>
-        <w:rPr>
-          <w:rFonts w:ascii="Times New Roman" w:eastAsia="KaiTi" w:hAnsi="Times New Roman" w:cs="Times New Roman"/>
-          <w:noProof/>
-          <w:lang w:val="en-US"/>
-        </w:rPr>
-        <w:t>Loyalty</w:t>
-      </w:r>
-      <w:r>
-        <w:rPr>
-          <w:rFonts w:ascii="Times New Roman" w:eastAsia="KaiTi" w:hAnsi="Times New Roman" w:cs="Times New Roman"/>
-          <w:noProof/>
-          <w:lang w:val="en-US"/>
-        </w:rPr>
-        <w:t>.</w:t>
-      </w:r>
-      <w:r>
-        <w:rPr>
-          <w:rFonts w:ascii="Times New Roman" w:eastAsia="KaiTi" w:hAnsi="Times New Roman" w:cs="Times New Roman"/>
-          <w:noProof/>
-          <w:lang w:val="en-US"/>
-        </w:rPr>
-        <w:t xml:space="preserve"> </w:t>
-      </w:r>
-      <w:r>
-        <w:rPr>
-          <w:rFonts w:ascii="Times New Roman" w:eastAsia="KaiTi" w:hAnsi="Times New Roman" w:cs="Times New Roman" w:hint="eastAsia"/>
-          <w:b/>
-          <w:bCs/>
-          <w:noProof/>
-          <w:highlight w:val="green"/>
-          <w:lang w:val="en-US"/>
-        </w:rPr>
-        <w:t>(</w:t>
-      </w:r>
-      <w:r>
-        <w:rPr>
-          <w:rFonts w:ascii="Times New Roman" w:eastAsia="KaiTi" w:hAnsi="Times New Roman" w:cs="Times New Roman"/>
-          <w:b/>
-          <w:bCs/>
-          <w:noProof/>
-          <w:highlight w:val="green"/>
-          <w:lang w:val="en-US"/>
-        </w:rPr>
-        <w:t>2)</w:t>
-      </w:r>
-      <w:r>
-        <w:rPr>
-          <w:rFonts w:ascii="Times New Roman" w:eastAsia="KaiTi" w:hAnsi="Times New Roman" w:cs="Times New Roman"/>
-          <w:b/>
-          <w:bCs/>
-          <w:noProof/>
-          <w:highlight w:val="green"/>
-          <w:lang w:val="en-US"/>
-        </w:rPr>
-        <w:t xml:space="preserve"> </w:t>
-      </w:r>
-      <w:r>
-        <w:rPr>
-          <w:rFonts w:ascii="Times New Roman" w:eastAsia="KaiTi" w:hAnsi="Times New Roman" w:cs="Times New Roman"/>
-          <w:b/>
-          <w:bCs/>
-          <w:noProof/>
-          <w:highlight w:val="green"/>
-          <w:lang w:val="en-US"/>
-        </w:rPr>
-        <w:t>Labor-unfriendly side</w:t>
-      </w:r>
-      <w:r>
-        <w:rPr>
-          <w:rFonts w:ascii="Times New Roman" w:eastAsia="KaiTi" w:hAnsi="Times New Roman" w:cs="Times New Roman"/>
-          <w:b/>
-          <w:bCs/>
-          <w:noProof/>
-          <w:highlight w:val="green"/>
-          <w:lang w:val="en-US"/>
-        </w:rPr>
-        <w:t>.</w:t>
-      </w:r>
-      <w:r>
-        <w:rPr>
-          <w:rFonts w:ascii="Times New Roman" w:eastAsia="KaiTi" w:hAnsi="Times New Roman" w:cs="Times New Roman"/>
-          <w:noProof/>
-          <w:lang w:val="en-US"/>
-        </w:rPr>
-        <w:t xml:space="preserve"> </w:t>
-      </w:r>
-      <w:r>
-        <w:rPr>
-          <w:rFonts w:ascii="Times New Roman" w:eastAsia="KaiTi" w:hAnsi="Times New Roman" w:cs="Times New Roman"/>
-          <w:noProof/>
-          <w:lang w:val="en-US"/>
-        </w:rPr>
-        <w:t>Acquirers improve targets’ TFP by cutting back on wages, employment, and capital expenditures and by increasing investment efficiency</w:t>
-      </w:r>
-      <w:r>
-        <w:rPr>
-          <w:rFonts w:ascii="Times New Roman" w:eastAsia="KaiTi" w:hAnsi="Times New Roman" w:cs="Times New Roman"/>
-          <w:noProof/>
-          <w:lang w:val="en-US"/>
-        </w:rPr>
-        <w:t xml:space="preserve">. </w:t>
-      </w:r>
-      <w:r>
-        <w:rPr>
-          <w:rFonts w:ascii="Times New Roman" w:eastAsia="KaiTi" w:hAnsi="Times New Roman" w:cs="Times New Roman"/>
-          <w:i/>
-          <w:iCs/>
-          <w:noProof/>
-          <w:highlight w:val="cyan"/>
-          <w:u w:val="single"/>
-          <w:lang w:val="en-US"/>
-        </w:rPr>
-        <w:t>Private Equity’s</w:t>
-      </w:r>
-      <w:r>
-        <w:rPr>
-          <w:rFonts w:ascii="Times New Roman" w:eastAsia="KaiTi" w:hAnsi="Times New Roman" w:cs="Times New Roman"/>
-          <w:i/>
-          <w:iCs/>
-          <w:noProof/>
-          <w:highlight w:val="cyan"/>
-          <w:u w:val="single"/>
-          <w:lang w:val="en-US"/>
-        </w:rPr>
-        <w:t xml:space="preserve"> LOB</w:t>
-      </w:r>
-      <w:r>
-        <w:rPr>
-          <w:rFonts w:ascii="Times New Roman" w:eastAsia="KaiTi" w:hAnsi="Times New Roman" w:cs="Times New Roman"/>
-          <w:i/>
-          <w:iCs/>
-          <w:noProof/>
-          <w:highlight w:val="cyan"/>
-          <w:u w:val="single"/>
-          <w:lang w:val="en-US"/>
-        </w:rPr>
-        <w:t>.</w:t>
-      </w:r>
-      <w:r>
-        <w:rPr>
-          <w:rFonts w:ascii="Times New Roman" w:eastAsia="KaiTi" w:hAnsi="Times New Roman" w:cs="Times New Roman"/>
-          <w:noProof/>
-          <w:lang w:val="en-US"/>
-        </w:rPr>
-        <w:t xml:space="preserve"> </w:t>
-      </w:r>
-      <w:r>
-        <w:rPr>
-          <w:rFonts w:ascii="Times New Roman" w:eastAsia="KaiTi" w:hAnsi="Times New Roman" w:cs="Times New Roman" w:hint="eastAsia"/>
-          <w:noProof/>
-          <w:lang w:val="en-US"/>
-        </w:rPr>
-        <w:t>通过发债收购</w:t>
-      </w:r>
-      <w:r>
-        <w:rPr>
-          <w:rFonts w:ascii="Times New Roman" w:eastAsia="KaiTi" w:hAnsi="Times New Roman" w:cs="Times New Roman" w:hint="eastAsia"/>
-          <w:noProof/>
-          <w:lang w:val="en-US"/>
-        </w:rPr>
-        <w:t>,</w:t>
-      </w:r>
-      <w:r>
-        <w:rPr>
-          <w:rFonts w:ascii="Times New Roman" w:eastAsia="KaiTi" w:hAnsi="Times New Roman" w:cs="Times New Roman"/>
-          <w:noProof/>
-          <w:lang w:val="en-US"/>
-        </w:rPr>
-        <w:t xml:space="preserve"> </w:t>
-      </w:r>
-      <w:r>
-        <w:rPr>
-          <w:rFonts w:ascii="Times New Roman" w:eastAsia="KaiTi" w:hAnsi="Times New Roman" w:cs="Times New Roman" w:hint="eastAsia"/>
-          <w:noProof/>
-          <w:lang w:val="en-US"/>
-        </w:rPr>
-        <w:t>完成后</w:t>
-      </w:r>
-      <w:r>
-        <w:rPr>
-          <w:rFonts w:ascii="Times New Roman" w:eastAsia="KaiTi" w:hAnsi="Times New Roman" w:cs="Times New Roman" w:hint="eastAsia"/>
-          <w:noProof/>
-          <w:lang w:val="en-US"/>
-        </w:rPr>
-        <w:t>削减工资</w:t>
-      </w:r>
-      <w:r>
-        <w:rPr>
-          <w:rFonts w:ascii="Times New Roman" w:eastAsia="KaiTi" w:hAnsi="Times New Roman" w:cs="Times New Roman" w:hint="eastAsia"/>
-          <w:noProof/>
-          <w:lang w:val="en-US"/>
-        </w:rPr>
-        <w:t>还债</w:t>
-      </w:r>
-      <w:r>
-        <w:rPr>
-          <w:rFonts w:ascii="Times New Roman" w:eastAsia="KaiTi" w:hAnsi="Times New Roman" w:cs="Times New Roman"/>
-          <w:noProof/>
-          <w:lang w:val="en-US"/>
-        </w:rPr>
-        <w:t xml:space="preserve">, </w:t>
-      </w:r>
-      <w:r>
-        <w:rPr>
-          <w:rFonts w:ascii="Times New Roman" w:eastAsia="KaiTi" w:hAnsi="Times New Roman" w:cs="Times New Roman" w:hint="eastAsia"/>
-          <w:noProof/>
-          <w:lang w:val="en-US"/>
-        </w:rPr>
-        <w:t>就业率下降</w:t>
-      </w:r>
-      <w:r>
-        <w:rPr>
-          <w:rFonts w:ascii="Times New Roman" w:eastAsia="KaiTi" w:hAnsi="Times New Roman" w:cs="Times New Roman" w:hint="eastAsia"/>
-          <w:noProof/>
-          <w:lang w:val="en-US"/>
-        </w:rPr>
-        <w:t>.</w:t>
-      </w:r>
-      <w:r>
-        <w:rPr>
-          <w:rFonts w:ascii="Times New Roman" w:eastAsia="KaiTi" w:hAnsi="Times New Roman" w:cs="Times New Roman"/>
-          <w:noProof/>
-          <w:lang w:val="en-US"/>
-        </w:rPr>
-        <w:t xml:space="preserve"> </w:t>
-      </w:r>
-      <w:r>
-        <w:rPr>
-          <w:rFonts w:ascii="Times New Roman" w:eastAsia="KaiTi" w:hAnsi="Times New Roman" w:cs="Times New Roman"/>
-          <w:noProof/>
-          <w:highlight w:val="green"/>
-          <w:lang w:val="en-US"/>
-        </w:rPr>
-        <w:t xml:space="preserve">(3) </w:t>
-      </w:r>
-      <w:r>
-        <w:rPr>
-          <w:rFonts w:ascii="Times New Roman" w:eastAsia="KaiTi" w:hAnsi="Times New Roman" w:cs="Times New Roman"/>
-          <w:noProof/>
-          <w:highlight w:val="green"/>
-          <w:lang w:val="en-US"/>
-        </w:rPr>
-        <w:t>Managers, Workers, and Corporate Control</w:t>
-      </w:r>
-      <w:r>
-        <w:rPr>
-          <w:rFonts w:ascii="Times New Roman" w:eastAsia="KaiTi" w:hAnsi="Times New Roman" w:cs="Times New Roman"/>
-          <w:noProof/>
-          <w:highlight w:val="green"/>
-          <w:lang w:val="en-US"/>
-        </w:rPr>
-        <w:t>.</w:t>
-      </w:r>
-      <w:r>
-        <w:rPr>
-          <w:rFonts w:ascii="Times New Roman" w:eastAsia="KaiTi" w:hAnsi="Times New Roman" w:cs="Times New Roman"/>
-          <w:noProof/>
-          <w:lang w:val="en-US"/>
-        </w:rPr>
-        <w:t xml:space="preserve"> </w:t>
-      </w:r>
-      <w:r>
-        <w:rPr>
-          <w:rFonts w:ascii="Times New Roman" w:eastAsia="KaiTi" w:hAnsi="Times New Roman" w:cs="Times New Roman" w:hint="eastAsia"/>
-          <w:noProof/>
-          <w:lang w:val="en-US"/>
-        </w:rPr>
-        <w:t>当</w:t>
-      </w:r>
-      <w:r>
-        <w:rPr>
-          <w:rFonts w:ascii="Times New Roman" w:eastAsia="KaiTi" w:hAnsi="Times New Roman" w:cs="Times New Roman" w:hint="eastAsia"/>
-          <w:noProof/>
-          <w:lang w:val="en-US"/>
-        </w:rPr>
-        <w:t>Manager</w:t>
-      </w:r>
-      <w:r>
-        <w:rPr>
-          <w:rFonts w:ascii="Times New Roman" w:eastAsia="KaiTi" w:hAnsi="Times New Roman" w:cs="Times New Roman" w:hint="eastAsia"/>
-          <w:noProof/>
-          <w:lang w:val="en-US"/>
-        </w:rPr>
-        <w:t>和</w:t>
-      </w:r>
-      <w:r>
-        <w:rPr>
-          <w:rFonts w:ascii="Times New Roman" w:eastAsia="KaiTi" w:hAnsi="Times New Roman" w:cs="Times New Roman" w:hint="eastAsia"/>
-          <w:noProof/>
-          <w:lang w:val="en-US"/>
-        </w:rPr>
-        <w:t>Workers</w:t>
-      </w:r>
-      <w:r>
-        <w:rPr>
-          <w:rFonts w:ascii="Times New Roman" w:eastAsia="KaiTi" w:hAnsi="Times New Roman" w:cs="Times New Roman" w:hint="eastAsia"/>
-          <w:noProof/>
-          <w:lang w:val="en-US"/>
-        </w:rPr>
-        <w:t>利益一致时</w:t>
-      </w:r>
-      <w:r>
-        <w:rPr>
-          <w:rFonts w:ascii="Times New Roman" w:eastAsia="KaiTi" w:hAnsi="Times New Roman" w:cs="Times New Roman" w:hint="eastAsia"/>
-          <w:noProof/>
-          <w:lang w:val="en-US"/>
-        </w:rPr>
-        <w:t>,</w:t>
-      </w:r>
-      <w:r>
-        <w:rPr>
-          <w:rFonts w:ascii="Times New Roman" w:eastAsia="KaiTi" w:hAnsi="Times New Roman" w:cs="Times New Roman" w:hint="eastAsia"/>
-          <w:noProof/>
-          <w:lang w:val="en-US"/>
-        </w:rPr>
-        <w:t xml:space="preserve"> </w:t>
-      </w:r>
-      <w:r>
-        <w:rPr>
-          <w:rFonts w:ascii="Times New Roman" w:eastAsia="KaiTi" w:hAnsi="Times New Roman" w:cs="Times New Roman" w:hint="eastAsia"/>
-          <w:noProof/>
-          <w:lang w:val="en-US"/>
-        </w:rPr>
-        <w:t>管理者会更加重视</w:t>
-      </w:r>
-      <w:r>
-        <w:rPr>
-          <w:rFonts w:ascii="Times New Roman" w:eastAsia="KaiTi" w:hAnsi="Times New Roman" w:cs="Times New Roman" w:hint="eastAsia"/>
-          <w:noProof/>
-          <w:lang w:val="en-US"/>
-        </w:rPr>
-        <w:t>工人利益</w:t>
-      </w:r>
-      <w:r>
-        <w:rPr>
-          <w:rFonts w:ascii="Times New Roman" w:eastAsia="KaiTi" w:hAnsi="Times New Roman" w:cs="Times New Roman" w:hint="eastAsia"/>
-          <w:noProof/>
-          <w:lang w:val="en-US"/>
-        </w:rPr>
-        <w:t>,</w:t>
-      </w:r>
-      <w:r>
-        <w:rPr>
-          <w:rFonts w:ascii="Times New Roman" w:eastAsia="KaiTi" w:hAnsi="Times New Roman" w:cs="Times New Roman"/>
-          <w:noProof/>
-          <w:lang w:val="en-US"/>
-        </w:rPr>
-        <w:t xml:space="preserve"> </w:t>
-      </w:r>
-      <w:r>
-        <w:rPr>
-          <w:rFonts w:ascii="Times New Roman" w:eastAsia="KaiTi" w:hAnsi="Times New Roman" w:cs="Times New Roman" w:hint="eastAsia"/>
-          <w:noProof/>
-          <w:lang w:val="en-US"/>
-        </w:rPr>
-        <w:t>共同抵抗</w:t>
-      </w:r>
-      <w:r>
-        <w:rPr>
-          <w:rFonts w:ascii="Times New Roman" w:eastAsia="KaiTi" w:hAnsi="Times New Roman" w:cs="Times New Roman" w:hint="eastAsia"/>
-          <w:noProof/>
-          <w:lang w:val="en-US"/>
-        </w:rPr>
-        <w:t>并购者</w:t>
-      </w:r>
-      <w:r>
-        <w:rPr>
-          <w:rFonts w:ascii="Times New Roman" w:eastAsia="KaiTi" w:hAnsi="Times New Roman" w:cs="Times New Roman" w:hint="eastAsia"/>
-          <w:noProof/>
-          <w:lang w:val="en-US"/>
-        </w:rPr>
-        <w:t>.</w:t>
-      </w:r>
-      <w:r>
-        <w:rPr>
-          <w:rFonts w:ascii="Times New Roman" w:eastAsia="KaiTi" w:hAnsi="Times New Roman" w:cs="Times New Roman"/>
-          <w:noProof/>
-          <w:lang w:val="en-US"/>
-        </w:rPr>
-        <w:t xml:space="preserve"> </w:t>
-      </w:r>
-      <w:r>
-        <w:rPr>
-          <w:rFonts w:ascii="Times New Roman" w:eastAsia="KaiTi" w:hAnsi="Times New Roman" w:cs="Times New Roman"/>
-          <w:i/>
-          <w:iCs/>
-          <w:noProof/>
-          <w:highlight w:val="cyan"/>
-          <w:u w:val="single"/>
-          <w:lang w:val="en-US"/>
-        </w:rPr>
-        <w:t>Employee Stock Option Plan (ESOP)</w:t>
-      </w:r>
-      <w:r>
-        <w:rPr>
-          <w:rFonts w:ascii="Times New Roman" w:eastAsia="KaiTi" w:hAnsi="Times New Roman" w:cs="Times New Roman"/>
-          <w:i/>
-          <w:iCs/>
-          <w:noProof/>
-          <w:highlight w:val="cyan"/>
-          <w:u w:val="single"/>
-          <w:lang w:val="en-US"/>
-        </w:rPr>
-        <w:t>.</w:t>
-      </w:r>
-      <w:r>
-        <w:rPr>
-          <w:rFonts w:ascii="Times New Roman" w:eastAsia="KaiTi" w:hAnsi="Times New Roman" w:cs="Times New Roman"/>
-          <w:noProof/>
-          <w:lang w:val="en-US"/>
-        </w:rPr>
-        <w:t xml:space="preserve"> </w:t>
-      </w:r>
-      <w:r>
-        <w:rPr>
-          <w:rFonts w:ascii="Times New Roman" w:eastAsia="KaiTi" w:hAnsi="Times New Roman" w:cs="Times New Roman" w:hint="eastAsia"/>
-          <w:noProof/>
-          <w:lang w:val="en-US"/>
-        </w:rPr>
-        <w:t>C</w:t>
-      </w:r>
-      <w:r>
-        <w:rPr>
-          <w:rFonts w:ascii="Times New Roman" w:eastAsia="KaiTi" w:hAnsi="Times New Roman" w:cs="Times New Roman"/>
-          <w:noProof/>
-          <w:lang w:val="en-US"/>
-        </w:rPr>
-        <w:t>reate a worker-management alliance</w:t>
-      </w:r>
-      <w:r>
-        <w:rPr>
-          <w:rFonts w:ascii="Times New Roman" w:eastAsia="KaiTi" w:hAnsi="Times New Roman" w:cs="Times New Roman"/>
-          <w:noProof/>
-          <w:lang w:val="en-US"/>
-        </w:rPr>
-        <w:t xml:space="preserve">. </w:t>
-      </w:r>
-      <w:r>
-        <w:rPr>
-          <w:rFonts w:ascii="Times New Roman" w:eastAsia="KaiTi" w:hAnsi="Times New Roman" w:cs="Times New Roman" w:hint="eastAsia"/>
-          <w:noProof/>
-          <w:lang w:val="en-US"/>
-        </w:rPr>
-        <w:t>联合反对</w:t>
-      </w:r>
-      <w:r>
-        <w:rPr>
-          <w:rFonts w:ascii="Times New Roman" w:eastAsia="KaiTi" w:hAnsi="Times New Roman" w:cs="Times New Roman"/>
-          <w:noProof/>
-          <w:lang w:val="en-US"/>
-        </w:rPr>
-        <w:t xml:space="preserve">, </w:t>
-      </w:r>
-      <w:r>
-        <w:rPr>
-          <w:rFonts w:ascii="Times New Roman" w:eastAsia="KaiTi" w:hAnsi="Times New Roman" w:cs="Times New Roman" w:hint="eastAsia"/>
-          <w:noProof/>
-          <w:lang w:val="en-US"/>
-        </w:rPr>
-        <w:t>组织并购</w:t>
-      </w:r>
-      <w:r>
-        <w:rPr>
-          <w:rFonts w:ascii="Times New Roman" w:eastAsia="KaiTi" w:hAnsi="Times New Roman" w:cs="Times New Roman" w:hint="eastAsia"/>
-          <w:noProof/>
-          <w:lang w:val="en-US"/>
-        </w:rPr>
-        <w:t>.</w:t>
-      </w:r>
-      <w:r>
-        <w:rPr>
-          <w:rFonts w:ascii="Times New Roman" w:eastAsia="KaiTi" w:hAnsi="Times New Roman" w:cs="Times New Roman"/>
-          <w:noProof/>
-          <w:lang w:val="en-US"/>
-        </w:rPr>
-        <w:t xml:space="preserve"> </w:t>
-      </w:r>
-      <w:r>
-        <w:rPr>
-          <w:rFonts w:ascii="Times New Roman" w:eastAsia="KaiTi" w:hAnsi="Times New Roman" w:cs="Times New Roman"/>
-          <w:i/>
-          <w:iCs/>
-          <w:noProof/>
-          <w:highlight w:val="cyan"/>
-          <w:u w:val="single"/>
-          <w:lang w:val="en-US"/>
-        </w:rPr>
-        <w:t>Employees’ Lobbying</w:t>
-      </w:r>
-      <w:r>
-        <w:rPr>
-          <w:rFonts w:ascii="Times New Roman" w:eastAsia="KaiTi" w:hAnsi="Times New Roman" w:cs="Times New Roman"/>
-          <w:i/>
-          <w:iCs/>
-          <w:noProof/>
-          <w:highlight w:val="cyan"/>
-          <w:u w:val="single"/>
-          <w:lang w:val="en-US"/>
-        </w:rPr>
-        <w:t>.</w:t>
-      </w:r>
-      <w:r>
-        <w:rPr>
-          <w:rFonts w:ascii="Times New Roman" w:eastAsia="KaiTi" w:hAnsi="Times New Roman" w:cs="Times New Roman"/>
-          <w:noProof/>
-          <w:lang w:val="en-US"/>
-        </w:rPr>
-        <w:t xml:space="preserve"> </w:t>
-      </w:r>
-      <w:r>
-        <w:rPr>
-          <w:rFonts w:ascii="Times New Roman" w:eastAsia="KaiTi" w:hAnsi="Times New Roman" w:cs="Times New Roman" w:hint="eastAsia"/>
-          <w:noProof/>
-          <w:lang w:val="en-US"/>
-        </w:rPr>
-        <w:t>即使员工没有股票也可以</w:t>
-      </w:r>
-      <w:r>
-        <w:rPr>
-          <w:rFonts w:ascii="Times New Roman" w:eastAsia="KaiTi" w:hAnsi="Times New Roman" w:cs="Times New Roman" w:hint="eastAsia"/>
-          <w:noProof/>
-          <w:lang w:val="en-US"/>
-        </w:rPr>
-        <w:t>通过游说维护不被</w:t>
-      </w:r>
-      <w:r>
-        <w:rPr>
-          <w:rFonts w:ascii="Times New Roman" w:eastAsia="KaiTi" w:hAnsi="Times New Roman" w:cs="Times New Roman" w:hint="eastAsia"/>
-          <w:noProof/>
-          <w:lang w:val="en-US"/>
-        </w:rPr>
-        <w:t>并购</w:t>
-      </w:r>
-      <w:r>
-        <w:rPr>
-          <w:rFonts w:ascii="Times New Roman" w:eastAsia="KaiTi" w:hAnsi="Times New Roman" w:cs="Times New Roman" w:hint="eastAsia"/>
-          <w:noProof/>
-          <w:lang w:val="en-US"/>
-        </w:rPr>
-        <w:t>.</w:t>
-      </w:r>
-      <w:r>
-        <w:rPr>
-          <w:rFonts w:ascii="Times New Roman" w:eastAsia="KaiTi" w:hAnsi="Times New Roman" w:cs="Times New Roman"/>
-          <w:noProof/>
-          <w:lang w:val="en-US"/>
-        </w:rPr>
-        <w:t xml:space="preserve"> </w:t>
-      </w:r>
-      <w:r>
-        <w:rPr>
-          <w:rFonts w:ascii="Times New Roman" w:eastAsia="KaiTi" w:hAnsi="Times New Roman" w:cs="Times New Roman"/>
-          <w:b/>
-          <w:bCs/>
-          <w:noProof/>
-          <w:highlight w:val="green"/>
-          <w:lang w:val="en-US"/>
-        </w:rPr>
-        <w:t xml:space="preserve">(4) </w:t>
-      </w:r>
-      <w:r>
-        <w:rPr>
-          <w:rFonts w:ascii="Times New Roman" w:eastAsia="KaiTi" w:hAnsi="Times New Roman" w:cs="Times New Roman"/>
-          <w:b/>
-          <w:bCs/>
-          <w:noProof/>
-          <w:highlight w:val="green"/>
-          <w:lang w:val="en-US"/>
-        </w:rPr>
-        <w:t>CSR and Stakeholder Value Maximization</w:t>
-      </w:r>
-      <w:r>
-        <w:rPr>
-          <w:rFonts w:ascii="Times New Roman" w:eastAsia="KaiTi" w:hAnsi="Times New Roman" w:cs="Times New Roman"/>
-          <w:b/>
-          <w:bCs/>
-          <w:noProof/>
-          <w:highlight w:val="green"/>
-          <w:lang w:val="en-US"/>
-        </w:rPr>
-        <w:t>.</w:t>
-      </w:r>
-      <w:r>
-        <w:rPr>
-          <w:rFonts w:ascii="Times New Roman" w:eastAsia="KaiTi" w:hAnsi="Times New Roman" w:cs="Times New Roman"/>
-          <w:noProof/>
-          <w:lang w:val="en-US"/>
-        </w:rPr>
-        <w:t xml:space="preserve"> </w:t>
-      </w:r>
-      <w:r>
-        <w:rPr>
-          <w:rFonts w:ascii="Times New Roman" w:eastAsia="KaiTi" w:hAnsi="Times New Roman" w:cs="Times New Roman"/>
-          <w:noProof/>
-          <w:lang w:val="en-US"/>
-        </w:rPr>
-        <w:t>Corporate social responsibility (CSR) has</w:t>
-      </w:r>
-      <w:r>
-        <w:rPr>
-          <w:rFonts w:ascii="Times New Roman" w:eastAsia="KaiTi" w:hAnsi="Times New Roman" w:cs="Times New Roman"/>
-          <w:noProof/>
-          <w:lang w:val="en-US"/>
-        </w:rPr>
-        <w:t xml:space="preserve"> </w:t>
-      </w:r>
-      <w:r>
-        <w:rPr>
-          <w:rFonts w:ascii="Times New Roman" w:eastAsia="KaiTi" w:hAnsi="Times New Roman" w:cs="Times New Roman"/>
-          <w:noProof/>
-          <w:lang w:val="en-US"/>
-        </w:rPr>
-        <w:t>become an important part of U.S. firms’</w:t>
-      </w:r>
-      <w:r>
-        <w:rPr>
-          <w:rFonts w:ascii="Times New Roman" w:eastAsia="KaiTi" w:hAnsi="Times New Roman" w:cs="Times New Roman"/>
-          <w:noProof/>
-          <w:lang w:val="en-US"/>
-        </w:rPr>
-        <w:t xml:space="preserve"> </w:t>
-      </w:r>
-      <w:r>
-        <w:rPr>
-          <w:rFonts w:ascii="Times New Roman" w:eastAsia="KaiTi" w:hAnsi="Times New Roman" w:cs="Times New Roman"/>
-          <w:noProof/>
-          <w:lang w:val="en-US"/>
-        </w:rPr>
-        <w:t>operation over the past decade</w:t>
-      </w:r>
-      <w:r>
-        <w:rPr>
-          <w:rFonts w:ascii="Times New Roman" w:eastAsia="KaiTi" w:hAnsi="Times New Roman" w:cs="Times New Roman"/>
-          <w:noProof/>
-          <w:lang w:val="en-US"/>
-        </w:rPr>
-        <w:t xml:space="preserve">. </w:t>
-      </w:r>
-      <w:r>
-        <w:rPr>
-          <w:rFonts w:ascii="Times New Roman" w:eastAsia="KaiTi" w:hAnsi="Times New Roman" w:cs="Times New Roman"/>
-          <w:noProof/>
-          <w:lang w:val="en-US"/>
-        </w:rPr>
-        <w:t>Mixed evidence on the relations between CSR</w:t>
-      </w:r>
-      <w:r>
-        <w:rPr>
-          <w:rFonts w:ascii="Times New Roman" w:eastAsia="KaiTi" w:hAnsi="Times New Roman" w:cs="Times New Roman"/>
-          <w:noProof/>
-          <w:lang w:val="en-US"/>
-        </w:rPr>
-        <w:t xml:space="preserve"> </w:t>
-      </w:r>
-      <w:r>
-        <w:rPr>
-          <w:rFonts w:ascii="Times New Roman" w:eastAsia="KaiTi" w:hAnsi="Times New Roman" w:cs="Times New Roman"/>
-          <w:noProof/>
-          <w:lang w:val="en-US"/>
-        </w:rPr>
-        <w:t>and firm performance</w:t>
-      </w:r>
-      <w:r>
-        <w:rPr>
-          <w:rFonts w:ascii="Times New Roman" w:eastAsia="KaiTi" w:hAnsi="Times New Roman" w:cs="Times New Roman"/>
-          <w:noProof/>
-          <w:lang w:val="en-US"/>
-        </w:rPr>
-        <w:t xml:space="preserve"> (</w:t>
-      </w:r>
-      <w:r>
-        <w:rPr>
-          <w:rFonts w:ascii="Times New Roman" w:eastAsia="KaiTi" w:hAnsi="Times New Roman" w:cs="Times New Roman" w:hint="eastAsia"/>
-          <w:noProof/>
-          <w:lang w:val="en-US"/>
-        </w:rPr>
-        <w:t>但这可能是</w:t>
-      </w:r>
-      <w:r>
-        <w:rPr>
-          <w:rFonts w:ascii="Times New Roman" w:eastAsia="KaiTi" w:hAnsi="Times New Roman" w:cs="Times New Roman"/>
-          <w:noProof/>
-          <w:lang w:val="en-US"/>
-        </w:rPr>
-        <w:t>reverse</w:t>
-      </w:r>
-      <w:r>
-        <w:rPr>
-          <w:rFonts w:ascii="Times New Roman" w:eastAsia="KaiTi" w:hAnsi="Times New Roman" w:cs="Times New Roman"/>
-          <w:noProof/>
-          <w:lang w:val="en-US"/>
-        </w:rPr>
-        <w:t xml:space="preserve"> </w:t>
-      </w:r>
-      <w:r>
-        <w:rPr>
-          <w:rFonts w:ascii="Times New Roman" w:eastAsia="KaiTi" w:hAnsi="Times New Roman" w:cs="Times New Roman"/>
-          <w:noProof/>
-          <w:lang w:val="en-US"/>
-        </w:rPr>
-        <w:t>causality</w:t>
-      </w:r>
-      <w:r>
-        <w:rPr>
-          <w:rFonts w:ascii="Times New Roman" w:eastAsia="KaiTi" w:hAnsi="Times New Roman" w:cs="Times New Roman"/>
-          <w:noProof/>
-          <w:lang w:val="en-US"/>
-        </w:rPr>
-        <w:t>).</w:t>
-      </w:r>
-      <w:r>
-        <w:rPr>
-          <w:rFonts w:ascii="Times New Roman" w:eastAsia="KaiTi" w:hAnsi="Times New Roman" w:cs="Times New Roman"/>
-          <w:noProof/>
-          <w:lang w:val="en-US"/>
-        </w:rPr>
-        <w:t xml:space="preserve"> </w:t>
-      </w:r>
-      <w:r>
-        <w:rPr>
-          <w:rFonts w:ascii="Times New Roman" w:eastAsia="KaiTi" w:hAnsi="Times New Roman" w:cs="Times New Roman" w:hint="eastAsia"/>
-          <w:noProof/>
-          <w:lang w:val="en-US"/>
-        </w:rPr>
-        <w:t>合并</w:t>
-      </w:r>
-      <w:r>
-        <w:rPr>
-          <w:rFonts w:ascii="Times New Roman" w:eastAsia="KaiTi" w:hAnsi="Times New Roman" w:cs="Times New Roman" w:hint="eastAsia"/>
-          <w:noProof/>
-          <w:lang w:val="en-US"/>
-        </w:rPr>
-        <w:t>时</w:t>
-      </w:r>
-      <w:r>
-        <w:rPr>
-          <w:rFonts w:ascii="Times New Roman" w:eastAsia="KaiTi" w:hAnsi="Times New Roman" w:cs="Times New Roman" w:hint="eastAsia"/>
-          <w:noProof/>
-          <w:lang w:val="en-US"/>
-        </w:rPr>
-        <w:t>CSR</w:t>
-      </w:r>
-      <w:r>
-        <w:rPr>
-          <w:rFonts w:ascii="Times New Roman" w:eastAsia="KaiTi" w:hAnsi="Times New Roman" w:cs="Times New Roman" w:hint="eastAsia"/>
-          <w:noProof/>
-          <w:lang w:val="en-US"/>
-        </w:rPr>
-        <w:t>影响</w:t>
-      </w:r>
-      <w:r>
-        <w:rPr>
-          <w:rFonts w:ascii="Times New Roman" w:eastAsia="KaiTi" w:hAnsi="Times New Roman" w:cs="Times New Roman" w:hint="eastAsia"/>
-          <w:noProof/>
-          <w:lang w:val="en-US"/>
-        </w:rPr>
-        <w:t>股东价值的一个维度</w:t>
-      </w:r>
-      <w:r>
-        <w:rPr>
-          <w:rFonts w:ascii="Times New Roman" w:eastAsia="KaiTi" w:hAnsi="Times New Roman" w:cs="Times New Roman" w:hint="eastAsia"/>
-          <w:noProof/>
-          <w:lang w:val="en-US"/>
-        </w:rPr>
-        <w:t>.</w:t>
-      </w:r>
-      <w:r>
-        <w:rPr>
-          <w:rFonts w:ascii="Times New Roman" w:eastAsia="KaiTi" w:hAnsi="Times New Roman" w:cs="Times New Roman"/>
-          <w:noProof/>
-          <w:lang w:val="en-US"/>
-        </w:rPr>
-        <w:t xml:space="preserve"> </w:t>
-      </w:r>
-      <w:r>
-        <w:rPr>
-          <w:rFonts w:ascii="Times New Roman" w:eastAsia="KaiTi" w:hAnsi="Times New Roman" w:cs="Times New Roman"/>
-          <w:noProof/>
-          <w:lang w:val="en-US"/>
-        </w:rPr>
-        <w:t xml:space="preserve">CSR </w:t>
-      </w:r>
-      <w:r>
-        <w:rPr>
-          <w:rFonts w:ascii="Times New Roman" w:eastAsia="KaiTi" w:hAnsi="Times New Roman" w:cs="Times New Roman" w:hint="eastAsia"/>
-          <w:noProof/>
-          <w:lang w:val="en-US"/>
-        </w:rPr>
-        <w:t>越高</w:t>
-      </w:r>
-      <w:r>
-        <w:rPr>
-          <w:rFonts w:ascii="Times New Roman" w:eastAsia="KaiTi" w:hAnsi="Times New Roman" w:cs="Times New Roman" w:hint="eastAsia"/>
-          <w:noProof/>
-          <w:lang w:val="en-US"/>
-        </w:rPr>
-        <w:t>,</w:t>
-      </w:r>
-      <w:r>
-        <w:rPr>
-          <w:rFonts w:ascii="Times New Roman" w:eastAsia="KaiTi" w:hAnsi="Times New Roman" w:cs="Times New Roman"/>
-          <w:noProof/>
-          <w:lang w:val="en-US"/>
-        </w:rPr>
-        <w:t xml:space="preserve"> </w:t>
-      </w:r>
-      <w:r>
-        <w:rPr>
-          <w:rFonts w:ascii="Times New Roman" w:eastAsia="KaiTi" w:hAnsi="Times New Roman" w:cs="Times New Roman" w:hint="eastAsia"/>
-          <w:noProof/>
-          <w:lang w:val="en-US"/>
-        </w:rPr>
-        <w:t>股票回报越高</w:t>
-      </w:r>
-      <w:r>
-        <w:rPr>
-          <w:rFonts w:ascii="Times New Roman" w:eastAsia="KaiTi" w:hAnsi="Times New Roman" w:cs="Times New Roman" w:hint="eastAsia"/>
-          <w:noProof/>
-          <w:lang w:val="en-US"/>
-        </w:rPr>
-        <w:t>,</w:t>
-      </w:r>
-      <w:r>
-        <w:rPr>
-          <w:rFonts w:ascii="Times New Roman" w:eastAsia="KaiTi" w:hAnsi="Times New Roman" w:cs="Times New Roman"/>
-          <w:noProof/>
-          <w:lang w:val="en-US"/>
-        </w:rPr>
-        <w:t xml:space="preserve"> </w:t>
-      </w:r>
-      <w:r>
-        <w:rPr>
-          <w:rFonts w:ascii="Times New Roman" w:eastAsia="KaiTi" w:hAnsi="Times New Roman" w:cs="Times New Roman" w:hint="eastAsia"/>
-          <w:noProof/>
-          <w:lang w:val="en-US"/>
-        </w:rPr>
-        <w:t>经营业绩和长期回报</w:t>
-      </w:r>
-      <w:r>
-        <w:rPr>
-          <w:rFonts w:ascii="Times New Roman" w:eastAsia="KaiTi" w:hAnsi="Times New Roman" w:cs="Times New Roman" w:hint="eastAsia"/>
-          <w:noProof/>
-          <w:lang w:val="en-US"/>
-        </w:rPr>
-        <w:t>,</w:t>
-      </w:r>
-      <w:r>
-        <w:rPr>
-          <w:rFonts w:ascii="Times New Roman" w:eastAsia="KaiTi" w:hAnsi="Times New Roman" w:cs="Times New Roman"/>
-          <w:noProof/>
-          <w:lang w:val="en-US"/>
-        </w:rPr>
-        <w:t xml:space="preserve"> </w:t>
-      </w:r>
-      <w:r>
-        <w:rPr>
-          <w:rFonts w:ascii="Times New Roman" w:eastAsia="KaiTi" w:hAnsi="Times New Roman" w:cs="Times New Roman" w:hint="eastAsia"/>
-          <w:noProof/>
-          <w:lang w:val="en-US"/>
-        </w:rPr>
-        <w:t>并购完成时间短</w:t>
-      </w:r>
-      <w:r>
-        <w:rPr>
-          <w:rFonts w:ascii="Times New Roman" w:eastAsia="KaiTi" w:hAnsi="Times New Roman" w:cs="Times New Roman" w:hint="eastAsia"/>
-          <w:noProof/>
-          <w:lang w:val="en-US"/>
-        </w:rPr>
-        <w:t>,</w:t>
-      </w:r>
-      <w:r>
-        <w:rPr>
-          <w:rFonts w:ascii="Times New Roman" w:eastAsia="KaiTi" w:hAnsi="Times New Roman" w:cs="Times New Roman"/>
-          <w:noProof/>
-          <w:lang w:val="en-US"/>
-        </w:rPr>
-        <w:t xml:space="preserve"> </w:t>
-      </w:r>
-      <w:r>
-        <w:rPr>
-          <w:rFonts w:ascii="Times New Roman" w:eastAsia="KaiTi" w:hAnsi="Times New Roman" w:cs="Times New Roman" w:hint="eastAsia"/>
-          <w:noProof/>
-          <w:lang w:val="en-US"/>
-        </w:rPr>
-        <w:t>成功率高</w:t>
-      </w:r>
-      <w:r>
-        <w:rPr>
-          <w:rFonts w:ascii="Times New Roman" w:eastAsia="KaiTi" w:hAnsi="Times New Roman" w:cs="Times New Roman" w:hint="eastAsia"/>
-          <w:noProof/>
-          <w:lang w:val="en-US"/>
-        </w:rPr>
-        <w:t>,</w:t>
-      </w:r>
-      <w:r>
-        <w:rPr>
-          <w:rFonts w:ascii="Times New Roman" w:eastAsia="KaiTi" w:hAnsi="Times New Roman" w:cs="Times New Roman"/>
-          <w:noProof/>
-          <w:lang w:val="en-US"/>
-        </w:rPr>
-        <w:t xml:space="preserve"> </w:t>
-      </w:r>
-      <w:r>
-        <w:rPr>
-          <w:rFonts w:ascii="Times New Roman" w:eastAsia="KaiTi" w:hAnsi="Times New Roman" w:cs="Times New Roman" w:hint="eastAsia"/>
-          <w:noProof/>
-          <w:lang w:val="en-US"/>
-        </w:rPr>
-        <w:t>受益者多</w:t>
-      </w:r>
-      <w:r>
-        <w:rPr>
-          <w:rFonts w:ascii="Times New Roman" w:eastAsia="KaiTi" w:hAnsi="Times New Roman" w:cs="Times New Roman" w:hint="eastAsia"/>
-          <w:noProof/>
-          <w:lang w:val="en-US"/>
-        </w:rPr>
-        <w:t>,</w:t>
-      </w:r>
-      <w:r>
-        <w:rPr>
-          <w:rFonts w:ascii="Times New Roman" w:eastAsia="KaiTi" w:hAnsi="Times New Roman" w:cs="Times New Roman"/>
-          <w:noProof/>
-          <w:lang w:val="en-US"/>
-        </w:rPr>
-        <w:t xml:space="preserve"> </w:t>
-      </w:r>
-      <w:r>
-        <w:rPr>
-          <w:rFonts w:ascii="Times New Roman" w:eastAsia="KaiTi" w:hAnsi="Times New Roman" w:cs="Times New Roman" w:hint="eastAsia"/>
-          <w:noProof/>
-          <w:lang w:val="en-US"/>
-        </w:rPr>
-        <w:t>解雇人员少</w:t>
-      </w:r>
-      <w:r>
-        <w:rPr>
-          <w:rFonts w:ascii="Times New Roman" w:eastAsia="KaiTi" w:hAnsi="Times New Roman" w:cs="Times New Roman"/>
-          <w:noProof/>
-          <w:lang w:val="en-US"/>
-        </w:rPr>
-        <w:t xml:space="preserve">, </w:t>
       </w:r>
     </w:p>
     <w:sectPr>
@@ -20925,6 +20523,7 @@
   <w:style w:type="character" w:default="1" w:styleId="DefaultParagraphFont">
     <w:name w:val="Default Paragraph Font"/>
     <w:uiPriority w:val="1"/>
+    <w:semiHidden/>
     <w:unhideWhenUsed/>
   </w:style>
   <w:style w:type="table" w:default="1" w:styleId="TableNormal">
